--- a/Manuscript docs/Tables and Figures File 9.30.22.docx
+++ b/Manuscript docs/Tables and Figures File 9.30.22.docx
@@ -4373,8 +4373,6 @@
         <w:spacing w:line="480" w:lineRule="auto"/>
         <w:rPr>
           <w:rFonts w:ascii="Times New Roman" w:hAnsi="Times New Roman" w:cs="Times New Roman"/>
-          <w:i/>
-          <w:iCs/>
           <w:sz w:val="24"/>
           <w:szCs w:val="24"/>
         </w:rPr>
@@ -4402,7 +4400,45 @@
           <w:sz w:val="24"/>
           <w:szCs w:val="24"/>
         </w:rPr>
-        <w:t>4. Standardized effect sizes (SES) of observed functional trait groups in urban farms, vacant lots, and high diversity pocket prairies in Cleveland, Ohio, USA. Positive SES values indicate the functional trait category was observed at higher rates than in the average null model expectations of the city. Negative SES values indicate the functional group was observed at rates lower than Cleveland’s average null model expectations.</w:t>
+        <w:t xml:space="preserve">4. Standardized effect sizes (SES) of observed functional trait groups in urban farms, </w:t>
+      </w:r>
+      <w:r>
+        <w:rPr>
+          <w:rFonts w:ascii="Times New Roman" w:hAnsi="Times New Roman" w:cs="Times New Roman"/>
+          <w:sz w:val="24"/>
+          <w:szCs w:val="24"/>
+        </w:rPr>
+        <w:t>and vacant lots</w:t>
+      </w:r>
+      <w:r>
+        <w:rPr>
+          <w:rFonts w:ascii="Times New Roman" w:hAnsi="Times New Roman" w:cs="Times New Roman"/>
+          <w:sz w:val="24"/>
+          <w:szCs w:val="24"/>
+        </w:rPr>
+        <w:t xml:space="preserve"> in Cleveland, Ohio, USA. Positive SES values indicate the functional trait category was observed at higher rates than in the average null model expectations of the city. Negative SES values indicate the functional group was observed at rates lower than Cleveland’s average null model expectations.</w:t>
+      </w:r>
+    </w:p>
+    <w:p>
+      <w:pPr>
+        <w:spacing w:line="480" w:lineRule="auto"/>
+        <w:rPr>
+          <w:rFonts w:ascii="Times New Roman" w:hAnsi="Times New Roman" w:cs="Times New Roman"/>
+          <w:i/>
+          <w:iCs/>
+          <w:sz w:val="24"/>
+          <w:szCs w:val="24"/>
+        </w:rPr>
+      </w:pPr>
+      <w:r>
+        <w:rPr>
+          <w:rFonts w:ascii="Times New Roman" w:hAnsi="Times New Roman" w:cs="Times New Roman"/>
+          <w:i/>
+          <w:iCs/>
+          <w:sz w:val="24"/>
+          <w:szCs w:val="24"/>
+        </w:rPr>
+        <w:t xml:space="preserve">Currently I’m separating Francis and Katie’s results completely </w:t>
       </w:r>
     </w:p>
     <w:tbl>
@@ -4421,23 +4457,21 @@
         <w:tblLook w:val="0000" w:firstRow="0" w:lastRow="0" w:firstColumn="0" w:lastColumn="0" w:noHBand="0" w:noVBand="0"/>
       </w:tblPr>
       <w:tblGrid>
-        <w:gridCol w:w="237"/>
-        <w:gridCol w:w="1297"/>
+        <w:gridCol w:w="241"/>
+        <w:gridCol w:w="1293"/>
         <w:gridCol w:w="1724"/>
         <w:gridCol w:w="1286"/>
         <w:gridCol w:w="1244"/>
         <w:gridCol w:w="60"/>
         <w:gridCol w:w="1286"/>
-        <w:gridCol w:w="1286"/>
-        <w:gridCol w:w="44"/>
-        <w:gridCol w:w="1242"/>
-        <w:gridCol w:w="1382"/>
-        <w:gridCol w:w="20"/>
+        <w:gridCol w:w="1277"/>
+        <w:gridCol w:w="104"/>
+        <w:gridCol w:w="2593"/>
       </w:tblGrid>
       <w:tr>
         <w:trPr>
-          <w:gridAfter w:val="1"/>
-          <w:wAfter w:w="9" w:type="pct"/>
+          <w:gridAfter w:val="2"/>
+          <w:wAfter w:w="1214" w:type="pct"/>
           <w:trHeight w:val="98"/>
         </w:trPr>
         <w:tc>
@@ -4531,14 +4565,14 @@
                 <w:iCs/>
                 <w:szCs w:val="24"/>
               </w:rPr>
-              <w:t>Urban Farms</w:t>
+              <w:t>Vacant Lots(control)</w:t>
             </w:r>
           </w:p>
         </w:tc>
         <w:tc>
           <w:tcPr>
-            <w:tcW w:w="1205" w:type="pct"/>
-            <w:gridSpan w:val="4"/>
+            <w:tcW w:w="1181" w:type="pct"/>
+            <w:gridSpan w:val="3"/>
             <w:tcBorders>
               <w:left w:val="nil"/>
               <w:bottom w:val="single" w:sz="4" w:space="0" w:color="auto"/>
@@ -4563,39 +4597,7 @@
                 <w:iCs/>
                 <w:szCs w:val="24"/>
               </w:rPr>
-              <w:t>Vacant Lots</w:t>
-            </w:r>
-          </w:p>
-        </w:tc>
-        <w:tc>
-          <w:tcPr>
-            <w:tcW w:w="1181" w:type="pct"/>
-            <w:gridSpan w:val="2"/>
-            <w:tcBorders>
-              <w:left w:val="nil"/>
-              <w:bottom w:val="single" w:sz="4" w:space="0" w:color="auto"/>
-              <w:right w:val="nil"/>
-            </w:tcBorders>
-            <w:vAlign w:val="bottom"/>
-          </w:tcPr>
-          <w:p>
-            <w:pPr>
-              <w:jc w:val="center"/>
-              <w:rPr>
-                <w:rFonts w:ascii="Times New Roman" w:hAnsi="Times New Roman" w:cs="Times New Roman"/>
-                <w:i/>
-                <w:iCs/>
-                <w:szCs w:val="24"/>
-              </w:rPr>
-            </w:pPr>
-            <w:r>
-              <w:rPr>
-                <w:rFonts w:ascii="Times New Roman" w:hAnsi="Times New Roman" w:cs="Times New Roman"/>
-                <w:i/>
-                <w:iCs/>
-                <w:szCs w:val="24"/>
-              </w:rPr>
-              <w:t>High Diversity Prairies</w:t>
+              <w:t>Urban Farms</w:t>
             </w:r>
           </w:p>
         </w:tc>
@@ -4603,7 +4605,7 @@
       <w:tr>
         <w:trPr>
           <w:gridAfter w:val="1"/>
-          <w:wAfter w:w="9" w:type="pct"/>
+          <w:wAfter w:w="1167" w:type="pct"/>
           <w:trHeight w:val="345"/>
         </w:trPr>
         <w:tc>
@@ -4722,6 +4724,7 @@
               <w:bottom w:val="single" w:sz="4" w:space="0" w:color="auto"/>
               <w:right w:val="nil"/>
             </w:tcBorders>
+            <w:vAlign w:val="bottom"/>
           </w:tcPr>
           <w:p>
             <w:pPr>
@@ -4746,37 +4749,7 @@
         </w:tc>
         <w:tc>
           <w:tcPr>
-            <w:tcW w:w="579" w:type="pct"/>
-            <w:tcBorders>
-              <w:left w:val="nil"/>
-              <w:bottom w:val="single" w:sz="4" w:space="0" w:color="auto"/>
-              <w:right w:val="nil"/>
-            </w:tcBorders>
-          </w:tcPr>
-          <w:p>
-            <w:pPr>
-              <w:jc w:val="center"/>
-              <w:rPr>
-                <w:rFonts w:ascii="Times New Roman" w:hAnsi="Times New Roman" w:cs="Times New Roman"/>
-                <w:i/>
-                <w:iCs/>
-                <w:szCs w:val="24"/>
-              </w:rPr>
-            </w:pPr>
-            <w:r>
-              <w:rPr>
-                <w:rFonts w:ascii="Times New Roman" w:hAnsi="Times New Roman" w:cs="Times New Roman"/>
-                <w:i/>
-                <w:iCs/>
-                <w:szCs w:val="24"/>
-              </w:rPr>
-              <w:t>p-value</w:t>
-            </w:r>
-          </w:p>
-        </w:tc>
-        <w:tc>
-          <w:tcPr>
-            <w:tcW w:w="579" w:type="pct"/>
+            <w:tcW w:w="622" w:type="pct"/>
             <w:gridSpan w:val="2"/>
             <w:tcBorders>
               <w:left w:val="nil"/>
@@ -4802,37 +4775,6 @@
                 <w:iCs/>
                 <w:szCs w:val="24"/>
               </w:rPr>
-              <w:t>SES</w:t>
-            </w:r>
-          </w:p>
-        </w:tc>
-        <w:tc>
-          <w:tcPr>
-            <w:tcW w:w="622" w:type="pct"/>
-            <w:tcBorders>
-              <w:left w:val="nil"/>
-              <w:bottom w:val="single" w:sz="4" w:space="0" w:color="auto"/>
-              <w:right w:val="nil"/>
-            </w:tcBorders>
-            <w:vAlign w:val="bottom"/>
-          </w:tcPr>
-          <w:p>
-            <w:pPr>
-              <w:jc w:val="center"/>
-              <w:rPr>
-                <w:rFonts w:ascii="Times New Roman" w:hAnsi="Times New Roman" w:cs="Times New Roman"/>
-                <w:i/>
-                <w:iCs/>
-                <w:szCs w:val="24"/>
-              </w:rPr>
-            </w:pPr>
-            <w:r>
-              <w:rPr>
-                <w:rFonts w:ascii="Times New Roman" w:hAnsi="Times New Roman" w:cs="Times New Roman"/>
-                <w:i/>
-                <w:iCs/>
-                <w:szCs w:val="24"/>
-              </w:rPr>
               <w:t>p-value</w:t>
             </w:r>
           </w:p>
@@ -4841,7 +4783,7 @@
       <w:tr>
         <w:trPr>
           <w:gridAfter w:val="1"/>
-          <w:wAfter w:w="9" w:type="pct"/>
+          <w:wAfter w:w="1167" w:type="pct"/>
           <w:trHeight w:val="96"/>
         </w:trPr>
         <w:tc>
@@ -5318,7 +5260,23 @@
                 <w:color w:val="000000"/>
                 <w:szCs w:val="24"/>
               </w:rPr>
-              <w:t>-0.080</w:t>
+              <w:t>0.0</w:t>
+            </w:r>
+            <w:r>
+              <w:rPr>
+                <w:rFonts w:ascii="Times New Roman" w:hAnsi="Times New Roman" w:cs="Times New Roman"/>
+                <w:color w:val="000000"/>
+                <w:szCs w:val="24"/>
+              </w:rPr>
+              <w:t>6</w:t>
+            </w:r>
+            <w:r>
+              <w:rPr>
+                <w:rFonts w:ascii="Times New Roman" w:hAnsi="Times New Roman" w:cs="Times New Roman"/>
+                <w:color w:val="000000"/>
+                <w:szCs w:val="24"/>
+              </w:rPr>
+              <w:t>8</w:t>
             </w:r>
           </w:p>
           <w:p>
@@ -5598,7 +5556,15 @@
                 <w:color w:val="000000"/>
                 <w:szCs w:val="24"/>
               </w:rPr>
-              <w:t>0.844</w:t>
+              <w:t>0.</w:t>
+            </w:r>
+            <w:r>
+              <w:rPr>
+                <w:rFonts w:ascii="Times New Roman" w:hAnsi="Times New Roman" w:cs="Times New Roman"/>
+                <w:color w:val="000000"/>
+                <w:szCs w:val="24"/>
+              </w:rPr>
+              <w:t>910</w:t>
             </w:r>
           </w:p>
           <w:p>
@@ -5908,583 +5874,265 @@
                 <w:color w:val="000000"/>
                 <w:szCs w:val="24"/>
               </w:rPr>
-              <w:t>0.164</w:t>
-            </w:r>
-          </w:p>
-          <w:p>
-            <w:pPr>
-              <w:jc w:val="center"/>
-              <w:rPr>
-                <w:rFonts w:ascii="Times New Roman" w:hAnsi="Times New Roman" w:cs="Times New Roman"/>
-                <w:color w:val="000000"/>
-                <w:szCs w:val="24"/>
-              </w:rPr>
-            </w:pPr>
-            <w:r>
-              <w:rPr>
-                <w:rFonts w:ascii="Times New Roman" w:hAnsi="Times New Roman" w:cs="Times New Roman"/>
-                <w:color w:val="000000"/>
-                <w:szCs w:val="24"/>
-              </w:rPr>
-              <w:t>-1.926</w:t>
-            </w:r>
-          </w:p>
-          <w:p>
-            <w:pPr>
-              <w:jc w:val="center"/>
-              <w:rPr>
-                <w:rFonts w:ascii="Times New Roman" w:hAnsi="Times New Roman" w:cs="Times New Roman"/>
-                <w:color w:val="000000"/>
-                <w:szCs w:val="24"/>
-              </w:rPr>
-            </w:pPr>
-            <w:r>
-              <w:rPr>
-                <w:rFonts w:ascii="Times New Roman" w:hAnsi="Times New Roman" w:cs="Times New Roman"/>
-                <w:color w:val="000000"/>
-                <w:szCs w:val="24"/>
-              </w:rPr>
-              <w:t>2.389</w:t>
-            </w:r>
-          </w:p>
-          <w:p>
-            <w:pPr>
-              <w:jc w:val="center"/>
-              <w:rPr>
-                <w:rFonts w:ascii="Times New Roman" w:hAnsi="Times New Roman" w:cs="Times New Roman"/>
-                <w:color w:val="000000"/>
-                <w:szCs w:val="24"/>
-              </w:rPr>
-            </w:pPr>
-            <w:r>
-              <w:rPr>
-                <w:rFonts w:ascii="Times New Roman" w:hAnsi="Times New Roman" w:cs="Times New Roman"/>
-                <w:color w:val="000000"/>
-                <w:szCs w:val="24"/>
-              </w:rPr>
-              <w:t>-1.230</w:t>
-            </w:r>
-          </w:p>
-          <w:p>
-            <w:pPr>
-              <w:jc w:val="center"/>
-              <w:rPr>
-                <w:rFonts w:ascii="Times New Roman" w:hAnsi="Times New Roman" w:cs="Times New Roman"/>
-                <w:color w:val="000000"/>
-                <w:szCs w:val="24"/>
-              </w:rPr>
-            </w:pPr>
-            <w:r>
-              <w:rPr>
-                <w:rFonts w:ascii="Times New Roman" w:hAnsi="Times New Roman" w:cs="Times New Roman"/>
-                <w:color w:val="000000"/>
-                <w:szCs w:val="24"/>
-              </w:rPr>
-              <w:t>-0.235</w:t>
-            </w:r>
-          </w:p>
-          <w:p>
-            <w:pPr>
-              <w:jc w:val="center"/>
-              <w:rPr>
-                <w:rFonts w:ascii="Times New Roman" w:hAnsi="Times New Roman" w:cs="Times New Roman"/>
-                <w:color w:val="000000"/>
-                <w:szCs w:val="24"/>
-              </w:rPr>
-            </w:pPr>
-            <w:r>
-              <w:rPr>
-                <w:rFonts w:ascii="Times New Roman" w:hAnsi="Times New Roman" w:cs="Times New Roman"/>
-                <w:color w:val="000000"/>
-                <w:szCs w:val="24"/>
-              </w:rPr>
-              <w:t>-0.353</w:t>
-            </w:r>
-          </w:p>
-          <w:p>
-            <w:pPr>
-              <w:jc w:val="center"/>
-              <w:rPr>
-                <w:rFonts w:ascii="Times New Roman" w:hAnsi="Times New Roman" w:cs="Times New Roman"/>
-                <w:color w:val="000000"/>
-                <w:szCs w:val="24"/>
-              </w:rPr>
-            </w:pPr>
-            <w:r>
-              <w:rPr>
-                <w:rFonts w:ascii="Times New Roman" w:hAnsi="Times New Roman" w:cs="Times New Roman"/>
-                <w:color w:val="000000"/>
-                <w:szCs w:val="24"/>
-              </w:rPr>
-              <w:t>1.601</w:t>
-            </w:r>
-          </w:p>
-          <w:p>
-            <w:pPr>
-              <w:jc w:val="center"/>
-              <w:rPr>
-                <w:rFonts w:ascii="Times New Roman" w:hAnsi="Times New Roman" w:cs="Times New Roman"/>
-                <w:color w:val="000000"/>
-                <w:szCs w:val="24"/>
-              </w:rPr>
-            </w:pPr>
-            <w:r>
-              <w:rPr>
-                <w:rFonts w:ascii="Times New Roman" w:hAnsi="Times New Roman" w:cs="Times New Roman"/>
-                <w:color w:val="000000"/>
-                <w:szCs w:val="24"/>
-              </w:rPr>
-              <w:t>-0.020</w:t>
-            </w:r>
-          </w:p>
-          <w:p>
-            <w:pPr>
-              <w:jc w:val="center"/>
-              <w:rPr>
-                <w:rFonts w:ascii="Times New Roman" w:hAnsi="Times New Roman" w:cs="Times New Roman"/>
-                <w:color w:val="000000"/>
-                <w:szCs w:val="24"/>
-              </w:rPr>
-            </w:pPr>
-            <w:r>
-              <w:rPr>
-                <w:rFonts w:ascii="Times New Roman" w:hAnsi="Times New Roman" w:cs="Times New Roman"/>
-                <w:color w:val="000000"/>
-                <w:szCs w:val="24"/>
-              </w:rPr>
-              <w:t>0.225</w:t>
-            </w:r>
-          </w:p>
-          <w:p>
-            <w:pPr>
-              <w:jc w:val="center"/>
-              <w:rPr>
-                <w:rFonts w:ascii="Times New Roman" w:hAnsi="Times New Roman" w:cs="Times New Roman"/>
-                <w:color w:val="000000"/>
-                <w:szCs w:val="24"/>
-              </w:rPr>
-            </w:pPr>
-            <w:r>
-              <w:rPr>
-                <w:rFonts w:ascii="Times New Roman" w:hAnsi="Times New Roman" w:cs="Times New Roman"/>
-                <w:color w:val="000000"/>
-                <w:szCs w:val="24"/>
-              </w:rPr>
-              <w:t>1.577</w:t>
-            </w:r>
-          </w:p>
-          <w:p>
-            <w:pPr>
-              <w:jc w:val="center"/>
-              <w:rPr>
-                <w:rFonts w:ascii="Times New Roman" w:hAnsi="Times New Roman" w:cs="Times New Roman"/>
-                <w:color w:val="000000"/>
-                <w:szCs w:val="24"/>
-              </w:rPr>
-            </w:pPr>
-            <w:r>
-              <w:rPr>
-                <w:rFonts w:ascii="Times New Roman" w:hAnsi="Times New Roman" w:cs="Times New Roman"/>
-                <w:color w:val="000000"/>
-                <w:szCs w:val="24"/>
-              </w:rPr>
-              <w:t>-0.736</w:t>
-            </w:r>
-          </w:p>
-          <w:p>
-            <w:pPr>
-              <w:jc w:val="center"/>
-              <w:rPr>
-                <w:rFonts w:ascii="Times New Roman" w:hAnsi="Times New Roman" w:cs="Times New Roman"/>
-                <w:color w:val="000000"/>
-                <w:szCs w:val="24"/>
-              </w:rPr>
-            </w:pPr>
-            <w:r>
-              <w:rPr>
-                <w:rFonts w:ascii="Times New Roman" w:hAnsi="Times New Roman" w:cs="Times New Roman"/>
-                <w:color w:val="000000"/>
-                <w:szCs w:val="24"/>
-              </w:rPr>
-              <w:t>1.557</w:t>
-            </w:r>
-          </w:p>
-          <w:p>
-            <w:pPr>
-              <w:jc w:val="center"/>
-              <w:rPr>
-                <w:rFonts w:ascii="Times New Roman" w:hAnsi="Times New Roman" w:cs="Times New Roman"/>
-                <w:color w:val="000000"/>
-                <w:szCs w:val="24"/>
-              </w:rPr>
-            </w:pPr>
-            <w:r>
-              <w:rPr>
-                <w:rFonts w:ascii="Times New Roman" w:hAnsi="Times New Roman" w:cs="Times New Roman"/>
-                <w:color w:val="000000"/>
-                <w:szCs w:val="24"/>
-              </w:rPr>
-              <w:t>-2.088</w:t>
-            </w:r>
-          </w:p>
-          <w:p>
-            <w:pPr>
-              <w:jc w:val="center"/>
-              <w:rPr>
-                <w:rFonts w:ascii="Times New Roman" w:hAnsi="Times New Roman" w:cs="Times New Roman"/>
-                <w:color w:val="000000"/>
-                <w:szCs w:val="24"/>
-              </w:rPr>
-            </w:pPr>
-            <w:r>
-              <w:rPr>
-                <w:rFonts w:ascii="Times New Roman" w:hAnsi="Times New Roman" w:cs="Times New Roman"/>
-                <w:color w:val="000000"/>
-                <w:szCs w:val="24"/>
-              </w:rPr>
-              <w:t>-1.179</w:t>
-            </w:r>
-          </w:p>
-          <w:p>
-            <w:pPr>
-              <w:jc w:val="center"/>
-              <w:rPr>
-                <w:rFonts w:ascii="Times New Roman" w:hAnsi="Times New Roman" w:cs="Times New Roman"/>
-                <w:color w:val="000000"/>
-                <w:szCs w:val="24"/>
-              </w:rPr>
-            </w:pPr>
-            <w:r>
-              <w:rPr>
-                <w:rFonts w:ascii="Times New Roman" w:hAnsi="Times New Roman" w:cs="Times New Roman"/>
-                <w:color w:val="000000"/>
-                <w:szCs w:val="24"/>
-              </w:rPr>
-              <w:t>1.179</w:t>
+              <w:t>0.080</w:t>
+            </w:r>
+          </w:p>
+          <w:p>
+            <w:pPr>
+              <w:jc w:val="center"/>
+              <w:rPr>
+                <w:rFonts w:ascii="Times New Roman" w:hAnsi="Times New Roman" w:cs="Times New Roman"/>
+                <w:color w:val="000000"/>
+                <w:szCs w:val="24"/>
+              </w:rPr>
+            </w:pPr>
+            <w:r>
+              <w:rPr>
+                <w:rFonts w:ascii="Times New Roman" w:hAnsi="Times New Roman" w:cs="Times New Roman"/>
+                <w:color w:val="000000"/>
+                <w:szCs w:val="24"/>
+              </w:rPr>
+              <w:t>-1.935</w:t>
+            </w:r>
+          </w:p>
+          <w:p>
+            <w:pPr>
+              <w:jc w:val="center"/>
+              <w:rPr>
+                <w:rFonts w:ascii="Times New Roman" w:hAnsi="Times New Roman" w:cs="Times New Roman"/>
+                <w:color w:val="000000"/>
+                <w:szCs w:val="24"/>
+              </w:rPr>
+            </w:pPr>
+            <w:r>
+              <w:rPr>
+                <w:rFonts w:ascii="Times New Roman" w:hAnsi="Times New Roman" w:cs="Times New Roman"/>
+                <w:color w:val="000000"/>
+                <w:szCs w:val="24"/>
+              </w:rPr>
+              <w:t>1.869</w:t>
+            </w:r>
+          </w:p>
+          <w:p>
+            <w:pPr>
+              <w:jc w:val="center"/>
+              <w:rPr>
+                <w:rFonts w:ascii="Times New Roman" w:hAnsi="Times New Roman" w:cs="Times New Roman"/>
+                <w:color w:val="000000"/>
+                <w:szCs w:val="24"/>
+              </w:rPr>
+            </w:pPr>
+            <w:r>
+              <w:rPr>
+                <w:rFonts w:ascii="Times New Roman" w:hAnsi="Times New Roman" w:cs="Times New Roman"/>
+                <w:color w:val="000000"/>
+                <w:szCs w:val="24"/>
+              </w:rPr>
+              <w:t>-0.295</w:t>
+            </w:r>
+          </w:p>
+          <w:p>
+            <w:pPr>
+              <w:jc w:val="center"/>
+              <w:rPr>
+                <w:rFonts w:ascii="Times New Roman" w:hAnsi="Times New Roman" w:cs="Times New Roman"/>
+                <w:color w:val="000000"/>
+                <w:szCs w:val="24"/>
+              </w:rPr>
+            </w:pPr>
+            <w:r>
+              <w:rPr>
+                <w:rFonts w:ascii="Times New Roman" w:hAnsi="Times New Roman" w:cs="Times New Roman"/>
+                <w:color w:val="000000"/>
+                <w:szCs w:val="24"/>
+              </w:rPr>
+              <w:t>0.664</w:t>
+            </w:r>
+          </w:p>
+          <w:p>
+            <w:pPr>
+              <w:jc w:val="center"/>
+              <w:rPr>
+                <w:rFonts w:ascii="Times New Roman" w:hAnsi="Times New Roman" w:cs="Times New Roman"/>
+                <w:color w:val="000000"/>
+                <w:szCs w:val="24"/>
+              </w:rPr>
+            </w:pPr>
+            <w:r>
+              <w:rPr>
+                <w:rFonts w:ascii="Times New Roman" w:hAnsi="Times New Roman" w:cs="Times New Roman"/>
+                <w:color w:val="000000"/>
+                <w:szCs w:val="24"/>
+              </w:rPr>
+              <w:t>-1.486</w:t>
+            </w:r>
+          </w:p>
+          <w:p>
+            <w:pPr>
+              <w:jc w:val="center"/>
+              <w:rPr>
+                <w:rFonts w:ascii="Times New Roman" w:hAnsi="Times New Roman" w:cs="Times New Roman"/>
+                <w:color w:val="000000"/>
+                <w:szCs w:val="24"/>
+              </w:rPr>
+            </w:pPr>
+            <w:r>
+              <w:rPr>
+                <w:rFonts w:ascii="Times New Roman" w:hAnsi="Times New Roman" w:cs="Times New Roman"/>
+                <w:color w:val="000000"/>
+                <w:szCs w:val="24"/>
+              </w:rPr>
+              <w:t>1.114</w:t>
+            </w:r>
+          </w:p>
+          <w:p>
+            <w:pPr>
+              <w:jc w:val="center"/>
+              <w:rPr>
+                <w:rFonts w:ascii="Times New Roman" w:hAnsi="Times New Roman" w:cs="Times New Roman"/>
+                <w:color w:val="000000"/>
+                <w:szCs w:val="24"/>
+              </w:rPr>
+            </w:pPr>
+            <w:r>
+              <w:rPr>
+                <w:rFonts w:ascii="Times New Roman" w:hAnsi="Times New Roman" w:cs="Times New Roman"/>
+                <w:color w:val="000000"/>
+                <w:szCs w:val="24"/>
+              </w:rPr>
+              <w:t>0.054</w:t>
+            </w:r>
+          </w:p>
+          <w:p>
+            <w:pPr>
+              <w:jc w:val="center"/>
+              <w:rPr>
+                <w:rFonts w:ascii="Times New Roman" w:hAnsi="Times New Roman" w:cs="Times New Roman"/>
+                <w:color w:val="000000"/>
+                <w:szCs w:val="24"/>
+              </w:rPr>
+            </w:pPr>
+            <w:r>
+              <w:rPr>
+                <w:rFonts w:ascii="Times New Roman" w:hAnsi="Times New Roman" w:cs="Times New Roman"/>
+                <w:color w:val="000000"/>
+                <w:szCs w:val="24"/>
+              </w:rPr>
+              <w:t>-0.131</w:t>
+            </w:r>
+          </w:p>
+          <w:p>
+            <w:pPr>
+              <w:jc w:val="center"/>
+              <w:rPr>
+                <w:rFonts w:ascii="Times New Roman" w:hAnsi="Times New Roman" w:cs="Times New Roman"/>
+                <w:color w:val="000000"/>
+                <w:szCs w:val="24"/>
+              </w:rPr>
+            </w:pPr>
+            <w:r>
+              <w:rPr>
+                <w:rFonts w:ascii="Times New Roman" w:hAnsi="Times New Roman" w:cs="Times New Roman"/>
+                <w:color w:val="000000"/>
+                <w:szCs w:val="24"/>
+              </w:rPr>
+              <w:t>1.781</w:t>
+            </w:r>
+          </w:p>
+          <w:p>
+            <w:pPr>
+              <w:jc w:val="center"/>
+              <w:rPr>
+                <w:rFonts w:ascii="Times New Roman" w:hAnsi="Times New Roman" w:cs="Times New Roman"/>
+                <w:color w:val="000000"/>
+                <w:szCs w:val="24"/>
+              </w:rPr>
+            </w:pPr>
+            <w:r>
+              <w:rPr>
+                <w:rFonts w:ascii="Times New Roman" w:hAnsi="Times New Roman" w:cs="Times New Roman"/>
+                <w:color w:val="000000"/>
+                <w:szCs w:val="24"/>
+              </w:rPr>
+              <w:t>-1.412</w:t>
+            </w:r>
+          </w:p>
+          <w:p>
+            <w:pPr>
+              <w:jc w:val="center"/>
+              <w:rPr>
+                <w:rFonts w:ascii="Times New Roman" w:hAnsi="Times New Roman" w:cs="Times New Roman"/>
+                <w:color w:val="000000"/>
+                <w:szCs w:val="24"/>
+              </w:rPr>
+            </w:pPr>
+            <w:r>
+              <w:rPr>
+                <w:rFonts w:ascii="Times New Roman" w:hAnsi="Times New Roman" w:cs="Times New Roman"/>
+                <w:color w:val="000000"/>
+                <w:szCs w:val="24"/>
+              </w:rPr>
+              <w:t>1.857</w:t>
+            </w:r>
+          </w:p>
+          <w:p>
+            <w:pPr>
+              <w:jc w:val="center"/>
+              <w:rPr>
+                <w:rFonts w:ascii="Times New Roman" w:hAnsi="Times New Roman" w:cs="Times New Roman"/>
+                <w:color w:val="000000"/>
+                <w:szCs w:val="24"/>
+              </w:rPr>
+            </w:pPr>
+            <w:r>
+              <w:rPr>
+                <w:rFonts w:ascii="Times New Roman" w:hAnsi="Times New Roman" w:cs="Times New Roman"/>
+                <w:color w:val="000000"/>
+                <w:szCs w:val="24"/>
+              </w:rPr>
+              <w:t>-2.174</w:t>
+            </w:r>
+          </w:p>
+          <w:p>
+            <w:pPr>
+              <w:jc w:val="center"/>
+              <w:rPr>
+                <w:rFonts w:ascii="Times New Roman" w:hAnsi="Times New Roman" w:cs="Times New Roman"/>
+                <w:color w:val="000000"/>
+                <w:szCs w:val="24"/>
+              </w:rPr>
+            </w:pPr>
+            <w:r>
+              <w:rPr>
+                <w:rFonts w:ascii="Times New Roman" w:hAnsi="Times New Roman" w:cs="Times New Roman"/>
+                <w:color w:val="000000"/>
+                <w:szCs w:val="24"/>
+              </w:rPr>
+              <w:t>-0.359</w:t>
+            </w:r>
+          </w:p>
+          <w:p>
+            <w:pPr>
+              <w:jc w:val="center"/>
+              <w:rPr>
+                <w:rFonts w:ascii="Times New Roman" w:hAnsi="Times New Roman" w:cs="Times New Roman"/>
+                <w:color w:val="000000"/>
+                <w:szCs w:val="24"/>
+              </w:rPr>
+            </w:pPr>
+            <w:r>
+              <w:rPr>
+                <w:rFonts w:ascii="Times New Roman" w:hAnsi="Times New Roman" w:cs="Times New Roman"/>
+                <w:color w:val="000000"/>
+                <w:szCs w:val="24"/>
+              </w:rPr>
+              <w:t>0.359</w:t>
             </w:r>
           </w:p>
         </w:tc>
         <w:tc>
           <w:tcPr>
-            <w:tcW w:w="579" w:type="pct"/>
-            <w:tcBorders>
-              <w:left w:val="nil"/>
-              <w:bottom w:val="single" w:sz="4" w:space="0" w:color="auto"/>
-              <w:right w:val="nil"/>
-            </w:tcBorders>
-          </w:tcPr>
-          <w:p>
-            <w:pPr>
-              <w:jc w:val="center"/>
-              <w:rPr>
-                <w:rFonts w:ascii="Times New Roman" w:hAnsi="Times New Roman" w:cs="Times New Roman"/>
-                <w:color w:val="000000"/>
-                <w:szCs w:val="24"/>
-              </w:rPr>
-            </w:pPr>
-            <w:r>
-              <w:rPr>
-                <w:rFonts w:ascii="Times New Roman" w:hAnsi="Times New Roman" w:cs="Times New Roman"/>
-                <w:color w:val="000000"/>
-                <w:szCs w:val="24"/>
-              </w:rPr>
-              <w:t>0.644</w:t>
-            </w:r>
-          </w:p>
-          <w:p>
-            <w:pPr>
-              <w:jc w:val="center"/>
-              <w:rPr>
-                <w:rFonts w:ascii="Times New Roman" w:hAnsi="Times New Roman" w:cs="Times New Roman"/>
-                <w:b/>
-                <w:bCs/>
-                <w:color w:val="000000"/>
-                <w:szCs w:val="24"/>
-              </w:rPr>
-            </w:pPr>
-            <w:r>
-              <w:rPr>
-                <w:rFonts w:ascii="Times New Roman" w:hAnsi="Times New Roman" w:cs="Times New Roman"/>
-                <w:b/>
-                <w:bCs/>
-                <w:color w:val="000000"/>
-                <w:szCs w:val="24"/>
-              </w:rPr>
-              <w:t>&lt; 0.001</w:t>
-            </w:r>
-          </w:p>
-          <w:p>
-            <w:pPr>
-              <w:jc w:val="center"/>
-              <w:rPr>
-                <w:rFonts w:ascii="Times New Roman" w:hAnsi="Times New Roman" w:cs="Times New Roman"/>
-                <w:b/>
-                <w:bCs/>
-                <w:color w:val="000000"/>
-                <w:szCs w:val="24"/>
-              </w:rPr>
-            </w:pPr>
-            <w:r>
-              <w:rPr>
-                <w:rFonts w:ascii="Times New Roman" w:hAnsi="Times New Roman" w:cs="Times New Roman"/>
-                <w:b/>
-                <w:bCs/>
-                <w:color w:val="000000"/>
-                <w:szCs w:val="24"/>
-              </w:rPr>
-              <w:t>&lt; 0.001</w:t>
-            </w:r>
-          </w:p>
-          <w:p>
-            <w:pPr>
-              <w:jc w:val="center"/>
-              <w:rPr>
-                <w:rFonts w:ascii="Times New Roman" w:hAnsi="Times New Roman" w:cs="Times New Roman"/>
-                <w:b/>
-                <w:bCs/>
-                <w:color w:val="000000"/>
-                <w:szCs w:val="24"/>
-              </w:rPr>
-            </w:pPr>
-            <w:r>
-              <w:rPr>
-                <w:rFonts w:ascii="Times New Roman" w:hAnsi="Times New Roman" w:cs="Times New Roman"/>
-                <w:b/>
-                <w:bCs/>
-                <w:color w:val="000000"/>
-                <w:szCs w:val="24"/>
-              </w:rPr>
-              <w:t>&lt; 0.001</w:t>
-            </w:r>
-          </w:p>
-          <w:p>
-            <w:pPr>
-              <w:jc w:val="center"/>
-              <w:rPr>
-                <w:rFonts w:ascii="Times New Roman" w:hAnsi="Times New Roman" w:cs="Times New Roman"/>
-                <w:color w:val="000000"/>
-                <w:szCs w:val="24"/>
-              </w:rPr>
-            </w:pPr>
-            <w:r>
-              <w:rPr>
-                <w:rFonts w:ascii="Times New Roman" w:hAnsi="Times New Roman" w:cs="Times New Roman"/>
-                <w:color w:val="000000"/>
-                <w:szCs w:val="24"/>
-              </w:rPr>
-              <w:t>0.263</w:t>
-            </w:r>
-          </w:p>
-          <w:p>
-            <w:pPr>
-              <w:jc w:val="center"/>
-              <w:rPr>
-                <w:rFonts w:ascii="Times New Roman" w:hAnsi="Times New Roman" w:cs="Times New Roman"/>
-                <w:color w:val="000000"/>
-                <w:szCs w:val="24"/>
-              </w:rPr>
-            </w:pPr>
-            <w:r>
-              <w:rPr>
-                <w:rFonts w:ascii="Times New Roman" w:hAnsi="Times New Roman" w:cs="Times New Roman"/>
-                <w:color w:val="000000"/>
-                <w:szCs w:val="24"/>
-              </w:rPr>
-              <w:t>0.089</w:t>
-            </w:r>
-          </w:p>
-          <w:p>
-            <w:pPr>
-              <w:jc w:val="center"/>
-              <w:rPr>
-                <w:rFonts w:ascii="Times New Roman" w:hAnsi="Times New Roman" w:cs="Times New Roman"/>
-                <w:b/>
-                <w:bCs/>
-                <w:color w:val="000000"/>
-                <w:szCs w:val="24"/>
-              </w:rPr>
-            </w:pPr>
-            <w:r>
-              <w:rPr>
-                <w:rFonts w:ascii="Times New Roman" w:hAnsi="Times New Roman" w:cs="Times New Roman"/>
-                <w:b/>
-                <w:bCs/>
-                <w:color w:val="000000"/>
-                <w:szCs w:val="24"/>
-              </w:rPr>
-              <w:t>0.001</w:t>
-            </w:r>
-          </w:p>
-          <w:p>
-            <w:pPr>
-              <w:jc w:val="center"/>
-              <w:rPr>
-                <w:rFonts w:ascii="Times New Roman" w:hAnsi="Times New Roman" w:cs="Times New Roman"/>
-                <w:color w:val="000000"/>
-                <w:szCs w:val="24"/>
-              </w:rPr>
-            </w:pPr>
-            <w:r>
-              <w:rPr>
-                <w:rFonts w:ascii="Times New Roman" w:hAnsi="Times New Roman" w:cs="Times New Roman"/>
-                <w:color w:val="000000"/>
-                <w:szCs w:val="24"/>
-              </w:rPr>
-              <w:t>0.89</w:t>
-            </w:r>
-          </w:p>
-          <w:p>
-            <w:pPr>
-              <w:jc w:val="center"/>
-              <w:rPr>
-                <w:rFonts w:ascii="Times New Roman" w:hAnsi="Times New Roman" w:cs="Times New Roman"/>
-                <w:color w:val="000000"/>
-                <w:szCs w:val="24"/>
-              </w:rPr>
-            </w:pPr>
-            <w:r>
-              <w:rPr>
-                <w:rFonts w:ascii="Times New Roman" w:hAnsi="Times New Roman" w:cs="Times New Roman"/>
-                <w:color w:val="000000"/>
-                <w:szCs w:val="24"/>
-              </w:rPr>
-              <w:t>0.207</w:t>
-            </w:r>
-          </w:p>
-          <w:p>
-            <w:pPr>
-              <w:jc w:val="center"/>
-              <w:rPr>
-                <w:rFonts w:ascii="Times New Roman" w:hAnsi="Times New Roman" w:cs="Times New Roman"/>
-                <w:b/>
-                <w:bCs/>
-                <w:color w:val="000000"/>
-                <w:szCs w:val="24"/>
-              </w:rPr>
-            </w:pPr>
-            <w:r>
-              <w:rPr>
-                <w:rFonts w:ascii="Times New Roman" w:hAnsi="Times New Roman" w:cs="Times New Roman"/>
-                <w:b/>
-                <w:bCs/>
-                <w:color w:val="000000"/>
-                <w:szCs w:val="24"/>
-              </w:rPr>
-              <w:t>&lt;0.001</w:t>
-            </w:r>
-          </w:p>
-          <w:p>
-            <w:pPr>
-              <w:jc w:val="center"/>
-              <w:rPr>
-                <w:rFonts w:ascii="Times New Roman" w:hAnsi="Times New Roman" w:cs="Times New Roman"/>
-                <w:b/>
-                <w:bCs/>
-                <w:color w:val="000000"/>
-                <w:szCs w:val="24"/>
-              </w:rPr>
-            </w:pPr>
-            <w:r>
-              <w:rPr>
-                <w:rFonts w:ascii="Times New Roman" w:hAnsi="Times New Roman" w:cs="Times New Roman"/>
-                <w:b/>
-                <w:bCs/>
-                <w:color w:val="000000"/>
-                <w:szCs w:val="24"/>
-              </w:rPr>
-              <w:t>0.003</w:t>
-            </w:r>
-          </w:p>
-          <w:p>
-            <w:pPr>
-              <w:jc w:val="center"/>
-              <w:rPr>
-                <w:rFonts w:ascii="Times New Roman" w:hAnsi="Times New Roman" w:cs="Times New Roman"/>
-                <w:b/>
-                <w:bCs/>
-                <w:color w:val="000000"/>
-                <w:szCs w:val="24"/>
-              </w:rPr>
-            </w:pPr>
-            <w:r>
-              <w:rPr>
-                <w:rFonts w:ascii="Times New Roman" w:hAnsi="Times New Roman" w:cs="Times New Roman"/>
-                <w:b/>
-                <w:bCs/>
-                <w:color w:val="000000"/>
-                <w:szCs w:val="24"/>
-              </w:rPr>
-              <w:t>&lt;0.001</w:t>
-            </w:r>
-          </w:p>
-          <w:p>
-            <w:pPr>
-              <w:jc w:val="center"/>
-              <w:rPr>
-                <w:rFonts w:ascii="Times New Roman" w:hAnsi="Times New Roman" w:cs="Times New Roman"/>
-                <w:b/>
-                <w:bCs/>
-                <w:color w:val="000000"/>
-                <w:szCs w:val="24"/>
-              </w:rPr>
-            </w:pPr>
-            <w:r>
-              <w:rPr>
-                <w:rFonts w:ascii="Times New Roman" w:hAnsi="Times New Roman" w:cs="Times New Roman"/>
-                <w:b/>
-                <w:bCs/>
-                <w:color w:val="000000"/>
-                <w:szCs w:val="24"/>
-              </w:rPr>
-              <w:t>&lt;0.001</w:t>
-            </w:r>
-          </w:p>
-          <w:p>
-            <w:pPr>
-              <w:jc w:val="center"/>
-              <w:rPr>
-                <w:rFonts w:ascii="Times New Roman" w:hAnsi="Times New Roman" w:cs="Times New Roman"/>
-                <w:b/>
-                <w:bCs/>
-                <w:color w:val="000000"/>
-                <w:szCs w:val="24"/>
-              </w:rPr>
-            </w:pPr>
-            <w:r>
-              <w:rPr>
-                <w:rFonts w:ascii="Times New Roman" w:hAnsi="Times New Roman" w:cs="Times New Roman"/>
-                <w:b/>
-                <w:bCs/>
-                <w:color w:val="000000"/>
-                <w:szCs w:val="24"/>
-              </w:rPr>
-              <w:t>0.001</w:t>
-            </w:r>
-          </w:p>
-          <w:p>
-            <w:pPr>
-              <w:jc w:val="center"/>
-              <w:rPr>
-                <w:rFonts w:ascii="Times New Roman" w:hAnsi="Times New Roman" w:cs="Times New Roman"/>
-                <w:color w:val="000000"/>
-                <w:szCs w:val="24"/>
-              </w:rPr>
-            </w:pPr>
-            <w:r>
-              <w:rPr>
-                <w:rFonts w:ascii="Times New Roman" w:hAnsi="Times New Roman" w:cs="Times New Roman"/>
-                <w:b/>
-                <w:bCs/>
-                <w:color w:val="000000"/>
-                <w:szCs w:val="24"/>
-              </w:rPr>
-              <w:t>0.001</w:t>
-            </w:r>
-          </w:p>
-        </w:tc>
-        <w:tc>
-          <w:tcPr>
-            <w:tcW w:w="579" w:type="pct"/>
+            <w:tcW w:w="622" w:type="pct"/>
             <w:gridSpan w:val="2"/>
             <w:tcBorders>
               <w:left w:val="nil"/>
@@ -6507,287 +6155,87 @@
                 <w:color w:val="000000"/>
                 <w:szCs w:val="24"/>
               </w:rPr>
-              <w:t>0.921</w:t>
-            </w:r>
-          </w:p>
-          <w:p>
-            <w:pPr>
-              <w:jc w:val="center"/>
-              <w:rPr>
-                <w:rFonts w:ascii="Times New Roman" w:hAnsi="Times New Roman" w:cs="Times New Roman"/>
-                <w:color w:val="000000"/>
-                <w:szCs w:val="24"/>
-              </w:rPr>
-            </w:pPr>
-            <w:r>
-              <w:rPr>
-                <w:rFonts w:ascii="Times New Roman" w:hAnsi="Times New Roman" w:cs="Times New Roman"/>
-                <w:color w:val="000000"/>
-                <w:szCs w:val="24"/>
-              </w:rPr>
-              <w:t>-1.633</w:t>
-            </w:r>
-          </w:p>
-          <w:p>
-            <w:pPr>
-              <w:jc w:val="center"/>
-              <w:rPr>
-                <w:rFonts w:ascii="Times New Roman" w:hAnsi="Times New Roman" w:cs="Times New Roman"/>
-                <w:color w:val="000000"/>
-                <w:szCs w:val="24"/>
-              </w:rPr>
-            </w:pPr>
-            <w:r>
-              <w:rPr>
-                <w:rFonts w:ascii="Times New Roman" w:hAnsi="Times New Roman" w:cs="Times New Roman"/>
-                <w:color w:val="000000"/>
-                <w:szCs w:val="24"/>
-              </w:rPr>
-              <w:t>2.289</w:t>
-            </w:r>
-          </w:p>
-          <w:p>
-            <w:pPr>
-              <w:jc w:val="center"/>
-              <w:rPr>
-                <w:rFonts w:ascii="Times New Roman" w:hAnsi="Times New Roman" w:cs="Times New Roman"/>
-                <w:color w:val="000000"/>
-                <w:szCs w:val="24"/>
-              </w:rPr>
-            </w:pPr>
-            <w:r>
-              <w:rPr>
-                <w:rFonts w:ascii="Times New Roman" w:hAnsi="Times New Roman" w:cs="Times New Roman"/>
-                <w:color w:val="000000"/>
-                <w:szCs w:val="24"/>
-              </w:rPr>
-              <w:t>-1.436</w:t>
-            </w:r>
-          </w:p>
-          <w:p>
-            <w:pPr>
-              <w:jc w:val="center"/>
-              <w:rPr>
-                <w:rFonts w:ascii="Times New Roman" w:hAnsi="Times New Roman" w:cs="Times New Roman"/>
-                <w:color w:val="000000"/>
-                <w:szCs w:val="24"/>
-              </w:rPr>
-            </w:pPr>
-            <w:r>
-              <w:rPr>
-                <w:rFonts w:ascii="Times New Roman" w:hAnsi="Times New Roman" w:cs="Times New Roman"/>
-                <w:color w:val="000000"/>
-                <w:szCs w:val="24"/>
-              </w:rPr>
-              <w:t>-1.843</w:t>
-            </w:r>
-          </w:p>
-          <w:p>
-            <w:pPr>
-              <w:jc w:val="center"/>
-              <w:rPr>
-                <w:rFonts w:ascii="Times New Roman" w:hAnsi="Times New Roman" w:cs="Times New Roman"/>
-                <w:color w:val="000000"/>
-                <w:szCs w:val="24"/>
-              </w:rPr>
-            </w:pPr>
-            <w:r>
-              <w:rPr>
-                <w:rFonts w:ascii="Times New Roman" w:hAnsi="Times New Roman" w:cs="Times New Roman"/>
-                <w:color w:val="000000"/>
-                <w:szCs w:val="24"/>
-              </w:rPr>
-              <w:t>0.232</w:t>
-            </w:r>
-          </w:p>
-          <w:p>
-            <w:pPr>
-              <w:jc w:val="center"/>
-              <w:rPr>
-                <w:rFonts w:ascii="Times New Roman" w:hAnsi="Times New Roman" w:cs="Times New Roman"/>
-                <w:color w:val="000000"/>
-                <w:szCs w:val="24"/>
-              </w:rPr>
-            </w:pPr>
-            <w:r>
-              <w:rPr>
-                <w:rFonts w:ascii="Times New Roman" w:hAnsi="Times New Roman" w:cs="Times New Roman"/>
-                <w:color w:val="000000"/>
-                <w:szCs w:val="24"/>
-              </w:rPr>
-              <w:t>3.569</w:t>
-            </w:r>
-          </w:p>
-          <w:p>
-            <w:pPr>
-              <w:jc w:val="center"/>
-              <w:rPr>
-                <w:rFonts w:ascii="Times New Roman" w:hAnsi="Times New Roman" w:cs="Times New Roman"/>
-                <w:color w:val="000000"/>
-                <w:szCs w:val="24"/>
-              </w:rPr>
-            </w:pPr>
-            <w:r>
-              <w:rPr>
-                <w:rFonts w:ascii="Times New Roman" w:hAnsi="Times New Roman" w:cs="Times New Roman"/>
-                <w:color w:val="000000"/>
-                <w:szCs w:val="24"/>
-              </w:rPr>
-              <w:t>0.608</w:t>
-            </w:r>
-          </w:p>
-          <w:p>
-            <w:pPr>
-              <w:jc w:val="center"/>
-              <w:rPr>
-                <w:rFonts w:ascii="Times New Roman" w:hAnsi="Times New Roman" w:cs="Times New Roman"/>
-                <w:color w:val="000000"/>
-                <w:szCs w:val="24"/>
-              </w:rPr>
-            </w:pPr>
-            <w:r>
-              <w:rPr>
-                <w:rFonts w:ascii="Times New Roman" w:hAnsi="Times New Roman" w:cs="Times New Roman"/>
-                <w:color w:val="000000"/>
-                <w:szCs w:val="24"/>
-              </w:rPr>
-              <w:t>-0.791</w:t>
-            </w:r>
-          </w:p>
-          <w:p>
-            <w:pPr>
-              <w:jc w:val="center"/>
-              <w:rPr>
-                <w:rFonts w:ascii="Times New Roman" w:hAnsi="Times New Roman" w:cs="Times New Roman"/>
-                <w:color w:val="000000"/>
-                <w:szCs w:val="24"/>
-              </w:rPr>
-            </w:pPr>
-            <w:r>
-              <w:rPr>
-                <w:rFonts w:ascii="Times New Roman" w:hAnsi="Times New Roman" w:cs="Times New Roman"/>
-                <w:color w:val="000000"/>
-                <w:szCs w:val="24"/>
-              </w:rPr>
-              <w:t>1.427</w:t>
-            </w:r>
-          </w:p>
-          <w:p>
-            <w:pPr>
-              <w:jc w:val="center"/>
-              <w:rPr>
-                <w:rFonts w:ascii="Times New Roman" w:hAnsi="Times New Roman" w:cs="Times New Roman"/>
-                <w:color w:val="000000"/>
-                <w:szCs w:val="24"/>
-              </w:rPr>
-            </w:pPr>
-            <w:r>
-              <w:rPr>
-                <w:rFonts w:ascii="Times New Roman" w:hAnsi="Times New Roman" w:cs="Times New Roman"/>
-                <w:color w:val="000000"/>
-                <w:szCs w:val="24"/>
-              </w:rPr>
-              <w:t>-0.774</w:t>
-            </w:r>
-          </w:p>
-          <w:p>
-            <w:pPr>
-              <w:jc w:val="center"/>
-              <w:rPr>
-                <w:rFonts w:ascii="Times New Roman" w:hAnsi="Times New Roman" w:cs="Times New Roman"/>
-                <w:color w:val="000000"/>
-                <w:szCs w:val="24"/>
-              </w:rPr>
-            </w:pPr>
-            <w:r>
-              <w:rPr>
-                <w:rFonts w:ascii="Times New Roman" w:hAnsi="Times New Roman" w:cs="Times New Roman"/>
-                <w:color w:val="000000"/>
-                <w:szCs w:val="24"/>
-              </w:rPr>
-              <w:t>1.440</w:t>
-            </w:r>
-          </w:p>
-          <w:p>
-            <w:pPr>
-              <w:jc w:val="center"/>
-              <w:rPr>
-                <w:rFonts w:ascii="Times New Roman" w:hAnsi="Times New Roman" w:cs="Times New Roman"/>
-                <w:color w:val="000000"/>
-                <w:szCs w:val="24"/>
-              </w:rPr>
-            </w:pPr>
-            <w:r>
-              <w:rPr>
-                <w:rFonts w:ascii="Times New Roman" w:hAnsi="Times New Roman" w:cs="Times New Roman"/>
-                <w:color w:val="000000"/>
-                <w:szCs w:val="24"/>
-              </w:rPr>
-              <w:t>-1.711</w:t>
-            </w:r>
-          </w:p>
-          <w:p>
-            <w:pPr>
-              <w:jc w:val="center"/>
-              <w:rPr>
-                <w:rFonts w:ascii="Times New Roman" w:hAnsi="Times New Roman" w:cs="Times New Roman"/>
-                <w:color w:val="000000"/>
-                <w:szCs w:val="24"/>
-              </w:rPr>
-            </w:pPr>
-            <w:r>
-              <w:rPr>
-                <w:rFonts w:ascii="Times New Roman" w:hAnsi="Times New Roman" w:cs="Times New Roman"/>
-                <w:color w:val="000000"/>
-                <w:szCs w:val="24"/>
-              </w:rPr>
-              <w:t>-2.079</w:t>
-            </w:r>
-          </w:p>
-          <w:p>
-            <w:pPr>
-              <w:jc w:val="center"/>
-              <w:rPr>
-                <w:rFonts w:ascii="Times New Roman" w:hAnsi="Times New Roman" w:cs="Times New Roman"/>
-                <w:color w:val="000000"/>
-                <w:szCs w:val="24"/>
-              </w:rPr>
-            </w:pPr>
-            <w:r>
-              <w:rPr>
-                <w:rFonts w:ascii="Times New Roman" w:hAnsi="Times New Roman" w:cs="Times New Roman"/>
-                <w:color w:val="000000"/>
-                <w:szCs w:val="24"/>
-              </w:rPr>
-              <w:t>2.079</w:t>
-            </w:r>
-          </w:p>
-        </w:tc>
-        <w:tc>
-          <w:tcPr>
-            <w:tcW w:w="622" w:type="pct"/>
-            <w:tcBorders>
-              <w:left w:val="nil"/>
-              <w:bottom w:val="single" w:sz="4" w:space="0" w:color="auto"/>
-              <w:right w:val="nil"/>
-            </w:tcBorders>
-          </w:tcPr>
-          <w:p>
-            <w:pPr>
-              <w:jc w:val="center"/>
-              <w:rPr>
-                <w:rFonts w:ascii="Times New Roman" w:hAnsi="Times New Roman" w:cs="Times New Roman"/>
-                <w:color w:val="000000"/>
-                <w:szCs w:val="24"/>
-              </w:rPr>
-            </w:pPr>
-            <w:r>
-              <w:rPr>
-                <w:rFonts w:ascii="Times New Roman" w:hAnsi="Times New Roman" w:cs="Times New Roman"/>
-                <w:color w:val="000000"/>
-                <w:szCs w:val="24"/>
-              </w:rPr>
-              <w:t>0.055</w:t>
+              <w:t>0.844</w:t>
+            </w:r>
+          </w:p>
+          <w:p>
+            <w:pPr>
+              <w:jc w:val="center"/>
+              <w:rPr>
+                <w:rFonts w:ascii="Times New Roman" w:hAnsi="Times New Roman" w:cs="Times New Roman"/>
+                <w:b/>
+                <w:bCs/>
+                <w:color w:val="000000"/>
+                <w:szCs w:val="24"/>
+              </w:rPr>
+            </w:pPr>
+            <w:r>
+              <w:rPr>
+                <w:rFonts w:ascii="Times New Roman" w:hAnsi="Times New Roman" w:cs="Times New Roman"/>
+                <w:b/>
+                <w:bCs/>
+                <w:color w:val="000000"/>
+                <w:szCs w:val="24"/>
+              </w:rPr>
+              <w:t>0.016</w:t>
+            </w:r>
+          </w:p>
+          <w:p>
+            <w:pPr>
+              <w:jc w:val="center"/>
+              <w:rPr>
+                <w:rFonts w:ascii="Times New Roman" w:hAnsi="Times New Roman" w:cs="Times New Roman"/>
+                <w:b/>
+                <w:bCs/>
+                <w:color w:val="000000"/>
+                <w:szCs w:val="24"/>
+              </w:rPr>
+            </w:pPr>
+            <w:r>
+              <w:rPr>
+                <w:rFonts w:ascii="Times New Roman" w:hAnsi="Times New Roman" w:cs="Times New Roman"/>
+                <w:b/>
+                <w:bCs/>
+                <w:color w:val="000000"/>
+                <w:szCs w:val="24"/>
+              </w:rPr>
+              <w:t>0.016</w:t>
+            </w:r>
+          </w:p>
+          <w:p>
+            <w:pPr>
+              <w:jc w:val="center"/>
+              <w:rPr>
+                <w:rFonts w:ascii="Times New Roman" w:hAnsi="Times New Roman" w:cs="Times New Roman"/>
+                <w:color w:val="000000"/>
+                <w:szCs w:val="24"/>
+              </w:rPr>
+            </w:pPr>
+            <w:r>
+              <w:rPr>
+                <w:rFonts w:ascii="Times New Roman" w:hAnsi="Times New Roman" w:cs="Times New Roman"/>
+                <w:color w:val="000000"/>
+                <w:szCs w:val="24"/>
+              </w:rPr>
+              <w:t>0.25</w:t>
+            </w:r>
+          </w:p>
+          <w:p>
+            <w:pPr>
+              <w:jc w:val="center"/>
+              <w:rPr>
+                <w:rFonts w:ascii="Times New Roman" w:hAnsi="Times New Roman" w:cs="Times New Roman"/>
+                <w:color w:val="000000"/>
+                <w:szCs w:val="24"/>
+              </w:rPr>
+            </w:pPr>
+            <w:r>
+              <w:rPr>
+                <w:rFonts w:ascii="Times New Roman" w:hAnsi="Times New Roman" w:cs="Times New Roman"/>
+                <w:color w:val="000000"/>
+                <w:szCs w:val="24"/>
+              </w:rPr>
+              <w:t>0.0547</w:t>
             </w:r>
           </w:p>
           <w:p>
@@ -6831,6 +6279,64 @@
                 <w:color w:val="000000"/>
                 <w:szCs w:val="24"/>
               </w:rPr>
+              <w:t>0.039</w:t>
+            </w:r>
+          </w:p>
+          <w:p>
+            <w:pPr>
+              <w:jc w:val="center"/>
+              <w:rPr>
+                <w:rFonts w:ascii="Times New Roman" w:hAnsi="Times New Roman" w:cs="Times New Roman"/>
+                <w:color w:val="000000"/>
+                <w:szCs w:val="24"/>
+              </w:rPr>
+            </w:pPr>
+            <w:r>
+              <w:rPr>
+                <w:rFonts w:ascii="Times New Roman" w:hAnsi="Times New Roman" w:cs="Times New Roman"/>
+                <w:color w:val="000000"/>
+                <w:szCs w:val="24"/>
+              </w:rPr>
+              <w:t>0.945</w:t>
+            </w:r>
+          </w:p>
+          <w:p>
+            <w:pPr>
+              <w:jc w:val="center"/>
+              <w:rPr>
+                <w:rFonts w:ascii="Times New Roman" w:hAnsi="Times New Roman" w:cs="Times New Roman"/>
+                <w:color w:val="000000"/>
+                <w:szCs w:val="24"/>
+              </w:rPr>
+            </w:pPr>
+            <w:r>
+              <w:rPr>
+                <w:rFonts w:ascii="Times New Roman" w:hAnsi="Times New Roman" w:cs="Times New Roman"/>
+                <w:color w:val="000000"/>
+                <w:szCs w:val="24"/>
+              </w:rPr>
+              <w:t>0.742</w:t>
+            </w:r>
+          </w:p>
+          <w:p>
+            <w:pPr>
+              <w:jc w:val="center"/>
+              <w:rPr>
+                <w:rFonts w:ascii="Times New Roman" w:hAnsi="Times New Roman" w:cs="Times New Roman"/>
+                <w:b/>
+                <w:bCs/>
+                <w:color w:val="000000"/>
+                <w:szCs w:val="24"/>
+              </w:rPr>
+            </w:pPr>
+            <w:r>
+              <w:rPr>
+                <w:rFonts w:ascii="Times New Roman" w:hAnsi="Times New Roman" w:cs="Times New Roman"/>
+                <w:b/>
+                <w:bCs/>
+                <w:color w:val="000000"/>
+                <w:szCs w:val="24"/>
+              </w:rPr>
               <w:t>0.008</w:t>
             </w:r>
           </w:p>
@@ -6890,26 +6396,6 @@
             <w:r>
               <w:rPr>
                 <w:rFonts w:ascii="Times New Roman" w:hAnsi="Times New Roman" w:cs="Times New Roman"/>
-                <w:color w:val="000000"/>
-                <w:szCs w:val="24"/>
-              </w:rPr>
-              <w:t>0.844</w:t>
-            </w:r>
-          </w:p>
-          <w:p>
-            <w:pPr>
-              <w:jc w:val="center"/>
-              <w:rPr>
-                <w:rFonts w:ascii="Times New Roman" w:hAnsi="Times New Roman" w:cs="Times New Roman"/>
-                <w:b/>
-                <w:bCs/>
-                <w:color w:val="000000"/>
-                <w:szCs w:val="24"/>
-              </w:rPr>
-            </w:pPr>
-            <w:r>
-              <w:rPr>
-                <w:rFonts w:ascii="Times New Roman" w:hAnsi="Times New Roman" w:cs="Times New Roman"/>
                 <w:b/>
                 <w:bCs/>
                 <w:color w:val="000000"/>
@@ -6933,155 +6419,25 @@
                 <w:color w:val="000000"/>
                 <w:szCs w:val="24"/>
               </w:rPr>
-              <w:t>0.109</w:t>
-            </w:r>
-          </w:p>
-          <w:p>
-            <w:pPr>
-              <w:jc w:val="center"/>
-              <w:rPr>
-                <w:rFonts w:ascii="Times New Roman" w:hAnsi="Times New Roman" w:cs="Times New Roman"/>
-                <w:b/>
-                <w:bCs/>
-                <w:color w:val="000000"/>
-                <w:szCs w:val="24"/>
-              </w:rPr>
-            </w:pPr>
-            <w:r>
-              <w:rPr>
-                <w:rFonts w:ascii="Times New Roman" w:hAnsi="Times New Roman" w:cs="Times New Roman"/>
-                <w:b/>
-                <w:bCs/>
-                <w:color w:val="000000"/>
-                <w:szCs w:val="24"/>
-              </w:rPr>
-              <w:t>0.016</w:t>
-            </w:r>
-          </w:p>
-          <w:p>
-            <w:pPr>
-              <w:jc w:val="center"/>
-              <w:rPr>
-                <w:rFonts w:ascii="Times New Roman" w:hAnsi="Times New Roman" w:cs="Times New Roman"/>
-                <w:b/>
-                <w:bCs/>
-                <w:color w:val="000000"/>
-                <w:szCs w:val="24"/>
-              </w:rPr>
-            </w:pPr>
-            <w:r>
-              <w:rPr>
-                <w:rFonts w:ascii="Times New Roman" w:hAnsi="Times New Roman" w:cs="Times New Roman"/>
-                <w:b/>
-                <w:bCs/>
-                <w:color w:val="000000"/>
-                <w:szCs w:val="24"/>
-              </w:rPr>
-              <w:t>0.016</w:t>
-            </w:r>
-          </w:p>
-          <w:p>
-            <w:pPr>
-              <w:jc w:val="center"/>
-              <w:rPr>
-                <w:rFonts w:ascii="Times New Roman" w:hAnsi="Times New Roman" w:cs="Times New Roman"/>
-                <w:color w:val="000000"/>
-                <w:szCs w:val="24"/>
-              </w:rPr>
-            </w:pPr>
-            <w:r>
-              <w:rPr>
-                <w:rFonts w:ascii="Times New Roman" w:hAnsi="Times New Roman" w:cs="Times New Roman"/>
-                <w:color w:val="000000"/>
-                <w:szCs w:val="24"/>
-              </w:rPr>
-              <w:t>0.195</w:t>
-            </w:r>
-          </w:p>
-          <w:p>
-            <w:pPr>
-              <w:jc w:val="center"/>
-              <w:rPr>
-                <w:rFonts w:ascii="Times New Roman" w:hAnsi="Times New Roman" w:cs="Times New Roman"/>
-                <w:b/>
-                <w:bCs/>
-                <w:color w:val="000000"/>
-                <w:szCs w:val="24"/>
-              </w:rPr>
-            </w:pPr>
-            <w:r>
-              <w:rPr>
-                <w:rFonts w:ascii="Times New Roman" w:hAnsi="Times New Roman" w:cs="Times New Roman"/>
-                <w:b/>
-                <w:bCs/>
-                <w:color w:val="000000"/>
-                <w:szCs w:val="24"/>
-              </w:rPr>
-              <w:t>0.023</w:t>
-            </w:r>
-          </w:p>
-          <w:p>
-            <w:pPr>
-              <w:jc w:val="center"/>
-              <w:rPr>
-                <w:rFonts w:ascii="Times New Roman" w:hAnsi="Times New Roman" w:cs="Times New Roman"/>
-                <w:b/>
-                <w:bCs/>
-                <w:color w:val="000000"/>
-                <w:szCs w:val="24"/>
-              </w:rPr>
-            </w:pPr>
-            <w:r>
-              <w:rPr>
-                <w:rFonts w:ascii="Times New Roman" w:hAnsi="Times New Roman" w:cs="Times New Roman"/>
-                <w:b/>
-                <w:bCs/>
-                <w:color w:val="000000"/>
-                <w:szCs w:val="24"/>
-              </w:rPr>
-              <w:t>0.008</w:t>
-            </w:r>
-          </w:p>
-          <w:p>
-            <w:pPr>
-              <w:jc w:val="center"/>
-              <w:rPr>
-                <w:rFonts w:ascii="Times New Roman" w:hAnsi="Times New Roman" w:cs="Times New Roman"/>
-                <w:b/>
-                <w:bCs/>
-                <w:color w:val="000000"/>
-                <w:szCs w:val="24"/>
-              </w:rPr>
-            </w:pPr>
-            <w:r>
-              <w:rPr>
-                <w:rFonts w:ascii="Times New Roman" w:hAnsi="Times New Roman" w:cs="Times New Roman"/>
-                <w:b/>
-                <w:bCs/>
-                <w:color w:val="000000"/>
-                <w:szCs w:val="24"/>
-              </w:rPr>
-              <w:t>0.008</w:t>
-            </w:r>
-          </w:p>
-          <w:p>
-            <w:pPr>
-              <w:jc w:val="center"/>
-              <w:rPr>
-                <w:rFonts w:ascii="Times New Roman" w:hAnsi="Times New Roman" w:cs="Times New Roman"/>
-                <w:color w:val="000000"/>
-                <w:szCs w:val="24"/>
-              </w:rPr>
-            </w:pPr>
-            <w:r>
-              <w:rPr>
-                <w:rFonts w:ascii="Times New Roman" w:hAnsi="Times New Roman" w:cs="Times New Roman"/>
-                <w:b/>
-                <w:bCs/>
-                <w:color w:val="000000"/>
-                <w:szCs w:val="24"/>
-              </w:rPr>
-              <w:t>0.008</w:t>
+              <w:t>0.313</w:t>
+            </w:r>
+          </w:p>
+          <w:p>
+            <w:pPr>
+              <w:jc w:val="center"/>
+              <w:rPr>
+                <w:rFonts w:ascii="Times New Roman" w:hAnsi="Times New Roman" w:cs="Times New Roman"/>
+                <w:color w:val="000000"/>
+                <w:szCs w:val="24"/>
+              </w:rPr>
+            </w:pPr>
+            <w:r>
+              <w:rPr>
+                <w:rFonts w:ascii="Times New Roman" w:hAnsi="Times New Roman" w:cs="Times New Roman"/>
+                <w:color w:val="000000"/>
+                <w:szCs w:val="24"/>
+              </w:rPr>
+              <w:t>0.313</w:t>
             </w:r>
           </w:p>
         </w:tc>
@@ -7092,7 +6448,7 @@
         </w:trPr>
         <w:tc>
           <w:tcPr>
-            <w:tcW w:w="106" w:type="pct"/>
+            <w:tcW w:w="108" w:type="pct"/>
             <w:tcBorders>
               <w:left w:val="nil"/>
               <w:bottom w:val="nil"/>
@@ -7111,8 +6467,8 @@
         </w:tc>
         <w:tc>
           <w:tcPr>
-            <w:tcW w:w="4894" w:type="pct"/>
-            <w:gridSpan w:val="11"/>
+            <w:tcW w:w="4892" w:type="pct"/>
+            <w:gridSpan w:val="9"/>
             <w:tcBorders>
               <w:left w:val="nil"/>
               <w:bottom w:val="nil"/>
@@ -7234,6 +6590,2138 @@
         </w:rPr>
       </w:pPr>
     </w:p>
+    <w:tbl>
+      <w:tblPr>
+        <w:tblW w:w="5934" w:type="pct"/>
+        <w:tblInd w:w="-360" w:type="dxa"/>
+        <w:tblBorders>
+          <w:top w:val="single" w:sz="4" w:space="0" w:color="auto"/>
+          <w:left w:val="single" w:sz="4" w:space="0" w:color="auto"/>
+          <w:bottom w:val="single" w:sz="4" w:space="0" w:color="auto"/>
+          <w:right w:val="single" w:sz="4" w:space="0" w:color="auto"/>
+          <w:insideH w:val="single" w:sz="4" w:space="0" w:color="auto"/>
+          <w:insideV w:val="single" w:sz="4" w:space="0" w:color="auto"/>
+        </w:tblBorders>
+        <w:tblLayout w:type="fixed"/>
+        <w:tblLook w:val="0000" w:firstRow="0" w:lastRow="0" w:firstColumn="0" w:lastColumn="0" w:noHBand="0" w:noVBand="0"/>
+      </w:tblPr>
+      <w:tblGrid>
+        <w:gridCol w:w="239"/>
+        <w:gridCol w:w="1295"/>
+        <w:gridCol w:w="1724"/>
+        <w:gridCol w:w="1286"/>
+        <w:gridCol w:w="1286"/>
+        <w:gridCol w:w="104"/>
+        <w:gridCol w:w="1182"/>
+        <w:gridCol w:w="1382"/>
+        <w:gridCol w:w="60"/>
+        <w:gridCol w:w="2550"/>
+      </w:tblGrid>
+      <w:tr>
+        <w:trPr>
+          <w:gridAfter w:val="1"/>
+          <w:wAfter w:w="1148" w:type="pct"/>
+          <w:trHeight w:val="98"/>
+        </w:trPr>
+        <w:tc>
+          <w:tcPr>
+            <w:tcW w:w="690" w:type="pct"/>
+            <w:gridSpan w:val="2"/>
+            <w:vMerge w:val="restart"/>
+            <w:tcBorders>
+              <w:left w:val="nil"/>
+              <w:right w:val="nil"/>
+            </w:tcBorders>
+            <w:vAlign w:val="bottom"/>
+          </w:tcPr>
+          <w:p>
+            <w:pPr>
+              <w:jc w:val="center"/>
+              <w:rPr>
+                <w:rFonts w:ascii="Times New Roman" w:hAnsi="Times New Roman" w:cs="Times New Roman"/>
+                <w:i/>
+                <w:iCs/>
+                <w:szCs w:val="24"/>
+              </w:rPr>
+            </w:pPr>
+            <w:r>
+              <w:rPr>
+                <w:rFonts w:ascii="Times New Roman" w:hAnsi="Times New Roman" w:cs="Times New Roman"/>
+                <w:i/>
+                <w:iCs/>
+                <w:szCs w:val="24"/>
+              </w:rPr>
+              <w:t>Trait</w:t>
+            </w:r>
+          </w:p>
+        </w:tc>
+        <w:tc>
+          <w:tcPr>
+            <w:tcW w:w="776" w:type="pct"/>
+            <w:vMerge w:val="restart"/>
+            <w:tcBorders>
+              <w:left w:val="nil"/>
+              <w:right w:val="nil"/>
+            </w:tcBorders>
+            <w:vAlign w:val="bottom"/>
+          </w:tcPr>
+          <w:p>
+            <w:pPr>
+              <w:jc w:val="center"/>
+              <w:rPr>
+                <w:rFonts w:ascii="Times New Roman" w:hAnsi="Times New Roman" w:cs="Times New Roman"/>
+                <w:i/>
+                <w:iCs/>
+                <w:szCs w:val="24"/>
+              </w:rPr>
+            </w:pPr>
+            <w:r>
+              <w:rPr>
+                <w:rFonts w:ascii="Times New Roman" w:hAnsi="Times New Roman" w:cs="Times New Roman"/>
+                <w:i/>
+                <w:iCs/>
+                <w:szCs w:val="24"/>
+              </w:rPr>
+              <w:t>Category</w:t>
+            </w:r>
+          </w:p>
+        </w:tc>
+        <w:tc>
+          <w:tcPr>
+            <w:tcW w:w="1205" w:type="pct"/>
+            <w:gridSpan w:val="3"/>
+            <w:tcBorders>
+              <w:left w:val="nil"/>
+              <w:bottom w:val="single" w:sz="4" w:space="0" w:color="auto"/>
+              <w:right w:val="nil"/>
+            </w:tcBorders>
+            <w:vAlign w:val="bottom"/>
+          </w:tcPr>
+          <w:p>
+            <w:pPr>
+              <w:jc w:val="center"/>
+              <w:rPr>
+                <w:rFonts w:ascii="Times New Roman" w:hAnsi="Times New Roman" w:cs="Times New Roman"/>
+                <w:i/>
+                <w:iCs/>
+                <w:szCs w:val="24"/>
+              </w:rPr>
+            </w:pPr>
+            <w:r>
+              <w:rPr>
+                <w:rFonts w:ascii="Times New Roman" w:hAnsi="Times New Roman" w:cs="Times New Roman"/>
+                <w:i/>
+                <w:iCs/>
+                <w:szCs w:val="24"/>
+              </w:rPr>
+              <w:t>Vacant Lots</w:t>
+            </w:r>
+          </w:p>
+        </w:tc>
+        <w:tc>
+          <w:tcPr>
+            <w:tcW w:w="1181" w:type="pct"/>
+            <w:gridSpan w:val="3"/>
+            <w:tcBorders>
+              <w:left w:val="nil"/>
+              <w:bottom w:val="single" w:sz="4" w:space="0" w:color="auto"/>
+              <w:right w:val="nil"/>
+            </w:tcBorders>
+            <w:vAlign w:val="bottom"/>
+          </w:tcPr>
+          <w:p>
+            <w:pPr>
+              <w:jc w:val="center"/>
+              <w:rPr>
+                <w:rFonts w:ascii="Times New Roman" w:hAnsi="Times New Roman" w:cs="Times New Roman"/>
+                <w:i/>
+                <w:iCs/>
+                <w:szCs w:val="24"/>
+              </w:rPr>
+            </w:pPr>
+            <w:r>
+              <w:rPr>
+                <w:rFonts w:ascii="Times New Roman" w:hAnsi="Times New Roman" w:cs="Times New Roman"/>
+                <w:i/>
+                <w:iCs/>
+                <w:szCs w:val="24"/>
+              </w:rPr>
+              <w:t>High Diversity Prairies</w:t>
+            </w:r>
+          </w:p>
+        </w:tc>
+      </w:tr>
+      <w:tr>
+        <w:trPr>
+          <w:gridAfter w:val="2"/>
+          <w:wAfter w:w="1175" w:type="pct"/>
+          <w:trHeight w:val="345"/>
+        </w:trPr>
+        <w:tc>
+          <w:tcPr>
+            <w:tcW w:w="690" w:type="pct"/>
+            <w:gridSpan w:val="2"/>
+            <w:vMerge/>
+            <w:tcBorders>
+              <w:left w:val="nil"/>
+              <w:bottom w:val="single" w:sz="4" w:space="0" w:color="auto"/>
+              <w:right w:val="nil"/>
+            </w:tcBorders>
+          </w:tcPr>
+          <w:p>
+            <w:pPr>
+              <w:rPr>
+                <w:rFonts w:ascii="Times New Roman" w:hAnsi="Times New Roman" w:cs="Times New Roman"/>
+                <w:i/>
+                <w:iCs/>
+                <w:szCs w:val="24"/>
+              </w:rPr>
+            </w:pPr>
+          </w:p>
+        </w:tc>
+        <w:tc>
+          <w:tcPr>
+            <w:tcW w:w="776" w:type="pct"/>
+            <w:vMerge/>
+            <w:tcBorders>
+              <w:left w:val="nil"/>
+              <w:bottom w:val="single" w:sz="4" w:space="0" w:color="auto"/>
+              <w:right w:val="nil"/>
+            </w:tcBorders>
+            <w:vAlign w:val="bottom"/>
+          </w:tcPr>
+          <w:p>
+            <w:pPr>
+              <w:jc w:val="center"/>
+              <w:rPr>
+                <w:rFonts w:ascii="Times New Roman" w:hAnsi="Times New Roman" w:cs="Times New Roman"/>
+                <w:i/>
+                <w:iCs/>
+                <w:szCs w:val="24"/>
+              </w:rPr>
+            </w:pPr>
+          </w:p>
+        </w:tc>
+        <w:tc>
+          <w:tcPr>
+            <w:tcW w:w="579" w:type="pct"/>
+            <w:tcBorders>
+              <w:left w:val="nil"/>
+              <w:bottom w:val="single" w:sz="4" w:space="0" w:color="auto"/>
+              <w:right w:val="nil"/>
+            </w:tcBorders>
+          </w:tcPr>
+          <w:p>
+            <w:pPr>
+              <w:jc w:val="center"/>
+              <w:rPr>
+                <w:rFonts w:ascii="Times New Roman" w:hAnsi="Times New Roman" w:cs="Times New Roman"/>
+                <w:i/>
+                <w:iCs/>
+                <w:szCs w:val="24"/>
+              </w:rPr>
+            </w:pPr>
+            <w:r>
+              <w:rPr>
+                <w:rFonts w:ascii="Times New Roman" w:hAnsi="Times New Roman" w:cs="Times New Roman"/>
+                <w:i/>
+                <w:iCs/>
+                <w:szCs w:val="24"/>
+              </w:rPr>
+              <w:t>SES</w:t>
+            </w:r>
+          </w:p>
+        </w:tc>
+        <w:tc>
+          <w:tcPr>
+            <w:tcW w:w="579" w:type="pct"/>
+            <w:tcBorders>
+              <w:left w:val="nil"/>
+              <w:bottom w:val="single" w:sz="4" w:space="0" w:color="auto"/>
+              <w:right w:val="nil"/>
+            </w:tcBorders>
+          </w:tcPr>
+          <w:p>
+            <w:pPr>
+              <w:jc w:val="center"/>
+              <w:rPr>
+                <w:rFonts w:ascii="Times New Roman" w:hAnsi="Times New Roman" w:cs="Times New Roman"/>
+                <w:i/>
+                <w:iCs/>
+                <w:szCs w:val="24"/>
+              </w:rPr>
+            </w:pPr>
+            <w:r>
+              <w:rPr>
+                <w:rFonts w:ascii="Times New Roman" w:hAnsi="Times New Roman" w:cs="Times New Roman"/>
+                <w:i/>
+                <w:iCs/>
+                <w:szCs w:val="24"/>
+              </w:rPr>
+              <w:t>p-value</w:t>
+            </w:r>
+          </w:p>
+        </w:tc>
+        <w:tc>
+          <w:tcPr>
+            <w:tcW w:w="579" w:type="pct"/>
+            <w:gridSpan w:val="2"/>
+            <w:tcBorders>
+              <w:left w:val="nil"/>
+              <w:bottom w:val="single" w:sz="4" w:space="0" w:color="auto"/>
+              <w:right w:val="nil"/>
+            </w:tcBorders>
+            <w:vAlign w:val="bottom"/>
+          </w:tcPr>
+          <w:p>
+            <w:pPr>
+              <w:jc w:val="center"/>
+              <w:rPr>
+                <w:rFonts w:ascii="Times New Roman" w:hAnsi="Times New Roman" w:cs="Times New Roman"/>
+                <w:i/>
+                <w:iCs/>
+                <w:szCs w:val="24"/>
+              </w:rPr>
+            </w:pPr>
+            <w:r>
+              <w:rPr>
+                <w:rFonts w:ascii="Times New Roman" w:hAnsi="Times New Roman" w:cs="Times New Roman"/>
+                <w:i/>
+                <w:iCs/>
+                <w:szCs w:val="24"/>
+              </w:rPr>
+              <w:t>SES</w:t>
+            </w:r>
+          </w:p>
+        </w:tc>
+        <w:tc>
+          <w:tcPr>
+            <w:tcW w:w="622" w:type="pct"/>
+            <w:tcBorders>
+              <w:left w:val="nil"/>
+              <w:bottom w:val="single" w:sz="4" w:space="0" w:color="auto"/>
+              <w:right w:val="nil"/>
+            </w:tcBorders>
+            <w:vAlign w:val="bottom"/>
+          </w:tcPr>
+          <w:p>
+            <w:pPr>
+              <w:jc w:val="center"/>
+              <w:rPr>
+                <w:rFonts w:ascii="Times New Roman" w:hAnsi="Times New Roman" w:cs="Times New Roman"/>
+                <w:i/>
+                <w:iCs/>
+                <w:szCs w:val="24"/>
+              </w:rPr>
+            </w:pPr>
+            <w:r>
+              <w:rPr>
+                <w:rFonts w:ascii="Times New Roman" w:hAnsi="Times New Roman" w:cs="Times New Roman"/>
+                <w:i/>
+                <w:iCs/>
+                <w:szCs w:val="24"/>
+              </w:rPr>
+              <w:t>p-value</w:t>
+            </w:r>
+          </w:p>
+        </w:tc>
+      </w:tr>
+      <w:tr>
+        <w:trPr>
+          <w:gridAfter w:val="2"/>
+          <w:wAfter w:w="1175" w:type="pct"/>
+          <w:trHeight w:val="96"/>
+        </w:trPr>
+        <w:tc>
+          <w:tcPr>
+            <w:tcW w:w="690" w:type="pct"/>
+            <w:gridSpan w:val="2"/>
+            <w:tcBorders>
+              <w:left w:val="nil"/>
+              <w:bottom w:val="single" w:sz="4" w:space="0" w:color="auto"/>
+              <w:right w:val="nil"/>
+            </w:tcBorders>
+          </w:tcPr>
+          <w:p>
+            <w:pPr>
+              <w:rPr>
+                <w:rFonts w:ascii="Times New Roman" w:hAnsi="Times New Roman" w:cs="Times New Roman"/>
+                <w:szCs w:val="24"/>
+              </w:rPr>
+            </w:pPr>
+            <w:r>
+              <w:rPr>
+                <w:rFonts w:ascii="Times New Roman" w:hAnsi="Times New Roman" w:cs="Times New Roman"/>
+                <w:szCs w:val="24"/>
+              </w:rPr>
+              <w:t>Body Length</w:t>
+            </w:r>
+          </w:p>
+          <w:p>
+            <w:pPr>
+              <w:rPr>
+                <w:rFonts w:ascii="Times New Roman" w:hAnsi="Times New Roman" w:cs="Times New Roman"/>
+                <w:szCs w:val="24"/>
+              </w:rPr>
+            </w:pPr>
+            <w:proofErr w:type="spellStart"/>
+            <w:r>
+              <w:rPr>
+                <w:rFonts w:ascii="Times New Roman" w:hAnsi="Times New Roman" w:cs="Times New Roman"/>
+                <w:szCs w:val="24"/>
+              </w:rPr>
+              <w:t>Lecty</w:t>
+            </w:r>
+            <w:proofErr w:type="spellEnd"/>
+          </w:p>
+          <w:p>
+            <w:pPr>
+              <w:rPr>
+                <w:rFonts w:ascii="Times New Roman" w:hAnsi="Times New Roman" w:cs="Times New Roman"/>
+                <w:szCs w:val="24"/>
+              </w:rPr>
+            </w:pPr>
+            <w:r>
+              <w:rPr>
+                <w:rFonts w:ascii="Times New Roman" w:hAnsi="Times New Roman" w:cs="Times New Roman"/>
+                <w:szCs w:val="24"/>
+              </w:rPr>
+              <w:t xml:space="preserve">     </w:t>
+            </w:r>
+          </w:p>
+          <w:p>
+            <w:pPr>
+              <w:rPr>
+                <w:rFonts w:ascii="Times New Roman" w:hAnsi="Times New Roman" w:cs="Times New Roman"/>
+                <w:szCs w:val="24"/>
+              </w:rPr>
+            </w:pPr>
+            <w:r>
+              <w:rPr>
+                <w:rFonts w:ascii="Times New Roman" w:hAnsi="Times New Roman" w:cs="Times New Roman"/>
+                <w:szCs w:val="24"/>
+              </w:rPr>
+              <w:t xml:space="preserve">     </w:t>
+            </w:r>
+          </w:p>
+          <w:p>
+            <w:pPr>
+              <w:rPr>
+                <w:rFonts w:ascii="Times New Roman" w:hAnsi="Times New Roman" w:cs="Times New Roman"/>
+                <w:szCs w:val="24"/>
+              </w:rPr>
+            </w:pPr>
+            <w:r>
+              <w:rPr>
+                <w:rFonts w:ascii="Times New Roman" w:hAnsi="Times New Roman" w:cs="Times New Roman"/>
+                <w:szCs w:val="24"/>
+              </w:rPr>
+              <w:t>Nesting type</w:t>
+            </w:r>
+          </w:p>
+          <w:p>
+            <w:pPr>
+              <w:rPr>
+                <w:rFonts w:ascii="Times New Roman" w:hAnsi="Times New Roman" w:cs="Times New Roman"/>
+                <w:szCs w:val="24"/>
+              </w:rPr>
+            </w:pPr>
+          </w:p>
+          <w:p>
+            <w:pPr>
+              <w:rPr>
+                <w:rFonts w:ascii="Times New Roman" w:hAnsi="Times New Roman" w:cs="Times New Roman"/>
+                <w:szCs w:val="24"/>
+              </w:rPr>
+            </w:pPr>
+          </w:p>
+          <w:p>
+            <w:pPr>
+              <w:rPr>
+                <w:rFonts w:ascii="Times New Roman" w:hAnsi="Times New Roman" w:cs="Times New Roman"/>
+                <w:szCs w:val="24"/>
+              </w:rPr>
+            </w:pPr>
+          </w:p>
+          <w:p>
+            <w:pPr>
+              <w:rPr>
+                <w:rFonts w:ascii="Times New Roman" w:hAnsi="Times New Roman" w:cs="Times New Roman"/>
+                <w:szCs w:val="24"/>
+              </w:rPr>
+            </w:pPr>
+          </w:p>
+          <w:p>
+            <w:pPr>
+              <w:rPr>
+                <w:rFonts w:ascii="Times New Roman" w:hAnsi="Times New Roman" w:cs="Times New Roman"/>
+                <w:szCs w:val="24"/>
+              </w:rPr>
+            </w:pPr>
+            <w:r>
+              <w:rPr>
+                <w:rFonts w:ascii="Times New Roman" w:hAnsi="Times New Roman" w:cs="Times New Roman"/>
+                <w:szCs w:val="24"/>
+              </w:rPr>
+              <w:t>Sociality</w:t>
+            </w:r>
+          </w:p>
+          <w:p>
+            <w:pPr>
+              <w:rPr>
+                <w:rFonts w:ascii="Times New Roman" w:hAnsi="Times New Roman" w:cs="Times New Roman"/>
+                <w:szCs w:val="24"/>
+              </w:rPr>
+            </w:pPr>
+          </w:p>
+          <w:p>
+            <w:pPr>
+              <w:rPr>
+                <w:rFonts w:ascii="Times New Roman" w:hAnsi="Times New Roman" w:cs="Times New Roman"/>
+                <w:szCs w:val="24"/>
+              </w:rPr>
+            </w:pPr>
+          </w:p>
+          <w:p>
+            <w:pPr>
+              <w:rPr>
+                <w:rFonts w:ascii="Times New Roman" w:hAnsi="Times New Roman" w:cs="Times New Roman"/>
+                <w:szCs w:val="24"/>
+              </w:rPr>
+            </w:pPr>
+          </w:p>
+          <w:p>
+            <w:pPr>
+              <w:rPr>
+                <w:rFonts w:ascii="Times New Roman" w:hAnsi="Times New Roman" w:cs="Times New Roman"/>
+                <w:szCs w:val="24"/>
+              </w:rPr>
+            </w:pPr>
+            <w:r>
+              <w:rPr>
+                <w:rFonts w:ascii="Times New Roman" w:hAnsi="Times New Roman" w:cs="Times New Roman"/>
+                <w:szCs w:val="24"/>
+              </w:rPr>
+              <w:t>Origin</w:t>
+            </w:r>
+          </w:p>
+        </w:tc>
+        <w:tc>
+          <w:tcPr>
+            <w:tcW w:w="776" w:type="pct"/>
+            <w:tcBorders>
+              <w:left w:val="nil"/>
+              <w:bottom w:val="single" w:sz="4" w:space="0" w:color="auto"/>
+              <w:right w:val="nil"/>
+            </w:tcBorders>
+          </w:tcPr>
+          <w:p>
+            <w:pPr>
+              <w:jc w:val="center"/>
+              <w:rPr>
+                <w:rFonts w:ascii="Times New Roman" w:hAnsi="Times New Roman" w:cs="Times New Roman"/>
+                <w:color w:val="000000"/>
+                <w:szCs w:val="24"/>
+              </w:rPr>
+            </w:pPr>
+          </w:p>
+          <w:p>
+            <w:pPr>
+              <w:jc w:val="center"/>
+              <w:rPr>
+                <w:rFonts w:ascii="Times New Roman" w:hAnsi="Times New Roman" w:cs="Times New Roman"/>
+                <w:color w:val="000000"/>
+                <w:szCs w:val="24"/>
+              </w:rPr>
+            </w:pPr>
+            <w:proofErr w:type="spellStart"/>
+            <w:r>
+              <w:rPr>
+                <w:rFonts w:ascii="Times New Roman" w:hAnsi="Times New Roman" w:cs="Times New Roman"/>
+                <w:color w:val="000000"/>
+                <w:szCs w:val="24"/>
+              </w:rPr>
+              <w:t>Kleptoparasitic</w:t>
+            </w:r>
+            <w:proofErr w:type="spellEnd"/>
+          </w:p>
+          <w:p>
+            <w:pPr>
+              <w:jc w:val="center"/>
+              <w:rPr>
+                <w:rFonts w:ascii="Times New Roman" w:hAnsi="Times New Roman" w:cs="Times New Roman"/>
+                <w:color w:val="000000"/>
+                <w:szCs w:val="24"/>
+              </w:rPr>
+            </w:pPr>
+            <w:r>
+              <w:rPr>
+                <w:rFonts w:ascii="Times New Roman" w:hAnsi="Times New Roman" w:cs="Times New Roman"/>
+                <w:color w:val="000000"/>
+                <w:szCs w:val="24"/>
+              </w:rPr>
+              <w:t>Generalist</w:t>
+            </w:r>
+          </w:p>
+          <w:p>
+            <w:pPr>
+              <w:jc w:val="center"/>
+              <w:rPr>
+                <w:rFonts w:ascii="Times New Roman" w:hAnsi="Times New Roman" w:cs="Times New Roman"/>
+                <w:color w:val="000000"/>
+                <w:szCs w:val="24"/>
+              </w:rPr>
+            </w:pPr>
+            <w:r>
+              <w:rPr>
+                <w:rFonts w:ascii="Times New Roman" w:hAnsi="Times New Roman" w:cs="Times New Roman"/>
+                <w:color w:val="000000"/>
+                <w:szCs w:val="24"/>
+              </w:rPr>
+              <w:t>Specialist</w:t>
+            </w:r>
+          </w:p>
+          <w:p>
+            <w:pPr>
+              <w:jc w:val="center"/>
+              <w:rPr>
+                <w:rFonts w:ascii="Times New Roman" w:hAnsi="Times New Roman" w:cs="Times New Roman"/>
+                <w:color w:val="000000"/>
+                <w:szCs w:val="24"/>
+              </w:rPr>
+            </w:pPr>
+            <w:r>
+              <w:rPr>
+                <w:rFonts w:ascii="Times New Roman" w:hAnsi="Times New Roman" w:cs="Times New Roman"/>
+                <w:color w:val="000000"/>
+                <w:szCs w:val="24"/>
+              </w:rPr>
+              <w:t>Soil</w:t>
+            </w:r>
+          </w:p>
+          <w:p>
+            <w:pPr>
+              <w:jc w:val="center"/>
+              <w:rPr>
+                <w:rFonts w:ascii="Times New Roman" w:hAnsi="Times New Roman" w:cs="Times New Roman"/>
+                <w:color w:val="000000"/>
+                <w:szCs w:val="24"/>
+              </w:rPr>
+            </w:pPr>
+            <w:r>
+              <w:rPr>
+                <w:rFonts w:ascii="Times New Roman" w:hAnsi="Times New Roman" w:cs="Times New Roman"/>
+                <w:color w:val="000000"/>
+                <w:szCs w:val="24"/>
+              </w:rPr>
+              <w:t>Cavity</w:t>
+            </w:r>
+          </w:p>
+          <w:p>
+            <w:pPr>
+              <w:jc w:val="center"/>
+              <w:rPr>
+                <w:rFonts w:ascii="Times New Roman" w:hAnsi="Times New Roman" w:cs="Times New Roman"/>
+                <w:color w:val="000000"/>
+                <w:szCs w:val="24"/>
+              </w:rPr>
+            </w:pPr>
+            <w:r>
+              <w:rPr>
+                <w:rFonts w:ascii="Times New Roman" w:hAnsi="Times New Roman" w:cs="Times New Roman"/>
+                <w:color w:val="000000"/>
+                <w:szCs w:val="24"/>
+              </w:rPr>
+              <w:t>Hive</w:t>
+            </w:r>
+          </w:p>
+          <w:p>
+            <w:pPr>
+              <w:jc w:val="center"/>
+              <w:rPr>
+                <w:rFonts w:ascii="Times New Roman" w:hAnsi="Times New Roman" w:cs="Times New Roman"/>
+                <w:color w:val="000000"/>
+                <w:szCs w:val="24"/>
+              </w:rPr>
+            </w:pPr>
+            <w:r>
+              <w:rPr>
+                <w:rFonts w:ascii="Times New Roman" w:hAnsi="Times New Roman" w:cs="Times New Roman"/>
+                <w:color w:val="000000"/>
+                <w:szCs w:val="24"/>
+              </w:rPr>
+              <w:t>Pithy Stem</w:t>
+            </w:r>
+          </w:p>
+          <w:p>
+            <w:pPr>
+              <w:jc w:val="center"/>
+              <w:rPr>
+                <w:rFonts w:ascii="Times New Roman" w:hAnsi="Times New Roman" w:cs="Times New Roman"/>
+                <w:color w:val="000000"/>
+                <w:szCs w:val="24"/>
+              </w:rPr>
+            </w:pPr>
+            <w:r>
+              <w:rPr>
+                <w:rFonts w:ascii="Times New Roman" w:hAnsi="Times New Roman" w:cs="Times New Roman"/>
+                <w:color w:val="000000"/>
+                <w:szCs w:val="24"/>
+              </w:rPr>
+              <w:t>Wood</w:t>
+            </w:r>
+          </w:p>
+          <w:p>
+            <w:pPr>
+              <w:jc w:val="center"/>
+              <w:rPr>
+                <w:rFonts w:ascii="Times New Roman" w:hAnsi="Times New Roman" w:cs="Times New Roman"/>
+                <w:color w:val="000000"/>
+                <w:szCs w:val="24"/>
+              </w:rPr>
+            </w:pPr>
+            <w:proofErr w:type="spellStart"/>
+            <w:r>
+              <w:rPr>
+                <w:rFonts w:ascii="Times New Roman" w:hAnsi="Times New Roman" w:cs="Times New Roman"/>
+                <w:color w:val="000000"/>
+                <w:szCs w:val="24"/>
+              </w:rPr>
+              <w:t>Subsocial</w:t>
+            </w:r>
+            <w:proofErr w:type="spellEnd"/>
+          </w:p>
+          <w:p>
+            <w:pPr>
+              <w:jc w:val="center"/>
+              <w:rPr>
+                <w:rFonts w:ascii="Times New Roman" w:hAnsi="Times New Roman" w:cs="Times New Roman"/>
+                <w:color w:val="000000"/>
+                <w:szCs w:val="24"/>
+              </w:rPr>
+            </w:pPr>
+            <w:r>
+              <w:rPr>
+                <w:rFonts w:ascii="Times New Roman" w:hAnsi="Times New Roman" w:cs="Times New Roman"/>
+                <w:color w:val="000000"/>
+                <w:szCs w:val="24"/>
+              </w:rPr>
+              <w:t>Solitary</w:t>
+            </w:r>
+          </w:p>
+          <w:p>
+            <w:pPr>
+              <w:jc w:val="center"/>
+              <w:rPr>
+                <w:rFonts w:ascii="Times New Roman" w:hAnsi="Times New Roman" w:cs="Times New Roman"/>
+                <w:color w:val="000000"/>
+                <w:szCs w:val="24"/>
+              </w:rPr>
+            </w:pPr>
+            <w:r>
+              <w:rPr>
+                <w:rFonts w:ascii="Times New Roman" w:hAnsi="Times New Roman" w:cs="Times New Roman"/>
+                <w:color w:val="000000"/>
+                <w:szCs w:val="24"/>
+              </w:rPr>
+              <w:t>Eusocial</w:t>
+            </w:r>
+          </w:p>
+          <w:p>
+            <w:pPr>
+              <w:jc w:val="center"/>
+              <w:rPr>
+                <w:rFonts w:ascii="Times New Roman" w:hAnsi="Times New Roman" w:cs="Times New Roman"/>
+                <w:color w:val="000000"/>
+                <w:szCs w:val="24"/>
+              </w:rPr>
+            </w:pPr>
+            <w:r>
+              <w:rPr>
+                <w:rFonts w:ascii="Times New Roman" w:hAnsi="Times New Roman" w:cs="Times New Roman"/>
+                <w:color w:val="000000"/>
+                <w:szCs w:val="24"/>
+              </w:rPr>
+              <w:t>Parasitic</w:t>
+            </w:r>
+          </w:p>
+          <w:p>
+            <w:pPr>
+              <w:jc w:val="center"/>
+              <w:rPr>
+                <w:rFonts w:ascii="Times New Roman" w:hAnsi="Times New Roman" w:cs="Times New Roman"/>
+                <w:color w:val="000000"/>
+                <w:szCs w:val="24"/>
+              </w:rPr>
+            </w:pPr>
+            <w:r>
+              <w:rPr>
+                <w:rFonts w:ascii="Times New Roman" w:hAnsi="Times New Roman" w:cs="Times New Roman"/>
+                <w:color w:val="000000"/>
+                <w:szCs w:val="24"/>
+              </w:rPr>
+              <w:t>Native</w:t>
+            </w:r>
+          </w:p>
+          <w:p>
+            <w:pPr>
+              <w:jc w:val="center"/>
+              <w:rPr>
+                <w:rFonts w:ascii="Times New Roman" w:hAnsi="Times New Roman" w:cs="Times New Roman"/>
+                <w:color w:val="000000"/>
+                <w:szCs w:val="24"/>
+              </w:rPr>
+            </w:pPr>
+            <w:r>
+              <w:rPr>
+                <w:rFonts w:ascii="Times New Roman" w:hAnsi="Times New Roman" w:cs="Times New Roman"/>
+                <w:color w:val="000000"/>
+                <w:szCs w:val="24"/>
+              </w:rPr>
+              <w:t>Non-native</w:t>
+            </w:r>
+          </w:p>
+        </w:tc>
+        <w:tc>
+          <w:tcPr>
+            <w:tcW w:w="579" w:type="pct"/>
+            <w:tcBorders>
+              <w:left w:val="nil"/>
+              <w:bottom w:val="single" w:sz="4" w:space="0" w:color="auto"/>
+              <w:right w:val="nil"/>
+            </w:tcBorders>
+          </w:tcPr>
+          <w:p>
+            <w:pPr>
+              <w:jc w:val="center"/>
+              <w:rPr>
+                <w:rFonts w:ascii="Times New Roman" w:hAnsi="Times New Roman" w:cs="Times New Roman"/>
+                <w:color w:val="000000"/>
+                <w:szCs w:val="24"/>
+              </w:rPr>
+            </w:pPr>
+            <w:r>
+              <w:rPr>
+                <w:rFonts w:ascii="Times New Roman" w:hAnsi="Times New Roman" w:cs="Times New Roman"/>
+                <w:color w:val="000000"/>
+                <w:szCs w:val="24"/>
+              </w:rPr>
+              <w:t>0.164</w:t>
+            </w:r>
+          </w:p>
+          <w:p>
+            <w:pPr>
+              <w:jc w:val="center"/>
+              <w:rPr>
+                <w:rFonts w:ascii="Times New Roman" w:hAnsi="Times New Roman" w:cs="Times New Roman"/>
+                <w:color w:val="000000"/>
+                <w:szCs w:val="24"/>
+              </w:rPr>
+            </w:pPr>
+            <w:r>
+              <w:rPr>
+                <w:rFonts w:ascii="Times New Roman" w:hAnsi="Times New Roman" w:cs="Times New Roman"/>
+                <w:color w:val="000000"/>
+                <w:szCs w:val="24"/>
+              </w:rPr>
+              <w:t>-1.926</w:t>
+            </w:r>
+          </w:p>
+          <w:p>
+            <w:pPr>
+              <w:jc w:val="center"/>
+              <w:rPr>
+                <w:rFonts w:ascii="Times New Roman" w:hAnsi="Times New Roman" w:cs="Times New Roman"/>
+                <w:color w:val="000000"/>
+                <w:szCs w:val="24"/>
+              </w:rPr>
+            </w:pPr>
+            <w:r>
+              <w:rPr>
+                <w:rFonts w:ascii="Times New Roman" w:hAnsi="Times New Roman" w:cs="Times New Roman"/>
+                <w:color w:val="000000"/>
+                <w:szCs w:val="24"/>
+              </w:rPr>
+              <w:t>2.389</w:t>
+            </w:r>
+          </w:p>
+          <w:p>
+            <w:pPr>
+              <w:jc w:val="center"/>
+              <w:rPr>
+                <w:rFonts w:ascii="Times New Roman" w:hAnsi="Times New Roman" w:cs="Times New Roman"/>
+                <w:color w:val="000000"/>
+                <w:szCs w:val="24"/>
+              </w:rPr>
+            </w:pPr>
+            <w:r>
+              <w:rPr>
+                <w:rFonts w:ascii="Times New Roman" w:hAnsi="Times New Roman" w:cs="Times New Roman"/>
+                <w:color w:val="000000"/>
+                <w:szCs w:val="24"/>
+              </w:rPr>
+              <w:t>-1.230</w:t>
+            </w:r>
+          </w:p>
+          <w:p>
+            <w:pPr>
+              <w:jc w:val="center"/>
+              <w:rPr>
+                <w:rFonts w:ascii="Times New Roman" w:hAnsi="Times New Roman" w:cs="Times New Roman"/>
+                <w:color w:val="000000"/>
+                <w:szCs w:val="24"/>
+              </w:rPr>
+            </w:pPr>
+            <w:r>
+              <w:rPr>
+                <w:rFonts w:ascii="Times New Roman" w:hAnsi="Times New Roman" w:cs="Times New Roman"/>
+                <w:color w:val="000000"/>
+                <w:szCs w:val="24"/>
+              </w:rPr>
+              <w:t>-0.235</w:t>
+            </w:r>
+          </w:p>
+          <w:p>
+            <w:pPr>
+              <w:jc w:val="center"/>
+              <w:rPr>
+                <w:rFonts w:ascii="Times New Roman" w:hAnsi="Times New Roman" w:cs="Times New Roman"/>
+                <w:color w:val="000000"/>
+                <w:szCs w:val="24"/>
+              </w:rPr>
+            </w:pPr>
+            <w:r>
+              <w:rPr>
+                <w:rFonts w:ascii="Times New Roman" w:hAnsi="Times New Roman" w:cs="Times New Roman"/>
+                <w:color w:val="000000"/>
+                <w:szCs w:val="24"/>
+              </w:rPr>
+              <w:t>-0.353</w:t>
+            </w:r>
+          </w:p>
+          <w:p>
+            <w:pPr>
+              <w:jc w:val="center"/>
+              <w:rPr>
+                <w:rFonts w:ascii="Times New Roman" w:hAnsi="Times New Roman" w:cs="Times New Roman"/>
+                <w:color w:val="000000"/>
+                <w:szCs w:val="24"/>
+              </w:rPr>
+            </w:pPr>
+            <w:r>
+              <w:rPr>
+                <w:rFonts w:ascii="Times New Roman" w:hAnsi="Times New Roman" w:cs="Times New Roman"/>
+                <w:color w:val="000000"/>
+                <w:szCs w:val="24"/>
+              </w:rPr>
+              <w:t>1.601</w:t>
+            </w:r>
+          </w:p>
+          <w:p>
+            <w:pPr>
+              <w:jc w:val="center"/>
+              <w:rPr>
+                <w:rFonts w:ascii="Times New Roman" w:hAnsi="Times New Roman" w:cs="Times New Roman"/>
+                <w:color w:val="000000"/>
+                <w:szCs w:val="24"/>
+              </w:rPr>
+            </w:pPr>
+            <w:r>
+              <w:rPr>
+                <w:rFonts w:ascii="Times New Roman" w:hAnsi="Times New Roman" w:cs="Times New Roman"/>
+                <w:color w:val="000000"/>
+                <w:szCs w:val="24"/>
+              </w:rPr>
+              <w:t>-0.020</w:t>
+            </w:r>
+          </w:p>
+          <w:p>
+            <w:pPr>
+              <w:jc w:val="center"/>
+              <w:rPr>
+                <w:rFonts w:ascii="Times New Roman" w:hAnsi="Times New Roman" w:cs="Times New Roman"/>
+                <w:color w:val="000000"/>
+                <w:szCs w:val="24"/>
+              </w:rPr>
+            </w:pPr>
+            <w:r>
+              <w:rPr>
+                <w:rFonts w:ascii="Times New Roman" w:hAnsi="Times New Roman" w:cs="Times New Roman"/>
+                <w:color w:val="000000"/>
+                <w:szCs w:val="24"/>
+              </w:rPr>
+              <w:t>0.225</w:t>
+            </w:r>
+          </w:p>
+          <w:p>
+            <w:pPr>
+              <w:jc w:val="center"/>
+              <w:rPr>
+                <w:rFonts w:ascii="Times New Roman" w:hAnsi="Times New Roman" w:cs="Times New Roman"/>
+                <w:color w:val="000000"/>
+                <w:szCs w:val="24"/>
+              </w:rPr>
+            </w:pPr>
+            <w:r>
+              <w:rPr>
+                <w:rFonts w:ascii="Times New Roman" w:hAnsi="Times New Roman" w:cs="Times New Roman"/>
+                <w:color w:val="000000"/>
+                <w:szCs w:val="24"/>
+              </w:rPr>
+              <w:t>1.577</w:t>
+            </w:r>
+          </w:p>
+          <w:p>
+            <w:pPr>
+              <w:jc w:val="center"/>
+              <w:rPr>
+                <w:rFonts w:ascii="Times New Roman" w:hAnsi="Times New Roman" w:cs="Times New Roman"/>
+                <w:color w:val="000000"/>
+                <w:szCs w:val="24"/>
+              </w:rPr>
+            </w:pPr>
+            <w:r>
+              <w:rPr>
+                <w:rFonts w:ascii="Times New Roman" w:hAnsi="Times New Roman" w:cs="Times New Roman"/>
+                <w:color w:val="000000"/>
+                <w:szCs w:val="24"/>
+              </w:rPr>
+              <w:t>-0.736</w:t>
+            </w:r>
+          </w:p>
+          <w:p>
+            <w:pPr>
+              <w:jc w:val="center"/>
+              <w:rPr>
+                <w:rFonts w:ascii="Times New Roman" w:hAnsi="Times New Roman" w:cs="Times New Roman"/>
+                <w:color w:val="000000"/>
+                <w:szCs w:val="24"/>
+              </w:rPr>
+            </w:pPr>
+            <w:r>
+              <w:rPr>
+                <w:rFonts w:ascii="Times New Roman" w:hAnsi="Times New Roman" w:cs="Times New Roman"/>
+                <w:color w:val="000000"/>
+                <w:szCs w:val="24"/>
+              </w:rPr>
+              <w:t>1.557</w:t>
+            </w:r>
+          </w:p>
+          <w:p>
+            <w:pPr>
+              <w:jc w:val="center"/>
+              <w:rPr>
+                <w:rFonts w:ascii="Times New Roman" w:hAnsi="Times New Roman" w:cs="Times New Roman"/>
+                <w:color w:val="000000"/>
+                <w:szCs w:val="24"/>
+              </w:rPr>
+            </w:pPr>
+            <w:r>
+              <w:rPr>
+                <w:rFonts w:ascii="Times New Roman" w:hAnsi="Times New Roman" w:cs="Times New Roman"/>
+                <w:color w:val="000000"/>
+                <w:szCs w:val="24"/>
+              </w:rPr>
+              <w:t>-2.088</w:t>
+            </w:r>
+          </w:p>
+          <w:p>
+            <w:pPr>
+              <w:jc w:val="center"/>
+              <w:rPr>
+                <w:rFonts w:ascii="Times New Roman" w:hAnsi="Times New Roman" w:cs="Times New Roman"/>
+                <w:color w:val="000000"/>
+                <w:szCs w:val="24"/>
+              </w:rPr>
+            </w:pPr>
+            <w:r>
+              <w:rPr>
+                <w:rFonts w:ascii="Times New Roman" w:hAnsi="Times New Roman" w:cs="Times New Roman"/>
+                <w:color w:val="000000"/>
+                <w:szCs w:val="24"/>
+              </w:rPr>
+              <w:t>-1.179</w:t>
+            </w:r>
+          </w:p>
+          <w:p>
+            <w:pPr>
+              <w:jc w:val="center"/>
+              <w:rPr>
+                <w:rFonts w:ascii="Times New Roman" w:hAnsi="Times New Roman" w:cs="Times New Roman"/>
+                <w:color w:val="000000"/>
+                <w:szCs w:val="24"/>
+              </w:rPr>
+            </w:pPr>
+            <w:r>
+              <w:rPr>
+                <w:rFonts w:ascii="Times New Roman" w:hAnsi="Times New Roman" w:cs="Times New Roman"/>
+                <w:color w:val="000000"/>
+                <w:szCs w:val="24"/>
+              </w:rPr>
+              <w:t>1.179</w:t>
+            </w:r>
+          </w:p>
+        </w:tc>
+        <w:tc>
+          <w:tcPr>
+            <w:tcW w:w="579" w:type="pct"/>
+            <w:tcBorders>
+              <w:left w:val="nil"/>
+              <w:bottom w:val="single" w:sz="4" w:space="0" w:color="auto"/>
+              <w:right w:val="nil"/>
+            </w:tcBorders>
+          </w:tcPr>
+          <w:p>
+            <w:pPr>
+              <w:jc w:val="center"/>
+              <w:rPr>
+                <w:rFonts w:ascii="Times New Roman" w:hAnsi="Times New Roman" w:cs="Times New Roman"/>
+                <w:color w:val="000000"/>
+                <w:szCs w:val="24"/>
+              </w:rPr>
+            </w:pPr>
+            <w:r>
+              <w:rPr>
+                <w:rFonts w:ascii="Times New Roman" w:hAnsi="Times New Roman" w:cs="Times New Roman"/>
+                <w:color w:val="000000"/>
+                <w:szCs w:val="24"/>
+              </w:rPr>
+              <w:t>0.</w:t>
+            </w:r>
+            <w:r>
+              <w:rPr>
+                <w:rFonts w:ascii="Times New Roman" w:hAnsi="Times New Roman" w:cs="Times New Roman"/>
+                <w:color w:val="000000"/>
+                <w:szCs w:val="24"/>
+              </w:rPr>
+              <w:t>7</w:t>
+            </w:r>
+            <w:r>
+              <w:rPr>
+                <w:rFonts w:ascii="Times New Roman" w:hAnsi="Times New Roman" w:cs="Times New Roman"/>
+                <w:color w:val="000000"/>
+                <w:szCs w:val="24"/>
+              </w:rPr>
+              <w:t>4</w:t>
+            </w:r>
+            <w:r>
+              <w:rPr>
+                <w:rFonts w:ascii="Times New Roman" w:hAnsi="Times New Roman" w:cs="Times New Roman"/>
+                <w:color w:val="000000"/>
+                <w:szCs w:val="24"/>
+              </w:rPr>
+              <w:t>2</w:t>
+            </w:r>
+          </w:p>
+          <w:p>
+            <w:pPr>
+              <w:jc w:val="center"/>
+              <w:rPr>
+                <w:rFonts w:ascii="Times New Roman" w:hAnsi="Times New Roman" w:cs="Times New Roman"/>
+                <w:b/>
+                <w:bCs/>
+                <w:color w:val="000000"/>
+                <w:szCs w:val="24"/>
+              </w:rPr>
+            </w:pPr>
+            <w:r>
+              <w:rPr>
+                <w:rFonts w:ascii="Times New Roman" w:hAnsi="Times New Roman" w:cs="Times New Roman"/>
+                <w:b/>
+                <w:bCs/>
+                <w:color w:val="000000"/>
+                <w:szCs w:val="24"/>
+              </w:rPr>
+              <w:t>&lt; 0.001</w:t>
+            </w:r>
+          </w:p>
+          <w:p>
+            <w:pPr>
+              <w:jc w:val="center"/>
+              <w:rPr>
+                <w:rFonts w:ascii="Times New Roman" w:hAnsi="Times New Roman" w:cs="Times New Roman"/>
+                <w:b/>
+                <w:bCs/>
+                <w:color w:val="000000"/>
+                <w:szCs w:val="24"/>
+              </w:rPr>
+            </w:pPr>
+            <w:r>
+              <w:rPr>
+                <w:rFonts w:ascii="Times New Roman" w:hAnsi="Times New Roman" w:cs="Times New Roman"/>
+                <w:b/>
+                <w:bCs/>
+                <w:color w:val="000000"/>
+                <w:szCs w:val="24"/>
+              </w:rPr>
+              <w:t>&lt; 0.001</w:t>
+            </w:r>
+          </w:p>
+          <w:p>
+            <w:pPr>
+              <w:jc w:val="center"/>
+              <w:rPr>
+                <w:rFonts w:ascii="Times New Roman" w:hAnsi="Times New Roman" w:cs="Times New Roman"/>
+                <w:b/>
+                <w:bCs/>
+                <w:color w:val="000000"/>
+                <w:szCs w:val="24"/>
+              </w:rPr>
+            </w:pPr>
+            <w:r>
+              <w:rPr>
+                <w:rFonts w:ascii="Times New Roman" w:hAnsi="Times New Roman" w:cs="Times New Roman"/>
+                <w:b/>
+                <w:bCs/>
+                <w:color w:val="000000"/>
+                <w:szCs w:val="24"/>
+              </w:rPr>
+              <w:t>&lt; 0.001</w:t>
+            </w:r>
+          </w:p>
+          <w:p>
+            <w:pPr>
+              <w:jc w:val="center"/>
+              <w:rPr>
+                <w:rFonts w:ascii="Times New Roman" w:hAnsi="Times New Roman" w:cs="Times New Roman"/>
+                <w:color w:val="000000"/>
+                <w:szCs w:val="24"/>
+              </w:rPr>
+            </w:pPr>
+            <w:r>
+              <w:rPr>
+                <w:rFonts w:ascii="Times New Roman" w:hAnsi="Times New Roman" w:cs="Times New Roman"/>
+                <w:color w:val="000000"/>
+                <w:szCs w:val="24"/>
+              </w:rPr>
+              <w:t>0.263</w:t>
+            </w:r>
+          </w:p>
+          <w:p>
+            <w:pPr>
+              <w:jc w:val="center"/>
+              <w:rPr>
+                <w:rFonts w:ascii="Times New Roman" w:hAnsi="Times New Roman" w:cs="Times New Roman"/>
+                <w:color w:val="000000"/>
+                <w:szCs w:val="24"/>
+              </w:rPr>
+            </w:pPr>
+            <w:r>
+              <w:rPr>
+                <w:rFonts w:ascii="Times New Roman" w:hAnsi="Times New Roman" w:cs="Times New Roman"/>
+                <w:color w:val="000000"/>
+                <w:szCs w:val="24"/>
+              </w:rPr>
+              <w:t>0.089</w:t>
+            </w:r>
+          </w:p>
+          <w:p>
+            <w:pPr>
+              <w:jc w:val="center"/>
+              <w:rPr>
+                <w:rFonts w:ascii="Times New Roman" w:hAnsi="Times New Roman" w:cs="Times New Roman"/>
+                <w:b/>
+                <w:bCs/>
+                <w:color w:val="000000"/>
+                <w:szCs w:val="24"/>
+              </w:rPr>
+            </w:pPr>
+            <w:r>
+              <w:rPr>
+                <w:rFonts w:ascii="Times New Roman" w:hAnsi="Times New Roman" w:cs="Times New Roman"/>
+                <w:b/>
+                <w:bCs/>
+                <w:color w:val="000000"/>
+                <w:szCs w:val="24"/>
+              </w:rPr>
+              <w:t>0.001</w:t>
+            </w:r>
+          </w:p>
+          <w:p>
+            <w:pPr>
+              <w:jc w:val="center"/>
+              <w:rPr>
+                <w:rFonts w:ascii="Times New Roman" w:hAnsi="Times New Roman" w:cs="Times New Roman"/>
+                <w:color w:val="000000"/>
+                <w:szCs w:val="24"/>
+              </w:rPr>
+            </w:pPr>
+            <w:r>
+              <w:rPr>
+                <w:rFonts w:ascii="Times New Roman" w:hAnsi="Times New Roman" w:cs="Times New Roman"/>
+                <w:color w:val="000000"/>
+                <w:szCs w:val="24"/>
+              </w:rPr>
+              <w:t>0.89</w:t>
+            </w:r>
+          </w:p>
+          <w:p>
+            <w:pPr>
+              <w:jc w:val="center"/>
+              <w:rPr>
+                <w:rFonts w:ascii="Times New Roman" w:hAnsi="Times New Roman" w:cs="Times New Roman"/>
+                <w:color w:val="000000"/>
+                <w:szCs w:val="24"/>
+              </w:rPr>
+            </w:pPr>
+            <w:r>
+              <w:rPr>
+                <w:rFonts w:ascii="Times New Roman" w:hAnsi="Times New Roman" w:cs="Times New Roman"/>
+                <w:color w:val="000000"/>
+                <w:szCs w:val="24"/>
+              </w:rPr>
+              <w:t>0.207</w:t>
+            </w:r>
+          </w:p>
+          <w:p>
+            <w:pPr>
+              <w:jc w:val="center"/>
+              <w:rPr>
+                <w:rFonts w:ascii="Times New Roman" w:hAnsi="Times New Roman" w:cs="Times New Roman"/>
+                <w:b/>
+                <w:bCs/>
+                <w:color w:val="000000"/>
+                <w:szCs w:val="24"/>
+              </w:rPr>
+            </w:pPr>
+            <w:r>
+              <w:rPr>
+                <w:rFonts w:ascii="Times New Roman" w:hAnsi="Times New Roman" w:cs="Times New Roman"/>
+                <w:b/>
+                <w:bCs/>
+                <w:color w:val="000000"/>
+                <w:szCs w:val="24"/>
+              </w:rPr>
+              <w:t>&lt;0.001</w:t>
+            </w:r>
+          </w:p>
+          <w:p>
+            <w:pPr>
+              <w:jc w:val="center"/>
+              <w:rPr>
+                <w:rFonts w:ascii="Times New Roman" w:hAnsi="Times New Roman" w:cs="Times New Roman"/>
+                <w:b/>
+                <w:bCs/>
+                <w:color w:val="000000"/>
+                <w:szCs w:val="24"/>
+              </w:rPr>
+            </w:pPr>
+            <w:r>
+              <w:rPr>
+                <w:rFonts w:ascii="Times New Roman" w:hAnsi="Times New Roman" w:cs="Times New Roman"/>
+                <w:b/>
+                <w:bCs/>
+                <w:color w:val="000000"/>
+                <w:szCs w:val="24"/>
+              </w:rPr>
+              <w:t>0.003</w:t>
+            </w:r>
+          </w:p>
+          <w:p>
+            <w:pPr>
+              <w:jc w:val="center"/>
+              <w:rPr>
+                <w:rFonts w:ascii="Times New Roman" w:hAnsi="Times New Roman" w:cs="Times New Roman"/>
+                <w:b/>
+                <w:bCs/>
+                <w:color w:val="000000"/>
+                <w:szCs w:val="24"/>
+              </w:rPr>
+            </w:pPr>
+            <w:r>
+              <w:rPr>
+                <w:rFonts w:ascii="Times New Roman" w:hAnsi="Times New Roman" w:cs="Times New Roman"/>
+                <w:b/>
+                <w:bCs/>
+                <w:color w:val="000000"/>
+                <w:szCs w:val="24"/>
+              </w:rPr>
+              <w:t>&lt;0.001</w:t>
+            </w:r>
+          </w:p>
+          <w:p>
+            <w:pPr>
+              <w:jc w:val="center"/>
+              <w:rPr>
+                <w:rFonts w:ascii="Times New Roman" w:hAnsi="Times New Roman" w:cs="Times New Roman"/>
+                <w:b/>
+                <w:bCs/>
+                <w:color w:val="000000"/>
+                <w:szCs w:val="24"/>
+              </w:rPr>
+            </w:pPr>
+            <w:r>
+              <w:rPr>
+                <w:rFonts w:ascii="Times New Roman" w:hAnsi="Times New Roman" w:cs="Times New Roman"/>
+                <w:b/>
+                <w:bCs/>
+                <w:color w:val="000000"/>
+                <w:szCs w:val="24"/>
+              </w:rPr>
+              <w:t>&lt;0.001</w:t>
+            </w:r>
+          </w:p>
+          <w:p>
+            <w:pPr>
+              <w:jc w:val="center"/>
+              <w:rPr>
+                <w:rFonts w:ascii="Times New Roman" w:hAnsi="Times New Roman" w:cs="Times New Roman"/>
+                <w:b/>
+                <w:bCs/>
+                <w:color w:val="000000"/>
+                <w:szCs w:val="24"/>
+              </w:rPr>
+            </w:pPr>
+            <w:r>
+              <w:rPr>
+                <w:rFonts w:ascii="Times New Roman" w:hAnsi="Times New Roman" w:cs="Times New Roman"/>
+                <w:b/>
+                <w:bCs/>
+                <w:color w:val="000000"/>
+                <w:szCs w:val="24"/>
+              </w:rPr>
+              <w:t>0.001</w:t>
+            </w:r>
+          </w:p>
+          <w:p>
+            <w:pPr>
+              <w:jc w:val="center"/>
+              <w:rPr>
+                <w:rFonts w:ascii="Times New Roman" w:hAnsi="Times New Roman" w:cs="Times New Roman"/>
+                <w:color w:val="000000"/>
+                <w:szCs w:val="24"/>
+              </w:rPr>
+            </w:pPr>
+            <w:r>
+              <w:rPr>
+                <w:rFonts w:ascii="Times New Roman" w:hAnsi="Times New Roman" w:cs="Times New Roman"/>
+                <w:b/>
+                <w:bCs/>
+                <w:color w:val="000000"/>
+                <w:szCs w:val="24"/>
+              </w:rPr>
+              <w:t>0.001</w:t>
+            </w:r>
+          </w:p>
+        </w:tc>
+        <w:tc>
+          <w:tcPr>
+            <w:tcW w:w="579" w:type="pct"/>
+            <w:gridSpan w:val="2"/>
+            <w:tcBorders>
+              <w:left w:val="nil"/>
+              <w:bottom w:val="single" w:sz="4" w:space="0" w:color="auto"/>
+              <w:right w:val="nil"/>
+            </w:tcBorders>
+          </w:tcPr>
+          <w:p>
+            <w:pPr>
+              <w:jc w:val="center"/>
+              <w:rPr>
+                <w:rFonts w:ascii="Times New Roman" w:hAnsi="Times New Roman" w:cs="Times New Roman"/>
+                <w:color w:val="000000"/>
+                <w:szCs w:val="24"/>
+              </w:rPr>
+            </w:pPr>
+            <w:r>
+              <w:rPr>
+                <w:rFonts w:ascii="Times New Roman" w:hAnsi="Times New Roman" w:cs="Times New Roman"/>
+                <w:color w:val="000000"/>
+                <w:szCs w:val="24"/>
+              </w:rPr>
+              <w:t>0.921</w:t>
+            </w:r>
+          </w:p>
+          <w:p>
+            <w:pPr>
+              <w:jc w:val="center"/>
+              <w:rPr>
+                <w:rFonts w:ascii="Times New Roman" w:hAnsi="Times New Roman" w:cs="Times New Roman"/>
+                <w:color w:val="000000"/>
+                <w:szCs w:val="24"/>
+              </w:rPr>
+            </w:pPr>
+            <w:r>
+              <w:rPr>
+                <w:rFonts w:ascii="Times New Roman" w:hAnsi="Times New Roman" w:cs="Times New Roman"/>
+                <w:color w:val="000000"/>
+                <w:szCs w:val="24"/>
+              </w:rPr>
+              <w:t>-1.633</w:t>
+            </w:r>
+          </w:p>
+          <w:p>
+            <w:pPr>
+              <w:jc w:val="center"/>
+              <w:rPr>
+                <w:rFonts w:ascii="Times New Roman" w:hAnsi="Times New Roman" w:cs="Times New Roman"/>
+                <w:color w:val="000000"/>
+                <w:szCs w:val="24"/>
+              </w:rPr>
+            </w:pPr>
+            <w:r>
+              <w:rPr>
+                <w:rFonts w:ascii="Times New Roman" w:hAnsi="Times New Roman" w:cs="Times New Roman"/>
+                <w:color w:val="000000"/>
+                <w:szCs w:val="24"/>
+              </w:rPr>
+              <w:t>2.289</w:t>
+            </w:r>
+          </w:p>
+          <w:p>
+            <w:pPr>
+              <w:jc w:val="center"/>
+              <w:rPr>
+                <w:rFonts w:ascii="Times New Roman" w:hAnsi="Times New Roman" w:cs="Times New Roman"/>
+                <w:color w:val="000000"/>
+                <w:szCs w:val="24"/>
+              </w:rPr>
+            </w:pPr>
+            <w:r>
+              <w:rPr>
+                <w:rFonts w:ascii="Times New Roman" w:hAnsi="Times New Roman" w:cs="Times New Roman"/>
+                <w:color w:val="000000"/>
+                <w:szCs w:val="24"/>
+              </w:rPr>
+              <w:t>-1.436</w:t>
+            </w:r>
+          </w:p>
+          <w:p>
+            <w:pPr>
+              <w:jc w:val="center"/>
+              <w:rPr>
+                <w:rFonts w:ascii="Times New Roman" w:hAnsi="Times New Roman" w:cs="Times New Roman"/>
+                <w:color w:val="000000"/>
+                <w:szCs w:val="24"/>
+              </w:rPr>
+            </w:pPr>
+            <w:r>
+              <w:rPr>
+                <w:rFonts w:ascii="Times New Roman" w:hAnsi="Times New Roman" w:cs="Times New Roman"/>
+                <w:color w:val="000000"/>
+                <w:szCs w:val="24"/>
+              </w:rPr>
+              <w:t>-1.843</w:t>
+            </w:r>
+          </w:p>
+          <w:p>
+            <w:pPr>
+              <w:jc w:val="center"/>
+              <w:rPr>
+                <w:rFonts w:ascii="Times New Roman" w:hAnsi="Times New Roman" w:cs="Times New Roman"/>
+                <w:color w:val="000000"/>
+                <w:szCs w:val="24"/>
+              </w:rPr>
+            </w:pPr>
+            <w:r>
+              <w:rPr>
+                <w:rFonts w:ascii="Times New Roman" w:hAnsi="Times New Roman" w:cs="Times New Roman"/>
+                <w:color w:val="000000"/>
+                <w:szCs w:val="24"/>
+              </w:rPr>
+              <w:t>0.232</w:t>
+            </w:r>
+          </w:p>
+          <w:p>
+            <w:pPr>
+              <w:jc w:val="center"/>
+              <w:rPr>
+                <w:rFonts w:ascii="Times New Roman" w:hAnsi="Times New Roman" w:cs="Times New Roman"/>
+                <w:color w:val="000000"/>
+                <w:szCs w:val="24"/>
+              </w:rPr>
+            </w:pPr>
+            <w:r>
+              <w:rPr>
+                <w:rFonts w:ascii="Times New Roman" w:hAnsi="Times New Roman" w:cs="Times New Roman"/>
+                <w:color w:val="000000"/>
+                <w:szCs w:val="24"/>
+              </w:rPr>
+              <w:t>3.569</w:t>
+            </w:r>
+          </w:p>
+          <w:p>
+            <w:pPr>
+              <w:jc w:val="center"/>
+              <w:rPr>
+                <w:rFonts w:ascii="Times New Roman" w:hAnsi="Times New Roman" w:cs="Times New Roman"/>
+                <w:color w:val="000000"/>
+                <w:szCs w:val="24"/>
+              </w:rPr>
+            </w:pPr>
+            <w:r>
+              <w:rPr>
+                <w:rFonts w:ascii="Times New Roman" w:hAnsi="Times New Roman" w:cs="Times New Roman"/>
+                <w:color w:val="000000"/>
+                <w:szCs w:val="24"/>
+              </w:rPr>
+              <w:t>0.608</w:t>
+            </w:r>
+          </w:p>
+          <w:p>
+            <w:pPr>
+              <w:jc w:val="center"/>
+              <w:rPr>
+                <w:rFonts w:ascii="Times New Roman" w:hAnsi="Times New Roman" w:cs="Times New Roman"/>
+                <w:color w:val="000000"/>
+                <w:szCs w:val="24"/>
+              </w:rPr>
+            </w:pPr>
+            <w:r>
+              <w:rPr>
+                <w:rFonts w:ascii="Times New Roman" w:hAnsi="Times New Roman" w:cs="Times New Roman"/>
+                <w:color w:val="000000"/>
+                <w:szCs w:val="24"/>
+              </w:rPr>
+              <w:t>-0.791</w:t>
+            </w:r>
+          </w:p>
+          <w:p>
+            <w:pPr>
+              <w:jc w:val="center"/>
+              <w:rPr>
+                <w:rFonts w:ascii="Times New Roman" w:hAnsi="Times New Roman" w:cs="Times New Roman"/>
+                <w:color w:val="000000"/>
+                <w:szCs w:val="24"/>
+              </w:rPr>
+            </w:pPr>
+            <w:r>
+              <w:rPr>
+                <w:rFonts w:ascii="Times New Roman" w:hAnsi="Times New Roman" w:cs="Times New Roman"/>
+                <w:color w:val="000000"/>
+                <w:szCs w:val="24"/>
+              </w:rPr>
+              <w:t>1.427</w:t>
+            </w:r>
+          </w:p>
+          <w:p>
+            <w:pPr>
+              <w:jc w:val="center"/>
+              <w:rPr>
+                <w:rFonts w:ascii="Times New Roman" w:hAnsi="Times New Roman" w:cs="Times New Roman"/>
+                <w:color w:val="000000"/>
+                <w:szCs w:val="24"/>
+              </w:rPr>
+            </w:pPr>
+            <w:r>
+              <w:rPr>
+                <w:rFonts w:ascii="Times New Roman" w:hAnsi="Times New Roman" w:cs="Times New Roman"/>
+                <w:color w:val="000000"/>
+                <w:szCs w:val="24"/>
+              </w:rPr>
+              <w:t>-0.774</w:t>
+            </w:r>
+          </w:p>
+          <w:p>
+            <w:pPr>
+              <w:jc w:val="center"/>
+              <w:rPr>
+                <w:rFonts w:ascii="Times New Roman" w:hAnsi="Times New Roman" w:cs="Times New Roman"/>
+                <w:color w:val="000000"/>
+                <w:szCs w:val="24"/>
+              </w:rPr>
+            </w:pPr>
+            <w:r>
+              <w:rPr>
+                <w:rFonts w:ascii="Times New Roman" w:hAnsi="Times New Roman" w:cs="Times New Roman"/>
+                <w:color w:val="000000"/>
+                <w:szCs w:val="24"/>
+              </w:rPr>
+              <w:t>1.440</w:t>
+            </w:r>
+          </w:p>
+          <w:p>
+            <w:pPr>
+              <w:jc w:val="center"/>
+              <w:rPr>
+                <w:rFonts w:ascii="Times New Roman" w:hAnsi="Times New Roman" w:cs="Times New Roman"/>
+                <w:color w:val="000000"/>
+                <w:szCs w:val="24"/>
+              </w:rPr>
+            </w:pPr>
+            <w:r>
+              <w:rPr>
+                <w:rFonts w:ascii="Times New Roman" w:hAnsi="Times New Roman" w:cs="Times New Roman"/>
+                <w:color w:val="000000"/>
+                <w:szCs w:val="24"/>
+              </w:rPr>
+              <w:t>-1.711</w:t>
+            </w:r>
+          </w:p>
+          <w:p>
+            <w:pPr>
+              <w:jc w:val="center"/>
+              <w:rPr>
+                <w:rFonts w:ascii="Times New Roman" w:hAnsi="Times New Roman" w:cs="Times New Roman"/>
+                <w:color w:val="000000"/>
+                <w:szCs w:val="24"/>
+              </w:rPr>
+            </w:pPr>
+            <w:r>
+              <w:rPr>
+                <w:rFonts w:ascii="Times New Roman" w:hAnsi="Times New Roman" w:cs="Times New Roman"/>
+                <w:color w:val="000000"/>
+                <w:szCs w:val="24"/>
+              </w:rPr>
+              <w:t>-2.079</w:t>
+            </w:r>
+          </w:p>
+          <w:p>
+            <w:pPr>
+              <w:jc w:val="center"/>
+              <w:rPr>
+                <w:rFonts w:ascii="Times New Roman" w:hAnsi="Times New Roman" w:cs="Times New Roman"/>
+                <w:color w:val="000000"/>
+                <w:szCs w:val="24"/>
+              </w:rPr>
+            </w:pPr>
+            <w:r>
+              <w:rPr>
+                <w:rFonts w:ascii="Times New Roman" w:hAnsi="Times New Roman" w:cs="Times New Roman"/>
+                <w:color w:val="000000"/>
+                <w:szCs w:val="24"/>
+              </w:rPr>
+              <w:t>2.079</w:t>
+            </w:r>
+          </w:p>
+        </w:tc>
+        <w:tc>
+          <w:tcPr>
+            <w:tcW w:w="622" w:type="pct"/>
+            <w:tcBorders>
+              <w:left w:val="nil"/>
+              <w:bottom w:val="single" w:sz="4" w:space="0" w:color="auto"/>
+              <w:right w:val="nil"/>
+            </w:tcBorders>
+          </w:tcPr>
+          <w:p>
+            <w:pPr>
+              <w:jc w:val="center"/>
+              <w:rPr>
+                <w:rFonts w:ascii="Times New Roman" w:hAnsi="Times New Roman" w:cs="Times New Roman"/>
+                <w:color w:val="000000"/>
+                <w:szCs w:val="24"/>
+              </w:rPr>
+            </w:pPr>
+            <w:r>
+              <w:rPr>
+                <w:rFonts w:ascii="Times New Roman" w:hAnsi="Times New Roman" w:cs="Times New Roman"/>
+                <w:color w:val="000000"/>
+                <w:szCs w:val="24"/>
+              </w:rPr>
+              <w:t>0.055</w:t>
+            </w:r>
+          </w:p>
+          <w:p>
+            <w:pPr>
+              <w:jc w:val="center"/>
+              <w:rPr>
+                <w:rFonts w:ascii="Times New Roman" w:hAnsi="Times New Roman" w:cs="Times New Roman"/>
+                <w:b/>
+                <w:bCs/>
+                <w:color w:val="000000"/>
+                <w:szCs w:val="24"/>
+              </w:rPr>
+            </w:pPr>
+            <w:r>
+              <w:rPr>
+                <w:rFonts w:ascii="Times New Roman" w:hAnsi="Times New Roman" w:cs="Times New Roman"/>
+                <w:b/>
+                <w:bCs/>
+                <w:color w:val="000000"/>
+                <w:szCs w:val="24"/>
+              </w:rPr>
+              <w:t>0.008</w:t>
+            </w:r>
+          </w:p>
+          <w:p>
+            <w:pPr>
+              <w:jc w:val="center"/>
+              <w:rPr>
+                <w:rFonts w:ascii="Times New Roman" w:hAnsi="Times New Roman" w:cs="Times New Roman"/>
+                <w:b/>
+                <w:bCs/>
+                <w:color w:val="000000"/>
+                <w:szCs w:val="24"/>
+              </w:rPr>
+            </w:pPr>
+            <w:r>
+              <w:rPr>
+                <w:rFonts w:ascii="Times New Roman" w:hAnsi="Times New Roman" w:cs="Times New Roman"/>
+                <w:b/>
+                <w:bCs/>
+                <w:color w:val="000000"/>
+                <w:szCs w:val="24"/>
+              </w:rPr>
+              <w:t>0.008</w:t>
+            </w:r>
+          </w:p>
+          <w:p>
+            <w:pPr>
+              <w:jc w:val="center"/>
+              <w:rPr>
+                <w:rFonts w:ascii="Times New Roman" w:hAnsi="Times New Roman" w:cs="Times New Roman"/>
+                <w:b/>
+                <w:bCs/>
+                <w:color w:val="000000"/>
+                <w:szCs w:val="24"/>
+              </w:rPr>
+            </w:pPr>
+            <w:r>
+              <w:rPr>
+                <w:rFonts w:ascii="Times New Roman" w:hAnsi="Times New Roman" w:cs="Times New Roman"/>
+                <w:b/>
+                <w:bCs/>
+                <w:color w:val="000000"/>
+                <w:szCs w:val="24"/>
+              </w:rPr>
+              <w:t>0.008</w:t>
+            </w:r>
+          </w:p>
+          <w:p>
+            <w:pPr>
+              <w:jc w:val="center"/>
+              <w:rPr>
+                <w:rFonts w:ascii="Times New Roman" w:hAnsi="Times New Roman" w:cs="Times New Roman"/>
+                <w:b/>
+                <w:bCs/>
+                <w:color w:val="000000"/>
+                <w:szCs w:val="24"/>
+              </w:rPr>
+            </w:pPr>
+            <w:r>
+              <w:rPr>
+                <w:rFonts w:ascii="Times New Roman" w:hAnsi="Times New Roman" w:cs="Times New Roman"/>
+                <w:b/>
+                <w:bCs/>
+                <w:color w:val="000000"/>
+                <w:szCs w:val="24"/>
+              </w:rPr>
+              <w:t>0.008</w:t>
+            </w:r>
+          </w:p>
+          <w:p>
+            <w:pPr>
+              <w:jc w:val="center"/>
+              <w:rPr>
+                <w:rFonts w:ascii="Times New Roman" w:hAnsi="Times New Roman" w:cs="Times New Roman"/>
+                <w:color w:val="000000"/>
+                <w:szCs w:val="24"/>
+              </w:rPr>
+            </w:pPr>
+            <w:r>
+              <w:rPr>
+                <w:rFonts w:ascii="Times New Roman" w:hAnsi="Times New Roman" w:cs="Times New Roman"/>
+                <w:color w:val="000000"/>
+                <w:szCs w:val="24"/>
+              </w:rPr>
+              <w:t>0.844</w:t>
+            </w:r>
+          </w:p>
+          <w:p>
+            <w:pPr>
+              <w:jc w:val="center"/>
+              <w:rPr>
+                <w:rFonts w:ascii="Times New Roman" w:hAnsi="Times New Roman" w:cs="Times New Roman"/>
+                <w:b/>
+                <w:bCs/>
+                <w:color w:val="000000"/>
+                <w:szCs w:val="24"/>
+              </w:rPr>
+            </w:pPr>
+            <w:r>
+              <w:rPr>
+                <w:rFonts w:ascii="Times New Roman" w:hAnsi="Times New Roman" w:cs="Times New Roman"/>
+                <w:b/>
+                <w:bCs/>
+                <w:color w:val="000000"/>
+                <w:szCs w:val="24"/>
+              </w:rPr>
+              <w:t>0.008</w:t>
+            </w:r>
+          </w:p>
+          <w:p>
+            <w:pPr>
+              <w:jc w:val="center"/>
+              <w:rPr>
+                <w:rFonts w:ascii="Times New Roman" w:hAnsi="Times New Roman" w:cs="Times New Roman"/>
+                <w:color w:val="000000"/>
+                <w:szCs w:val="24"/>
+              </w:rPr>
+            </w:pPr>
+            <w:r>
+              <w:rPr>
+                <w:rFonts w:ascii="Times New Roman" w:hAnsi="Times New Roman" w:cs="Times New Roman"/>
+                <w:color w:val="000000"/>
+                <w:szCs w:val="24"/>
+              </w:rPr>
+              <w:t>0.109</w:t>
+            </w:r>
+          </w:p>
+          <w:p>
+            <w:pPr>
+              <w:jc w:val="center"/>
+              <w:rPr>
+                <w:rFonts w:ascii="Times New Roman" w:hAnsi="Times New Roman" w:cs="Times New Roman"/>
+                <w:b/>
+                <w:bCs/>
+                <w:color w:val="000000"/>
+                <w:szCs w:val="24"/>
+              </w:rPr>
+            </w:pPr>
+            <w:r>
+              <w:rPr>
+                <w:rFonts w:ascii="Times New Roman" w:hAnsi="Times New Roman" w:cs="Times New Roman"/>
+                <w:b/>
+                <w:bCs/>
+                <w:color w:val="000000"/>
+                <w:szCs w:val="24"/>
+              </w:rPr>
+              <w:t>0.016</w:t>
+            </w:r>
+          </w:p>
+          <w:p>
+            <w:pPr>
+              <w:jc w:val="center"/>
+              <w:rPr>
+                <w:rFonts w:ascii="Times New Roman" w:hAnsi="Times New Roman" w:cs="Times New Roman"/>
+                <w:b/>
+                <w:bCs/>
+                <w:color w:val="000000"/>
+                <w:szCs w:val="24"/>
+              </w:rPr>
+            </w:pPr>
+            <w:r>
+              <w:rPr>
+                <w:rFonts w:ascii="Times New Roman" w:hAnsi="Times New Roman" w:cs="Times New Roman"/>
+                <w:b/>
+                <w:bCs/>
+                <w:color w:val="000000"/>
+                <w:szCs w:val="24"/>
+              </w:rPr>
+              <w:t>0.016</w:t>
+            </w:r>
+          </w:p>
+          <w:p>
+            <w:pPr>
+              <w:jc w:val="center"/>
+              <w:rPr>
+                <w:rFonts w:ascii="Times New Roman" w:hAnsi="Times New Roman" w:cs="Times New Roman"/>
+                <w:color w:val="000000"/>
+                <w:szCs w:val="24"/>
+              </w:rPr>
+            </w:pPr>
+            <w:r>
+              <w:rPr>
+                <w:rFonts w:ascii="Times New Roman" w:hAnsi="Times New Roman" w:cs="Times New Roman"/>
+                <w:color w:val="000000"/>
+                <w:szCs w:val="24"/>
+              </w:rPr>
+              <w:t>0.195</w:t>
+            </w:r>
+          </w:p>
+          <w:p>
+            <w:pPr>
+              <w:jc w:val="center"/>
+              <w:rPr>
+                <w:rFonts w:ascii="Times New Roman" w:hAnsi="Times New Roman" w:cs="Times New Roman"/>
+                <w:b/>
+                <w:bCs/>
+                <w:color w:val="000000"/>
+                <w:szCs w:val="24"/>
+              </w:rPr>
+            </w:pPr>
+            <w:r>
+              <w:rPr>
+                <w:rFonts w:ascii="Times New Roman" w:hAnsi="Times New Roman" w:cs="Times New Roman"/>
+                <w:b/>
+                <w:bCs/>
+                <w:color w:val="000000"/>
+                <w:szCs w:val="24"/>
+              </w:rPr>
+              <w:t>0.023</w:t>
+            </w:r>
+          </w:p>
+          <w:p>
+            <w:pPr>
+              <w:jc w:val="center"/>
+              <w:rPr>
+                <w:rFonts w:ascii="Times New Roman" w:hAnsi="Times New Roman" w:cs="Times New Roman"/>
+                <w:b/>
+                <w:bCs/>
+                <w:color w:val="000000"/>
+                <w:szCs w:val="24"/>
+              </w:rPr>
+            </w:pPr>
+            <w:r>
+              <w:rPr>
+                <w:rFonts w:ascii="Times New Roman" w:hAnsi="Times New Roman" w:cs="Times New Roman"/>
+                <w:b/>
+                <w:bCs/>
+                <w:color w:val="000000"/>
+                <w:szCs w:val="24"/>
+              </w:rPr>
+              <w:t>0.008</w:t>
+            </w:r>
+          </w:p>
+          <w:p>
+            <w:pPr>
+              <w:jc w:val="center"/>
+              <w:rPr>
+                <w:rFonts w:ascii="Times New Roman" w:hAnsi="Times New Roman" w:cs="Times New Roman"/>
+                <w:b/>
+                <w:bCs/>
+                <w:color w:val="000000"/>
+                <w:szCs w:val="24"/>
+              </w:rPr>
+            </w:pPr>
+            <w:r>
+              <w:rPr>
+                <w:rFonts w:ascii="Times New Roman" w:hAnsi="Times New Roman" w:cs="Times New Roman"/>
+                <w:b/>
+                <w:bCs/>
+                <w:color w:val="000000"/>
+                <w:szCs w:val="24"/>
+              </w:rPr>
+              <w:t>0.008</w:t>
+            </w:r>
+          </w:p>
+          <w:p>
+            <w:pPr>
+              <w:jc w:val="center"/>
+              <w:rPr>
+                <w:rFonts w:ascii="Times New Roman" w:hAnsi="Times New Roman" w:cs="Times New Roman"/>
+                <w:color w:val="000000"/>
+                <w:szCs w:val="24"/>
+              </w:rPr>
+            </w:pPr>
+            <w:r>
+              <w:rPr>
+                <w:rFonts w:ascii="Times New Roman" w:hAnsi="Times New Roman" w:cs="Times New Roman"/>
+                <w:b/>
+                <w:bCs/>
+                <w:color w:val="000000"/>
+                <w:szCs w:val="24"/>
+              </w:rPr>
+              <w:t>0.008</w:t>
+            </w:r>
+          </w:p>
+        </w:tc>
+      </w:tr>
+      <w:tr>
+        <w:trPr>
+          <w:trHeight w:val="165"/>
+        </w:trPr>
+        <w:tc>
+          <w:tcPr>
+            <w:tcW w:w="107" w:type="pct"/>
+            <w:tcBorders>
+              <w:left w:val="nil"/>
+              <w:bottom w:val="nil"/>
+              <w:right w:val="nil"/>
+            </w:tcBorders>
+          </w:tcPr>
+          <w:p>
+            <w:pPr>
+              <w:rPr>
+                <w:rFonts w:ascii="Times New Roman" w:hAnsi="Times New Roman" w:cs="Times New Roman"/>
+                <w:szCs w:val="24"/>
+              </w:rPr>
+            </w:pPr>
+          </w:p>
+        </w:tc>
+        <w:tc>
+          <w:tcPr>
+            <w:tcW w:w="4893" w:type="pct"/>
+            <w:gridSpan w:val="9"/>
+            <w:tcBorders>
+              <w:left w:val="nil"/>
+              <w:bottom w:val="nil"/>
+              <w:right w:val="nil"/>
+            </w:tcBorders>
+          </w:tcPr>
+          <w:p>
+            <w:pPr>
+              <w:rPr>
+                <w:rFonts w:ascii="Times New Roman" w:hAnsi="Times New Roman" w:cs="Times New Roman"/>
+                <w:szCs w:val="24"/>
+              </w:rPr>
+            </w:pPr>
+            <w:r>
+              <w:rPr>
+                <w:rFonts w:ascii="Times New Roman" w:hAnsi="Times New Roman" w:cs="Times New Roman"/>
+                <w:szCs w:val="24"/>
+              </w:rPr>
+              <w:t xml:space="preserve">Note. SES is the pseudo median SES calculated from </w:t>
+            </w:r>
+            <w:proofErr w:type="gramStart"/>
+            <w:r>
+              <w:rPr>
+                <w:rFonts w:ascii="Times New Roman" w:hAnsi="Times New Roman" w:cs="Times New Roman"/>
+                <w:szCs w:val="24"/>
+              </w:rPr>
+              <w:t>all of</w:t>
+            </w:r>
+            <w:proofErr w:type="gramEnd"/>
+            <w:r>
+              <w:rPr>
+                <w:rFonts w:ascii="Times New Roman" w:hAnsi="Times New Roman" w:cs="Times New Roman"/>
+                <w:szCs w:val="24"/>
+              </w:rPr>
+              <w:t xml:space="preserve"> the sites in Cleveland. Alpha level for significant </w:t>
+            </w:r>
+            <w:r>
+              <w:rPr>
+                <w:rFonts w:ascii="Times New Roman" w:hAnsi="Times New Roman" w:cs="Times New Roman"/>
+                <w:i/>
+                <w:iCs/>
+                <w:szCs w:val="24"/>
+              </w:rPr>
+              <w:t xml:space="preserve">p </w:t>
+            </w:r>
+            <w:r>
+              <w:rPr>
+                <w:rFonts w:ascii="Times New Roman" w:hAnsi="Times New Roman" w:cs="Times New Roman"/>
+                <w:szCs w:val="24"/>
+              </w:rPr>
+              <w:t xml:space="preserve">value set at 0.05 </w:t>
+            </w:r>
+            <w:r>
+              <w:rPr>
+                <w:rFonts w:ascii="Times New Roman" w:hAnsi="Times New Roman" w:cs="Times New Roman"/>
+                <w:i/>
+                <w:iCs/>
+                <w:szCs w:val="24"/>
+              </w:rPr>
+              <w:t xml:space="preserve">a priori. </w:t>
+            </w:r>
+            <w:r>
+              <w:rPr>
+                <w:rFonts w:ascii="Times New Roman" w:hAnsi="Times New Roman" w:cs="Times New Roman"/>
+                <w:szCs w:val="24"/>
+              </w:rPr>
+              <w:t xml:space="preserve">Significant </w:t>
+            </w:r>
+            <w:r>
+              <w:rPr>
+                <w:rFonts w:ascii="Times New Roman" w:hAnsi="Times New Roman" w:cs="Times New Roman"/>
+                <w:i/>
+                <w:iCs/>
+                <w:szCs w:val="24"/>
+              </w:rPr>
+              <w:t>p-</w:t>
+            </w:r>
+            <w:r>
+              <w:rPr>
+                <w:rFonts w:ascii="Times New Roman" w:hAnsi="Times New Roman" w:cs="Times New Roman"/>
+                <w:szCs w:val="24"/>
+              </w:rPr>
+              <w:t>values have been bolded.</w:t>
+            </w:r>
+          </w:p>
+        </w:tc>
+      </w:tr>
+    </w:tbl>
     <w:p>
       <w:pPr>
         <w:spacing w:after="0" w:line="480" w:lineRule="auto"/>
@@ -7264,7 +8752,6 @@
           <w:sz w:val="24"/>
           <w:szCs w:val="24"/>
         </w:rPr>
-        <w:lastRenderedPageBreak/>
         <w:t xml:space="preserve">Table </w:t>
       </w:r>
       <w:commentRangeEnd w:id="3"/>
@@ -7358,6 +8845,7 @@
                 <w:iCs/>
                 <w:szCs w:val="24"/>
               </w:rPr>
+              <w:lastRenderedPageBreak/>
               <w:t>Diversity Type</w:t>
             </w:r>
           </w:p>
@@ -8378,7 +9866,6 @@
           <w:sz w:val="24"/>
           <w:szCs w:val="24"/>
         </w:rPr>
-        <w:lastRenderedPageBreak/>
         <w:t xml:space="preserve">Table 6. </w:t>
       </w:r>
       <w:commentRangeEnd w:id="4"/>
@@ -8471,6 +9958,7 @@
                 <w:iCs/>
                 <w:szCs w:val="24"/>
               </w:rPr>
+              <w:lastRenderedPageBreak/>
               <w:t>Trait</w:t>
             </w:r>
           </w:p>
@@ -8915,7 +10403,6 @@
                 <w:rFonts w:ascii="Times New Roman" w:hAnsi="Times New Roman" w:cs="Times New Roman"/>
                 <w:szCs w:val="24"/>
               </w:rPr>
-              <w:lastRenderedPageBreak/>
               <w:t>Body Length</w:t>
             </w:r>
           </w:p>
@@ -9179,7 +10666,6 @@
                 <w:color w:val="000000"/>
                 <w:szCs w:val="24"/>
               </w:rPr>
-              <w:lastRenderedPageBreak/>
               <w:t>Eusocial</w:t>
             </w:r>
           </w:p>
@@ -9256,7 +10742,6 @@
                 <w:rFonts w:ascii="Times New Roman" w:hAnsi="Times New Roman" w:cs="Times New Roman"/>
                 <w:szCs w:val="24"/>
               </w:rPr>
-              <w:lastRenderedPageBreak/>
               <w:t>Intercept</w:t>
             </w:r>
           </w:p>
@@ -9605,7 +11090,6 @@
                 <w:color w:val="000000"/>
                 <w:szCs w:val="24"/>
               </w:rPr>
-              <w:lastRenderedPageBreak/>
               <w:t>Intercept</w:t>
             </w:r>
           </w:p>
@@ -9688,7 +11172,6 @@
                 <w:color w:val="000000"/>
                 <w:szCs w:val="24"/>
               </w:rPr>
-              <w:lastRenderedPageBreak/>
               <w:t>-</w:t>
             </w:r>
           </w:p>
@@ -9997,7 +11480,6 @@
                 <w:rFonts w:ascii="Times New Roman" w:hAnsi="Times New Roman" w:cs="Times New Roman"/>
                 <w:szCs w:val="24"/>
               </w:rPr>
-              <w:lastRenderedPageBreak/>
               <w:t>-</w:t>
             </w:r>
           </w:p>
@@ -10074,7 +11556,6 @@
                 <w:color w:val="000000"/>
                 <w:szCs w:val="24"/>
               </w:rPr>
-              <w:lastRenderedPageBreak/>
               <w:t>-</w:t>
             </w:r>
           </w:p>
@@ -10383,7 +11864,6 @@
                 <w:rFonts w:ascii="Times New Roman" w:hAnsi="Times New Roman" w:cs="Times New Roman"/>
                 <w:szCs w:val="24"/>
               </w:rPr>
-              <w:lastRenderedPageBreak/>
               <w:t>-</w:t>
             </w:r>
           </w:p>
@@ -10460,7 +11940,6 @@
                 <w:color w:val="000000"/>
                 <w:szCs w:val="24"/>
               </w:rPr>
-              <w:lastRenderedPageBreak/>
               <w:t>-</w:t>
             </w:r>
           </w:p>
@@ -10821,7 +12300,6 @@
                 <w:rFonts w:ascii="Times New Roman" w:hAnsi="Times New Roman" w:cs="Times New Roman"/>
                 <w:szCs w:val="24"/>
               </w:rPr>
-              <w:lastRenderedPageBreak/>
               <w:t>-</w:t>
             </w:r>
           </w:p>
@@ -10913,7 +12391,6 @@
                 <w:rFonts w:ascii="Times New Roman" w:hAnsi="Times New Roman" w:cs="Times New Roman"/>
                 <w:szCs w:val="24"/>
               </w:rPr>
-              <w:lastRenderedPageBreak/>
               <w:t xml:space="preserve">Note. Alpha level for significant </w:t>
             </w:r>
             <w:r>
@@ -11122,7 +12599,6 @@
           <w:sz w:val="24"/>
           <w:szCs w:val="24"/>
         </w:rPr>
-        <w:lastRenderedPageBreak/>
         <w:t xml:space="preserve">Figure </w:t>
       </w:r>
       <w:commentRangeEnd w:id="6"/>
@@ -11176,6 +12652,7 @@
           <w:noProof/>
           <w:szCs w:val="24"/>
         </w:rPr>
+        <w:lastRenderedPageBreak/>
         <w:drawing>
           <wp:inline distT="0" distB="0" distL="0" distR="0" wp14:anchorId="7530DF86" wp14:editId="6EFC1542">
             <wp:extent cx="5943600" cy="3086100"/>
@@ -11311,7 +12788,6 @@
           <w:sz w:val="24"/>
           <w:szCs w:val="24"/>
         </w:rPr>
-        <w:lastRenderedPageBreak/>
         <w:t xml:space="preserve">Figure 2- graph of LPI as a predictor of the SES for specialist bee species in comparison of the functional group proportion in vacant lots compared to a null based on the bees found in Cleveland. </w:t>
       </w:r>
     </w:p>
@@ -11329,6 +12805,7 @@
           <w:noProof/>
           <w:szCs w:val="24"/>
         </w:rPr>
+        <w:lastRenderedPageBreak/>
         <w:drawing>
           <wp:inline distT="0" distB="0" distL="0" distR="0" wp14:anchorId="57C86F4C" wp14:editId="3F62AD39">
             <wp:extent cx="4434921" cy="3492500"/>
@@ -11452,7 +12929,6 @@
           <w:sz w:val="24"/>
           <w:szCs w:val="24"/>
         </w:rPr>
-        <w:lastRenderedPageBreak/>
         <w:t xml:space="preserve">Figure 3- graph of </w:t>
       </w:r>
       <w:commentRangeEnd w:id="7"/>
@@ -11500,6 +12976,7 @@
         <w:rPr>
           <w:noProof/>
         </w:rPr>
+        <w:lastRenderedPageBreak/>
         <w:drawing>
           <wp:inline distT="0" distB="0" distL="0" distR="0" wp14:anchorId="479C2BCA" wp14:editId="4D48B42E">
             <wp:extent cx="5943600" cy="2540000"/>

--- a/Manuscript docs/Tables and Figures File 9.30.22.docx
+++ b/Manuscript docs/Tables and Figures File 9.30.22.docx
@@ -354,7 +354,6 @@
                 <w:szCs w:val="24"/>
               </w:rPr>
             </w:pPr>
-            <w:proofErr w:type="spellStart"/>
             <w:r>
               <w:rPr>
                 <w:rFonts w:ascii="Times New Roman" w:hAnsi="Times New Roman" w:cs="Times New Roman"/>
@@ -364,7 +363,6 @@
               </w:rPr>
               <w:t>Nestedness</w:t>
             </w:r>
-            <w:proofErr w:type="spellEnd"/>
           </w:p>
           <w:p>
             <w:pPr>
@@ -407,7 +405,6 @@
                 <w:szCs w:val="24"/>
               </w:rPr>
             </w:pPr>
-            <w:proofErr w:type="spellStart"/>
             <w:r>
               <w:rPr>
                 <w:rFonts w:ascii="Times New Roman" w:hAnsi="Times New Roman" w:cs="Times New Roman"/>
@@ -417,7 +414,6 @@
               </w:rPr>
               <w:t>Nestedness</w:t>
             </w:r>
-            <w:proofErr w:type="spellEnd"/>
           </w:p>
         </w:tc>
         <w:tc>
@@ -747,25 +743,7 @@
                 <w:sz w:val="24"/>
                 <w:szCs w:val="24"/>
               </w:rPr>
-              <w:t xml:space="preserve">Note. Beta diversity calculated through </w:t>
-            </w:r>
-            <w:proofErr w:type="spellStart"/>
-            <w:r>
-              <w:rPr>
-                <w:rFonts w:ascii="Times New Roman" w:hAnsi="Times New Roman" w:cs="Times New Roman"/>
-                <w:sz w:val="24"/>
-                <w:szCs w:val="24"/>
-              </w:rPr>
-              <w:t>Sørensen’s</w:t>
-            </w:r>
-            <w:proofErr w:type="spellEnd"/>
-            <w:r>
-              <w:rPr>
-                <w:rFonts w:ascii="Times New Roman" w:hAnsi="Times New Roman" w:cs="Times New Roman"/>
-                <w:sz w:val="24"/>
-                <w:szCs w:val="24"/>
-              </w:rPr>
-              <w:t xml:space="preserve"> dissimilarity index. SES is the pseudo median SES calculated from all the sites in Cleveland. Alpha level for significant </w:t>
+              <w:t xml:space="preserve">Note. Beta diversity calculated through Sørensen’s dissimilarity index. SES is the pseudo median SES calculated from all the sites in Cleveland. Alpha level for significant </w:t>
             </w:r>
             <w:r>
               <w:rPr>
@@ -1143,7 +1121,6 @@
                 <w:szCs w:val="24"/>
               </w:rPr>
             </w:pPr>
-            <w:proofErr w:type="spellStart"/>
             <w:r>
               <w:rPr>
                 <w:rFonts w:ascii="Times New Roman" w:hAnsi="Times New Roman" w:cs="Times New Roman"/>
@@ -1152,7 +1129,6 @@
               </w:rPr>
               <w:t>Lecty</w:t>
             </w:r>
-            <w:proofErr w:type="spellEnd"/>
           </w:p>
           <w:p>
             <w:pPr>
@@ -1333,7 +1309,6 @@
                 <w:szCs w:val="24"/>
               </w:rPr>
             </w:pPr>
-            <w:proofErr w:type="spellStart"/>
             <w:r>
               <w:rPr>
                 <w:rFonts w:ascii="Times New Roman" w:hAnsi="Times New Roman" w:cs="Times New Roman"/>
@@ -1343,7 +1318,6 @@
               </w:rPr>
               <w:t>Kleptoparasitic</w:t>
             </w:r>
-            <w:proofErr w:type="spellEnd"/>
           </w:p>
           <w:p>
             <w:pPr>
@@ -1495,7 +1469,6 @@
                 <w:szCs w:val="24"/>
               </w:rPr>
             </w:pPr>
-            <w:proofErr w:type="spellStart"/>
             <w:r>
               <w:rPr>
                 <w:rFonts w:ascii="Times New Roman" w:hAnsi="Times New Roman" w:cs="Times New Roman"/>
@@ -1505,7 +1478,6 @@
               </w:rPr>
               <w:t>Subsocial</w:t>
             </w:r>
-            <w:proofErr w:type="spellEnd"/>
           </w:p>
           <w:p>
             <w:pPr>
@@ -2335,25 +2307,7 @@
                 <w:sz w:val="24"/>
                 <w:szCs w:val="24"/>
               </w:rPr>
-              <w:t xml:space="preserve">Note. SES is the pseudo median SES calculated from </w:t>
-            </w:r>
-            <w:proofErr w:type="gramStart"/>
-            <w:r>
-              <w:rPr>
-                <w:rFonts w:ascii="Times New Roman" w:hAnsi="Times New Roman" w:cs="Times New Roman"/>
-                <w:sz w:val="24"/>
-                <w:szCs w:val="24"/>
-              </w:rPr>
-              <w:t>all of</w:t>
-            </w:r>
-            <w:proofErr w:type="gramEnd"/>
-            <w:r>
-              <w:rPr>
-                <w:rFonts w:ascii="Times New Roman" w:hAnsi="Times New Roman" w:cs="Times New Roman"/>
-                <w:sz w:val="24"/>
-                <w:szCs w:val="24"/>
-              </w:rPr>
-              <w:t xml:space="preserve"> the sites in Cleveland. Alpha level for significant </w:t>
+              <w:t xml:space="preserve">Note. SES is the pseudo median SES calculated from all of the sites in Cleveland. Alpha level for significant </w:t>
             </w:r>
             <w:r>
               <w:rPr>
@@ -3108,7 +3062,6 @@
                 <w:szCs w:val="24"/>
               </w:rPr>
             </w:pPr>
-            <w:proofErr w:type="spellStart"/>
             <w:r>
               <w:rPr>
                 <w:rFonts w:ascii="Times New Roman" w:hAnsi="Times New Roman" w:cs="Times New Roman"/>
@@ -3118,7 +3071,6 @@
               </w:rPr>
               <w:t>Nestedness</w:t>
             </w:r>
-            <w:proofErr w:type="spellEnd"/>
           </w:p>
           <w:p>
             <w:pPr>
@@ -3161,25 +3113,14 @@
                 <w:szCs w:val="24"/>
               </w:rPr>
             </w:pPr>
-            <w:proofErr w:type="spellStart"/>
-            <w:r>
-              <w:rPr>
-                <w:rFonts w:ascii="Times New Roman" w:hAnsi="Times New Roman" w:cs="Times New Roman"/>
-                <w:color w:val="000000"/>
-                <w:sz w:val="24"/>
-                <w:szCs w:val="24"/>
-              </w:rPr>
-              <w:t>Nestedness</w:t>
-            </w:r>
-            <w:proofErr w:type="spellEnd"/>
-            <w:r>
-              <w:rPr>
-                <w:rFonts w:ascii="Times New Roman" w:hAnsi="Times New Roman" w:cs="Times New Roman"/>
-                <w:color w:val="000000"/>
-                <w:sz w:val="24"/>
-                <w:szCs w:val="24"/>
-              </w:rPr>
-              <w:t xml:space="preserve"> </w:t>
+            <w:r>
+              <w:rPr>
+                <w:rFonts w:ascii="Times New Roman" w:hAnsi="Times New Roman" w:cs="Times New Roman"/>
+                <w:color w:val="000000"/>
+                <w:sz w:val="24"/>
+                <w:szCs w:val="24"/>
+              </w:rPr>
+              <w:t xml:space="preserve">Nestedness </w:t>
             </w:r>
           </w:p>
           <w:p>
@@ -4196,25 +4137,7 @@
                 <w:sz w:val="24"/>
                 <w:szCs w:val="24"/>
               </w:rPr>
-              <w:t xml:space="preserve">Note. SES is the pseudo median SES calculated from </w:t>
-            </w:r>
-            <w:proofErr w:type="gramStart"/>
-            <w:r>
-              <w:rPr>
-                <w:rFonts w:ascii="Times New Roman" w:hAnsi="Times New Roman" w:cs="Times New Roman"/>
-                <w:sz w:val="24"/>
-                <w:szCs w:val="24"/>
-              </w:rPr>
-              <w:t>all of</w:t>
-            </w:r>
-            <w:proofErr w:type="gramEnd"/>
-            <w:r>
-              <w:rPr>
-                <w:rFonts w:ascii="Times New Roman" w:hAnsi="Times New Roman" w:cs="Times New Roman"/>
-                <w:sz w:val="24"/>
-                <w:szCs w:val="24"/>
-              </w:rPr>
-              <w:t xml:space="preserve"> the sites in Cleveland. Alpha level for significant </w:t>
+              <w:t xml:space="preserve">Note. SES is the pseudo median SES calculated from all of the sites in Cleveland. Alpha level for significant </w:t>
             </w:r>
             <w:r>
               <w:rPr>
@@ -4818,7 +4741,6 @@
                 <w:szCs w:val="24"/>
               </w:rPr>
             </w:pPr>
-            <w:proofErr w:type="spellStart"/>
             <w:r>
               <w:rPr>
                 <w:rFonts w:ascii="Times New Roman" w:hAnsi="Times New Roman" w:cs="Times New Roman"/>
@@ -4826,7 +4748,6 @@
               </w:rPr>
               <w:t>Lecty</w:t>
             </w:r>
-            <w:proofErr w:type="spellEnd"/>
           </w:p>
           <w:p>
             <w:pPr>
@@ -4988,7 +4909,6 @@
                 <w:szCs w:val="24"/>
               </w:rPr>
             </w:pPr>
-            <w:proofErr w:type="spellStart"/>
             <w:r>
               <w:rPr>
                 <w:rFonts w:ascii="Times New Roman" w:hAnsi="Times New Roman" w:cs="Times New Roman"/>
@@ -4997,7 +4917,6 @@
               </w:rPr>
               <w:t>Kleptoparasitic</w:t>
             </w:r>
-            <w:proofErr w:type="spellEnd"/>
           </w:p>
           <w:p>
             <w:pPr>
@@ -5134,7 +5053,6 @@
                 <w:szCs w:val="24"/>
               </w:rPr>
             </w:pPr>
-            <w:proofErr w:type="spellStart"/>
             <w:r>
               <w:rPr>
                 <w:rFonts w:ascii="Times New Roman" w:hAnsi="Times New Roman" w:cs="Times New Roman"/>
@@ -5143,7 +5061,6 @@
               </w:rPr>
               <w:t>Subsocial</w:t>
             </w:r>
-            <w:proofErr w:type="spellEnd"/>
           </w:p>
           <w:p>
             <w:pPr>
@@ -6487,23 +6404,7 @@
                 <w:rFonts w:ascii="Times New Roman" w:hAnsi="Times New Roman" w:cs="Times New Roman"/>
                 <w:szCs w:val="24"/>
               </w:rPr>
-              <w:t xml:space="preserve">Note. SES is the pseudo median SES calculated from </w:t>
-            </w:r>
-            <w:proofErr w:type="gramStart"/>
-            <w:r>
-              <w:rPr>
-                <w:rFonts w:ascii="Times New Roman" w:hAnsi="Times New Roman" w:cs="Times New Roman"/>
-                <w:szCs w:val="24"/>
-              </w:rPr>
-              <w:t>all of</w:t>
-            </w:r>
-            <w:proofErr w:type="gramEnd"/>
-            <w:r>
-              <w:rPr>
-                <w:rFonts w:ascii="Times New Roman" w:hAnsi="Times New Roman" w:cs="Times New Roman"/>
-                <w:szCs w:val="24"/>
-              </w:rPr>
-              <w:t xml:space="preserve"> the sites in Cleveland. Alpha level for significant </w:t>
+              <w:t xml:space="preserve">Note. SES is the pseudo median SES calculated from all of the sites in Cleveland. Alpha level for significant </w:t>
             </w:r>
             <w:r>
               <w:rPr>
@@ -6964,7 +6865,6 @@
                 <w:szCs w:val="24"/>
               </w:rPr>
             </w:pPr>
-            <w:proofErr w:type="spellStart"/>
             <w:r>
               <w:rPr>
                 <w:rFonts w:ascii="Times New Roman" w:hAnsi="Times New Roman" w:cs="Times New Roman"/>
@@ -6972,7 +6872,6 @@
               </w:rPr>
               <w:t>Lecty</w:t>
             </w:r>
-            <w:proofErr w:type="spellEnd"/>
           </w:p>
           <w:p>
             <w:pPr>
@@ -7134,7 +7033,6 @@
                 <w:szCs w:val="24"/>
               </w:rPr>
             </w:pPr>
-            <w:proofErr w:type="spellStart"/>
             <w:r>
               <w:rPr>
                 <w:rFonts w:ascii="Times New Roman" w:hAnsi="Times New Roman" w:cs="Times New Roman"/>
@@ -7143,7 +7041,6 @@
               </w:rPr>
               <w:t>Kleptoparasitic</w:t>
             </w:r>
-            <w:proofErr w:type="spellEnd"/>
           </w:p>
           <w:p>
             <w:pPr>
@@ -7280,7 +7177,6 @@
                 <w:szCs w:val="24"/>
               </w:rPr>
             </w:pPr>
-            <w:proofErr w:type="spellStart"/>
             <w:r>
               <w:rPr>
                 <w:rFonts w:ascii="Times New Roman" w:hAnsi="Times New Roman" w:cs="Times New Roman"/>
@@ -7289,7 +7185,6 @@
               </w:rPr>
               <w:t>Subsocial</w:t>
             </w:r>
-            <w:proofErr w:type="spellEnd"/>
           </w:p>
           <w:p>
             <w:pPr>
@@ -8652,23 +8547,7 @@
                 <w:rFonts w:ascii="Times New Roman" w:hAnsi="Times New Roman" w:cs="Times New Roman"/>
                 <w:szCs w:val="24"/>
               </w:rPr>
-              <w:t xml:space="preserve">Note. SES is the pseudo median SES calculated from </w:t>
-            </w:r>
-            <w:proofErr w:type="gramStart"/>
-            <w:r>
-              <w:rPr>
-                <w:rFonts w:ascii="Times New Roman" w:hAnsi="Times New Roman" w:cs="Times New Roman"/>
-                <w:szCs w:val="24"/>
-              </w:rPr>
-              <w:t>all of</w:t>
-            </w:r>
-            <w:proofErr w:type="gramEnd"/>
-            <w:r>
-              <w:rPr>
-                <w:rFonts w:ascii="Times New Roman" w:hAnsi="Times New Roman" w:cs="Times New Roman"/>
-                <w:szCs w:val="24"/>
-              </w:rPr>
-              <w:t xml:space="preserve"> the sites in Cleveland. Alpha level for significant </w:t>
+              <w:t xml:space="preserve">Note. SES is the pseudo median SES calculated from all of the sites in Cleveland. Alpha level for significant </w:t>
             </w:r>
             <w:r>
               <w:rPr>
@@ -8767,25 +8646,7 @@
           <w:sz w:val="24"/>
           <w:szCs w:val="24"/>
         </w:rPr>
-        <w:t>5. Results from generalized linear models examining the standardized effect sizes (SES) of bee diversity indices to landscape and local predictors in Cleveland, Ohio, USA. Significant models had a better fit than the null (</w:t>
-      </w:r>
-      <w:proofErr w:type="gramStart"/>
-      <w:r>
-        <w:rPr>
-          <w:rFonts w:ascii="Times New Roman" w:hAnsi="Times New Roman" w:cs="Times New Roman"/>
-          <w:sz w:val="24"/>
-          <w:szCs w:val="24"/>
-        </w:rPr>
-        <w:t>i.e.</w:t>
-      </w:r>
-      <w:proofErr w:type="gramEnd"/>
-      <w:r>
-        <w:rPr>
-          <w:rFonts w:ascii="Times New Roman" w:hAnsi="Times New Roman" w:cs="Times New Roman"/>
-          <w:sz w:val="24"/>
-          <w:szCs w:val="24"/>
-        </w:rPr>
-        <w:t xml:space="preserve"> intercept) model. Fixed effects included represent the best fit model after backward model selection. Local habitat management treatments (TRT) were urban farms, vacant lots, and high diversity pocket prairies. Landscape variables included percentage of the landscape that was greenspace (PLAND), greenspace largest patch index (LPI), and greenspace isolation (ENN, Euclidean Nearest Neighbor Distance). </w:t>
+        <w:t xml:space="preserve">5. Results from generalized linear models examining the standardized effect sizes (SES) of bee diversity indices to landscape and local predictors in Cleveland, Ohio, USA. Significant models had a better fit than the null (i.e. intercept) model. Fixed effects included represent the best fit model after backward model selection. Local habitat management treatments (TRT) were urban farms, vacant lots, and high diversity pocket prairies. Landscape variables included percentage of the landscape that was greenspace (PLAND), greenspace largest patch index (LPI), and greenspace isolation (ENN, Euclidean Nearest Neighbor Distance). </w:t>
       </w:r>
     </w:p>
     <w:tbl>
@@ -8907,19 +8768,8 @@
                 <w:iCs/>
                 <w:szCs w:val="24"/>
               </w:rPr>
-              <w:t xml:space="preserve">LR </w:t>
-            </w:r>
-            <w:proofErr w:type="spellStart"/>
-            <w:r>
-              <w:rPr>
-                <w:rFonts w:ascii="Times New Roman" w:hAnsi="Times New Roman" w:cs="Times New Roman"/>
-                <w:i/>
-                <w:iCs/>
-                <w:szCs w:val="24"/>
-              </w:rPr>
-              <w:t>Chisq</w:t>
-            </w:r>
-            <w:proofErr w:type="spellEnd"/>
+              <w:t>LR Chisq</w:t>
+            </w:r>
           </w:p>
         </w:tc>
         <w:tc>
@@ -8942,7 +8792,6 @@
                 <w:szCs w:val="24"/>
               </w:rPr>
             </w:pPr>
-            <w:proofErr w:type="spellStart"/>
             <w:r>
               <w:rPr>
                 <w:rFonts w:ascii="Times New Roman" w:hAnsi="Times New Roman" w:cs="Times New Roman"/>
@@ -8952,7 +8801,6 @@
               </w:rPr>
               <w:t>Df</w:t>
             </w:r>
-            <w:proofErr w:type="spellEnd"/>
           </w:p>
         </w:tc>
         <w:tc>
@@ -9044,17 +8892,8 @@
                 <w:rFonts w:ascii="Times New Roman" w:hAnsi="Times New Roman" w:cs="Times New Roman"/>
                 <w:szCs w:val="24"/>
               </w:rPr>
-              <w:t xml:space="preserve">Taxonomic </w:t>
-            </w:r>
-            <w:proofErr w:type="spellStart"/>
-            <w:r>
-              <w:rPr>
-                <w:rFonts w:ascii="Times New Roman" w:hAnsi="Times New Roman" w:cs="Times New Roman"/>
-                <w:szCs w:val="24"/>
-              </w:rPr>
-              <w:t>Nestedness</w:t>
-            </w:r>
-            <w:proofErr w:type="spellEnd"/>
+              <w:t>Taxonomic Nestedness</w:t>
+            </w:r>
           </w:p>
           <w:p>
             <w:pPr>
@@ -9113,17 +8952,8 @@
                 <w:rFonts w:ascii="Times New Roman" w:hAnsi="Times New Roman" w:cs="Times New Roman"/>
                 <w:szCs w:val="24"/>
               </w:rPr>
-              <w:t xml:space="preserve">Functional </w:t>
-            </w:r>
-            <w:proofErr w:type="spellStart"/>
-            <w:r>
-              <w:rPr>
-                <w:rFonts w:ascii="Times New Roman" w:hAnsi="Times New Roman" w:cs="Times New Roman"/>
-                <w:szCs w:val="24"/>
-              </w:rPr>
-              <w:t>Nestedness</w:t>
-            </w:r>
-            <w:proofErr w:type="spellEnd"/>
+              <w:t>Functional Nestedness</w:t>
+            </w:r>
           </w:p>
         </w:tc>
         <w:tc>
@@ -9853,8 +9683,6 @@
         <w:spacing w:line="480" w:lineRule="auto"/>
         <w:rPr>
           <w:rFonts w:ascii="Times New Roman" w:hAnsi="Times New Roman" w:cs="Times New Roman"/>
-          <w:i/>
-          <w:iCs/>
           <w:sz w:val="24"/>
           <w:szCs w:val="24"/>
         </w:rPr>
@@ -9884,25 +9712,52 @@
           <w:sz w:val="24"/>
           <w:szCs w:val="24"/>
         </w:rPr>
-        <w:t>Results from generalized linear models examining the standardized effect sizes (SES) of bee traits to landscape and local predictors in Cleveland, Ohio, USA. Significant models had a better fit than the null (</w:t>
+        <w:t xml:space="preserve">Results from generalized linear models examining the standardized effect sizes (SES) of bee traits to landscape and local predictors in Cleveland, Ohio, USA. Significant models had a better fit than the null (i.e. intercept) model. Fixed effects included represent the best fit model after backward model selection. Local habitat management treatments (TRT) were urban farms, vacant lots, and high diversity pocket prairies. Landscape variables included percentage of the landscape that was greenspace (PLAND), greenspace largest patch index (LPI), and greenspace isolation (ENN, Euclidean Nearest Neighbor Distance). </w:t>
       </w:r>
-      <w:proofErr w:type="gramStart"/>
+    </w:p>
+    <w:p>
+      <w:pPr>
+        <w:spacing w:line="480" w:lineRule="auto"/>
+        <w:rPr>
+          <w:rFonts w:ascii="Times New Roman" w:hAnsi="Times New Roman" w:cs="Times New Roman"/>
+          <w:i/>
+          <w:iCs/>
+          <w:sz w:val="24"/>
+          <w:szCs w:val="24"/>
+        </w:rPr>
+      </w:pPr>
       <w:r>
         <w:rPr>
           <w:rFonts w:ascii="Times New Roman" w:hAnsi="Times New Roman" w:cs="Times New Roman"/>
+          <w:i/>
+          <w:iCs/>
           <w:sz w:val="24"/>
           <w:szCs w:val="24"/>
         </w:rPr>
-        <w:t>i.e.</w:t>
+        <w:lastRenderedPageBreak/>
+        <w:t>I’m thinking I might need one of these charts for each version of comparison?</w:t>
       </w:r>
-      <w:proofErr w:type="gramEnd"/>
+    </w:p>
+    <w:p>
+      <w:pPr>
+        <w:spacing w:line="480" w:lineRule="auto"/>
+        <w:rPr>
+          <w:rFonts w:ascii="Times New Roman" w:hAnsi="Times New Roman" w:cs="Times New Roman"/>
+          <w:i/>
+          <w:iCs/>
+          <w:sz w:val="24"/>
+          <w:szCs w:val="24"/>
+        </w:rPr>
+      </w:pPr>
       <w:r>
         <w:rPr>
           <w:rFonts w:ascii="Times New Roman" w:hAnsi="Times New Roman" w:cs="Times New Roman"/>
+          <w:i/>
+          <w:iCs/>
           <w:sz w:val="24"/>
           <w:szCs w:val="24"/>
         </w:rPr>
-        <w:t xml:space="preserve"> intercept) model. Fixed effects included represent the best fit model after backward model selection. Local habitat management treatments (TRT) were urban farms, vacant lots, and high diversity pocket prairies. Landscape variables included percentage of the landscape that was greenspace (PLAND), greenspace largest patch index (LPI), and greenspace isolation (ENN, Euclidean Nearest Neighbor Distance). </w:t>
+        <w:t>Below is for the Francis glm</w:t>
       </w:r>
     </w:p>
     <w:tbl>
@@ -9958,7 +9813,6 @@
                 <w:iCs/>
                 <w:szCs w:val="24"/>
               </w:rPr>
-              <w:lastRenderedPageBreak/>
               <w:t>Trait</w:t>
             </w:r>
           </w:p>
@@ -10051,20 +9905,9 @@
                 <w:iCs/>
                 <w:szCs w:val="24"/>
               </w:rPr>
-              <w:t xml:space="preserve">LR </w:t>
-            </w:r>
-            <w:proofErr w:type="spellStart"/>
-            <w:r>
-              <w:rPr>
-                <w:rFonts w:ascii="Times New Roman" w:hAnsi="Times New Roman" w:cs="Times New Roman"/>
-                <w:i/>
-                <w:iCs/>
-                <w:szCs w:val="24"/>
-              </w:rPr>
-              <w:t>Chisq</w:t>
+              <w:t>LR Chisq</w:t>
             </w:r>
             <w:commentRangeEnd w:id="5"/>
-            <w:proofErr w:type="spellEnd"/>
             <w:r>
               <w:rPr>
                 <w:rStyle w:val="CommentReference"/>
@@ -10096,7 +9939,6 @@
                 <w:szCs w:val="24"/>
               </w:rPr>
             </w:pPr>
-            <w:proofErr w:type="spellStart"/>
             <w:r>
               <w:rPr>
                 <w:rFonts w:ascii="Times New Roman" w:hAnsi="Times New Roman" w:cs="Times New Roman"/>
@@ -10106,7 +9948,6 @@
               </w:rPr>
               <w:t>Df</w:t>
             </w:r>
-            <w:proofErr w:type="spellEnd"/>
           </w:p>
         </w:tc>
         <w:tc>
@@ -10176,7 +10017,22 @@
                 <w:szCs w:val="24"/>
               </w:rPr>
             </w:pPr>
-            <w:proofErr w:type="spellStart"/>
+          </w:p>
+          <w:p>
+            <w:pPr>
+              <w:rPr>
+                <w:rFonts w:ascii="Times New Roman" w:hAnsi="Times New Roman" w:cs="Times New Roman"/>
+                <w:szCs w:val="24"/>
+              </w:rPr>
+            </w:pPr>
+          </w:p>
+          <w:p>
+            <w:pPr>
+              <w:rPr>
+                <w:rFonts w:ascii="Times New Roman" w:hAnsi="Times New Roman" w:cs="Times New Roman"/>
+                <w:szCs w:val="24"/>
+              </w:rPr>
+            </w:pPr>
             <w:r>
               <w:rPr>
                 <w:rFonts w:ascii="Times New Roman" w:hAnsi="Times New Roman" w:cs="Times New Roman"/>
@@ -10184,7 +10040,6 @@
               </w:rPr>
               <w:t>Lecty</w:t>
             </w:r>
-            <w:proofErr w:type="spellEnd"/>
           </w:p>
           <w:p>
             <w:pPr>
@@ -10414,7 +10269,24 @@
                 <w:szCs w:val="24"/>
               </w:rPr>
             </w:pPr>
-            <w:proofErr w:type="spellStart"/>
+          </w:p>
+          <w:p>
+            <w:pPr>
+              <w:rPr>
+                <w:rFonts w:ascii="Times New Roman" w:hAnsi="Times New Roman" w:cs="Times New Roman"/>
+                <w:color w:val="000000"/>
+                <w:szCs w:val="24"/>
+              </w:rPr>
+            </w:pPr>
+          </w:p>
+          <w:p>
+            <w:pPr>
+              <w:rPr>
+                <w:rFonts w:ascii="Times New Roman" w:hAnsi="Times New Roman" w:cs="Times New Roman"/>
+                <w:color w:val="000000"/>
+                <w:szCs w:val="24"/>
+              </w:rPr>
+            </w:pPr>
             <w:r>
               <w:rPr>
                 <w:rFonts w:ascii="Times New Roman" w:hAnsi="Times New Roman" w:cs="Times New Roman"/>
@@ -10423,7 +10295,6 @@
               </w:rPr>
               <w:t>Kleptoparasitic</w:t>
             </w:r>
-            <w:proofErr w:type="spellEnd"/>
           </w:p>
           <w:p>
             <w:pPr>
@@ -10615,7 +10486,6 @@
                 <w:szCs w:val="24"/>
               </w:rPr>
             </w:pPr>
-            <w:proofErr w:type="spellStart"/>
             <w:r>
               <w:rPr>
                 <w:rFonts w:ascii="Times New Roman" w:hAnsi="Times New Roman" w:cs="Times New Roman"/>
@@ -10624,7 +10494,6 @@
               </w:rPr>
               <w:t>Subsocial</w:t>
             </w:r>
-            <w:proofErr w:type="spellEnd"/>
           </w:p>
           <w:p>
             <w:pPr>
@@ -10742,7 +10611,39 @@
                 <w:rFonts w:ascii="Times New Roman" w:hAnsi="Times New Roman" w:cs="Times New Roman"/>
                 <w:szCs w:val="24"/>
               </w:rPr>
-              <w:t>Intercept</w:t>
+              <w:t>PLAND</w:t>
+            </w:r>
+          </w:p>
+          <w:p>
+            <w:pPr>
+              <w:jc w:val="center"/>
+              <w:rPr>
+                <w:rFonts w:ascii="Times New Roman" w:hAnsi="Times New Roman" w:cs="Times New Roman"/>
+                <w:szCs w:val="24"/>
+              </w:rPr>
+            </w:pPr>
+            <w:r>
+              <w:rPr>
+                <w:rFonts w:ascii="Times New Roman" w:hAnsi="Times New Roman" w:cs="Times New Roman"/>
+                <w:szCs w:val="24"/>
+              </w:rPr>
+              <w:t>LPI</w:t>
+            </w:r>
+          </w:p>
+          <w:p>
+            <w:pPr>
+              <w:jc w:val="center"/>
+              <w:rPr>
+                <w:rFonts w:ascii="Times New Roman" w:hAnsi="Times New Roman" w:cs="Times New Roman"/>
+                <w:szCs w:val="24"/>
+              </w:rPr>
+            </w:pPr>
+            <w:r>
+              <w:rPr>
+                <w:rFonts w:ascii="Times New Roman" w:hAnsi="Times New Roman" w:cs="Times New Roman"/>
+                <w:szCs w:val="24"/>
+              </w:rPr>
+              <w:t>ENN</w:t>
             </w:r>
           </w:p>
           <w:p>
@@ -11172,26 +11073,36 @@
                 <w:color w:val="000000"/>
                 <w:szCs w:val="24"/>
               </w:rPr>
-              <w:t>-</w:t>
-            </w:r>
-          </w:p>
-          <w:p>
-            <w:pPr>
-              <w:jc w:val="center"/>
-              <w:rPr>
-                <w:rFonts w:ascii="Times New Roman" w:hAnsi="Times New Roman" w:cs="Times New Roman"/>
-                <w:color w:val="000000"/>
-                <w:szCs w:val="24"/>
-              </w:rPr>
-            </w:pPr>
-            <w:r>
-              <w:rPr>
-                <w:rFonts w:ascii="Times New Roman" w:hAnsi="Times New Roman" w:cs="Times New Roman"/>
-                <w:color w:val="000000"/>
-                <w:szCs w:val="24"/>
-              </w:rPr>
-              <w:t>-</w:t>
-            </w:r>
+              <w:t>6.03</w:t>
+            </w:r>
+          </w:p>
+          <w:p>
+            <w:pPr>
+              <w:jc w:val="center"/>
+              <w:rPr>
+                <w:rFonts w:ascii="Times New Roman" w:hAnsi="Times New Roman" w:cs="Times New Roman"/>
+                <w:color w:val="000000"/>
+                <w:szCs w:val="24"/>
+              </w:rPr>
+            </w:pPr>
+            <w:r>
+              <w:rPr>
+                <w:rFonts w:ascii="Times New Roman" w:hAnsi="Times New Roman" w:cs="Times New Roman"/>
+                <w:color w:val="000000"/>
+                <w:szCs w:val="24"/>
+              </w:rPr>
+              <w:t>5.</w:t>
+            </w:r>
+          </w:p>
+          <w:p>
+            <w:pPr>
+              <w:jc w:val="center"/>
+              <w:rPr>
+                <w:rFonts w:ascii="Times New Roman" w:hAnsi="Times New Roman" w:cs="Times New Roman"/>
+                <w:color w:val="000000"/>
+                <w:szCs w:val="24"/>
+              </w:rPr>
+            </w:pPr>
           </w:p>
           <w:p>
             <w:pPr>
@@ -11556,6 +11467,24 @@
                 <w:color w:val="000000"/>
                 <w:szCs w:val="24"/>
               </w:rPr>
+              <w:t>1</w:t>
+            </w:r>
+          </w:p>
+          <w:p>
+            <w:pPr>
+              <w:jc w:val="center"/>
+              <w:rPr>
+                <w:rFonts w:ascii="Times New Roman" w:hAnsi="Times New Roman" w:cs="Times New Roman"/>
+                <w:color w:val="000000"/>
+                <w:szCs w:val="24"/>
+              </w:rPr>
+            </w:pPr>
+            <w:r>
+              <w:rPr>
+                <w:rFonts w:ascii="Times New Roman" w:hAnsi="Times New Roman" w:cs="Times New Roman"/>
+                <w:color w:val="000000"/>
+                <w:szCs w:val="24"/>
+              </w:rPr>
               <w:t>-</w:t>
             </w:r>
           </w:p>
@@ -11568,14 +11497,6 @@
                 <w:szCs w:val="24"/>
               </w:rPr>
             </w:pPr>
-            <w:r>
-              <w:rPr>
-                <w:rFonts w:ascii="Times New Roman" w:hAnsi="Times New Roman" w:cs="Times New Roman"/>
-                <w:color w:val="000000"/>
-                <w:szCs w:val="24"/>
-              </w:rPr>
-              <w:t>-</w:t>
-            </w:r>
           </w:p>
           <w:p>
             <w:pPr>
@@ -11940,6 +11861,24 @@
                 <w:color w:val="000000"/>
                 <w:szCs w:val="24"/>
               </w:rPr>
+              <w:t>0.014</w:t>
+            </w:r>
+          </w:p>
+          <w:p>
+            <w:pPr>
+              <w:jc w:val="center"/>
+              <w:rPr>
+                <w:rFonts w:ascii="Times New Roman" w:hAnsi="Times New Roman" w:cs="Times New Roman"/>
+                <w:color w:val="000000"/>
+                <w:szCs w:val="24"/>
+              </w:rPr>
+            </w:pPr>
+            <w:r>
+              <w:rPr>
+                <w:rFonts w:ascii="Times New Roman" w:hAnsi="Times New Roman" w:cs="Times New Roman"/>
+                <w:color w:val="000000"/>
+                <w:szCs w:val="24"/>
+              </w:rPr>
               <w:t>-</w:t>
             </w:r>
           </w:p>
@@ -11948,18 +11887,12 @@
               <w:jc w:val="center"/>
               <w:rPr>
                 <w:rFonts w:ascii="Times New Roman" w:hAnsi="Times New Roman" w:cs="Times New Roman"/>
-                <w:color w:val="000000"/>
-                <w:szCs w:val="24"/>
-              </w:rPr>
-            </w:pPr>
-            <w:r>
-              <w:rPr>
-                <w:rFonts w:ascii="Times New Roman" w:hAnsi="Times New Roman" w:cs="Times New Roman"/>
-                <w:color w:val="000000"/>
-                <w:szCs w:val="24"/>
-              </w:rPr>
-              <w:t>-</w:t>
-            </w:r>
+                <w:b/>
+                <w:bCs/>
+                <w:color w:val="000000"/>
+                <w:szCs w:val="24"/>
+              </w:rPr>
+            </w:pPr>
           </w:p>
           <w:p>
             <w:pPr>
@@ -12391,6 +12324,7 @@
                 <w:rFonts w:ascii="Times New Roman" w:hAnsi="Times New Roman" w:cs="Times New Roman"/>
                 <w:szCs w:val="24"/>
               </w:rPr>
+              <w:lastRenderedPageBreak/>
               <w:t xml:space="preserve">Note. Alpha level for significant </w:t>
             </w:r>
             <w:r>
@@ -12453,6 +12387,2557 @@
           <w:b/>
           <w:bCs/>
           <w:sz w:val="24"/>
+          <w:szCs w:val="24"/>
+        </w:rPr>
+      </w:pPr>
+    </w:p>
+    <w:p>
+      <w:pPr>
+        <w:spacing w:after="0" w:line="480" w:lineRule="auto"/>
+        <w:rPr>
+          <w:rFonts w:ascii="Times New Roman" w:hAnsi="Times New Roman" w:cs="Times New Roman"/>
+          <w:b/>
+          <w:bCs/>
+          <w:sz w:val="24"/>
+          <w:szCs w:val="24"/>
+        </w:rPr>
+      </w:pPr>
+      <w:r>
+        <w:rPr>
+          <w:rFonts w:ascii="Times New Roman" w:hAnsi="Times New Roman" w:cs="Times New Roman"/>
+          <w:b/>
+          <w:bCs/>
+          <w:sz w:val="24"/>
+          <w:szCs w:val="24"/>
+        </w:rPr>
+        <w:t>Katie glm</w:t>
+      </w:r>
+    </w:p>
+    <w:tbl>
+      <w:tblPr>
+        <w:tblW w:w="5578" w:type="pct"/>
+        <w:tblInd w:w="-360" w:type="dxa"/>
+        <w:tblBorders>
+          <w:top w:val="single" w:sz="4" w:space="0" w:color="auto"/>
+          <w:left w:val="single" w:sz="4" w:space="0" w:color="auto"/>
+          <w:bottom w:val="single" w:sz="4" w:space="0" w:color="auto"/>
+          <w:right w:val="single" w:sz="4" w:space="0" w:color="auto"/>
+          <w:insideH w:val="single" w:sz="4" w:space="0" w:color="auto"/>
+          <w:insideV w:val="single" w:sz="4" w:space="0" w:color="auto"/>
+        </w:tblBorders>
+        <w:tblLayout w:type="fixed"/>
+        <w:tblLook w:val="0000" w:firstRow="0" w:lastRow="0" w:firstColumn="0" w:lastColumn="0" w:noHBand="0" w:noVBand="0"/>
+      </w:tblPr>
+      <w:tblGrid>
+        <w:gridCol w:w="1739"/>
+        <w:gridCol w:w="1739"/>
+        <w:gridCol w:w="1742"/>
+        <w:gridCol w:w="1740"/>
+        <w:gridCol w:w="1740"/>
+        <w:gridCol w:w="1742"/>
+      </w:tblGrid>
+      <w:tr>
+        <w:trPr>
+          <w:trHeight w:val="366"/>
+        </w:trPr>
+        <w:tc>
+          <w:tcPr>
+            <w:tcW w:w="833" w:type="pct"/>
+            <w:tcBorders>
+              <w:left w:val="nil"/>
+              <w:bottom w:val="single" w:sz="4" w:space="0" w:color="auto"/>
+              <w:right w:val="single" w:sz="4" w:space="0" w:color="auto"/>
+            </w:tcBorders>
+          </w:tcPr>
+          <w:p>
+            <w:pPr>
+              <w:jc w:val="center"/>
+              <w:rPr>
+                <w:rFonts w:ascii="Times New Roman" w:hAnsi="Times New Roman" w:cs="Times New Roman"/>
+                <w:i/>
+                <w:iCs/>
+                <w:szCs w:val="24"/>
+              </w:rPr>
+            </w:pPr>
+            <w:r>
+              <w:rPr>
+                <w:rFonts w:ascii="Times New Roman" w:hAnsi="Times New Roman" w:cs="Times New Roman"/>
+                <w:i/>
+                <w:iCs/>
+                <w:szCs w:val="24"/>
+              </w:rPr>
+              <w:t>Trait</w:t>
+            </w:r>
+          </w:p>
+        </w:tc>
+        <w:tc>
+          <w:tcPr>
+            <w:tcW w:w="833" w:type="pct"/>
+            <w:tcBorders>
+              <w:left w:val="single" w:sz="4" w:space="0" w:color="auto"/>
+              <w:bottom w:val="single" w:sz="4" w:space="0" w:color="auto"/>
+              <w:right w:val="nil"/>
+            </w:tcBorders>
+          </w:tcPr>
+          <w:p>
+            <w:pPr>
+              <w:jc w:val="center"/>
+              <w:rPr>
+                <w:rFonts w:ascii="Times New Roman" w:hAnsi="Times New Roman" w:cs="Times New Roman"/>
+                <w:i/>
+                <w:iCs/>
+                <w:szCs w:val="24"/>
+              </w:rPr>
+            </w:pPr>
+            <w:r>
+              <w:rPr>
+                <w:rFonts w:ascii="Times New Roman" w:hAnsi="Times New Roman" w:cs="Times New Roman"/>
+                <w:i/>
+                <w:iCs/>
+                <w:szCs w:val="24"/>
+              </w:rPr>
+              <w:t>Category</w:t>
+            </w:r>
+          </w:p>
+        </w:tc>
+        <w:tc>
+          <w:tcPr>
+            <w:tcW w:w="834" w:type="pct"/>
+            <w:tcBorders>
+              <w:left w:val="nil"/>
+              <w:bottom w:val="single" w:sz="4" w:space="0" w:color="auto"/>
+              <w:right w:val="nil"/>
+            </w:tcBorders>
+          </w:tcPr>
+          <w:p>
+            <w:pPr>
+              <w:jc w:val="center"/>
+              <w:rPr>
+                <w:rFonts w:ascii="Times New Roman" w:hAnsi="Times New Roman" w:cs="Times New Roman"/>
+                <w:i/>
+                <w:iCs/>
+                <w:szCs w:val="24"/>
+              </w:rPr>
+            </w:pPr>
+            <w:r>
+              <w:rPr>
+                <w:rFonts w:ascii="Times New Roman" w:hAnsi="Times New Roman" w:cs="Times New Roman"/>
+                <w:i/>
+                <w:iCs/>
+                <w:szCs w:val="24"/>
+              </w:rPr>
+              <w:t>Predictors</w:t>
+            </w:r>
+          </w:p>
+        </w:tc>
+        <w:tc>
+          <w:tcPr>
+            <w:tcW w:w="833" w:type="pct"/>
+            <w:tcBorders>
+              <w:left w:val="nil"/>
+              <w:bottom w:val="single" w:sz="4" w:space="0" w:color="auto"/>
+              <w:right w:val="nil"/>
+            </w:tcBorders>
+            <w:vAlign w:val="bottom"/>
+          </w:tcPr>
+          <w:p>
+            <w:pPr>
+              <w:jc w:val="center"/>
+              <w:rPr>
+                <w:rFonts w:ascii="Times New Roman" w:hAnsi="Times New Roman" w:cs="Times New Roman"/>
+                <w:i/>
+                <w:iCs/>
+                <w:szCs w:val="24"/>
+              </w:rPr>
+            </w:pPr>
+            <w:commentRangeStart w:id="6"/>
+            <w:r>
+              <w:rPr>
+                <w:rFonts w:ascii="Times New Roman" w:hAnsi="Times New Roman" w:cs="Times New Roman"/>
+                <w:i/>
+                <w:iCs/>
+                <w:szCs w:val="24"/>
+              </w:rPr>
+              <w:t>LR Chisq</w:t>
+            </w:r>
+            <w:commentRangeEnd w:id="6"/>
+            <w:r>
+              <w:rPr>
+                <w:rStyle w:val="CommentReference"/>
+                <w:rFonts w:ascii="Times New Roman" w:hAnsi="Times New Roman" w:cs="Times New Roman"/>
+                <w:sz w:val="24"/>
+                <w:szCs w:val="24"/>
+              </w:rPr>
+              <w:commentReference w:id="6"/>
+            </w:r>
+          </w:p>
+        </w:tc>
+        <w:tc>
+          <w:tcPr>
+            <w:tcW w:w="833" w:type="pct"/>
+            <w:tcBorders>
+              <w:left w:val="nil"/>
+              <w:bottom w:val="single" w:sz="4" w:space="0" w:color="auto"/>
+              <w:right w:val="nil"/>
+            </w:tcBorders>
+            <w:vAlign w:val="bottom"/>
+          </w:tcPr>
+          <w:p>
+            <w:pPr>
+              <w:jc w:val="center"/>
+              <w:rPr>
+                <w:rFonts w:ascii="Times New Roman" w:hAnsi="Times New Roman" w:cs="Times New Roman"/>
+                <w:i/>
+                <w:iCs/>
+                <w:szCs w:val="24"/>
+              </w:rPr>
+            </w:pPr>
+            <w:r>
+              <w:rPr>
+                <w:rFonts w:ascii="Times New Roman" w:hAnsi="Times New Roman" w:cs="Times New Roman"/>
+                <w:i/>
+                <w:iCs/>
+                <w:szCs w:val="24"/>
+              </w:rPr>
+              <w:t>Df</w:t>
+            </w:r>
+          </w:p>
+        </w:tc>
+        <w:tc>
+          <w:tcPr>
+            <w:tcW w:w="834" w:type="pct"/>
+            <w:tcBorders>
+              <w:left w:val="nil"/>
+              <w:bottom w:val="single" w:sz="4" w:space="0" w:color="auto"/>
+              <w:right w:val="nil"/>
+            </w:tcBorders>
+            <w:vAlign w:val="bottom"/>
+          </w:tcPr>
+          <w:p>
+            <w:pPr>
+              <w:jc w:val="center"/>
+              <w:rPr>
+                <w:rFonts w:ascii="Times New Roman" w:hAnsi="Times New Roman" w:cs="Times New Roman"/>
+                <w:i/>
+                <w:iCs/>
+                <w:szCs w:val="24"/>
+              </w:rPr>
+            </w:pPr>
+            <w:r>
+              <w:rPr>
+                <w:rFonts w:ascii="Times New Roman" w:hAnsi="Times New Roman" w:cs="Times New Roman"/>
+                <w:i/>
+                <w:iCs/>
+                <w:szCs w:val="24"/>
+              </w:rPr>
+              <w:t>p-value</w:t>
+            </w:r>
+          </w:p>
+        </w:tc>
+      </w:tr>
+      <w:tr>
+        <w:trPr>
+          <w:trHeight w:val="96"/>
+        </w:trPr>
+        <w:tc>
+          <w:tcPr>
+            <w:tcW w:w="833" w:type="pct"/>
+            <w:tcBorders>
+              <w:left w:val="nil"/>
+              <w:bottom w:val="single" w:sz="4" w:space="0" w:color="auto"/>
+              <w:right w:val="single" w:sz="4" w:space="0" w:color="auto"/>
+            </w:tcBorders>
+          </w:tcPr>
+          <w:p>
+            <w:pPr>
+              <w:rPr>
+                <w:rFonts w:ascii="Times New Roman" w:hAnsi="Times New Roman" w:cs="Times New Roman"/>
+                <w:szCs w:val="24"/>
+              </w:rPr>
+            </w:pPr>
+            <w:r>
+              <w:rPr>
+                <w:rFonts w:ascii="Times New Roman" w:hAnsi="Times New Roman" w:cs="Times New Roman"/>
+                <w:szCs w:val="24"/>
+              </w:rPr>
+              <w:t>Body Length</w:t>
+            </w:r>
+          </w:p>
+          <w:p>
+            <w:pPr>
+              <w:rPr>
+                <w:rFonts w:ascii="Times New Roman" w:hAnsi="Times New Roman" w:cs="Times New Roman"/>
+                <w:szCs w:val="24"/>
+              </w:rPr>
+            </w:pPr>
+            <w:r>
+              <w:rPr>
+                <w:rFonts w:ascii="Times New Roman" w:hAnsi="Times New Roman" w:cs="Times New Roman"/>
+                <w:szCs w:val="24"/>
+              </w:rPr>
+              <w:t>Lecty</w:t>
+            </w:r>
+          </w:p>
+          <w:p>
+            <w:pPr>
+              <w:rPr>
+                <w:rFonts w:ascii="Times New Roman" w:hAnsi="Times New Roman" w:cs="Times New Roman"/>
+                <w:szCs w:val="24"/>
+              </w:rPr>
+            </w:pPr>
+            <w:r>
+              <w:rPr>
+                <w:rFonts w:ascii="Times New Roman" w:hAnsi="Times New Roman" w:cs="Times New Roman"/>
+                <w:szCs w:val="24"/>
+              </w:rPr>
+              <w:t xml:space="preserve">     </w:t>
+            </w:r>
+          </w:p>
+          <w:p>
+            <w:pPr>
+              <w:rPr>
+                <w:rFonts w:ascii="Times New Roman" w:hAnsi="Times New Roman" w:cs="Times New Roman"/>
+                <w:szCs w:val="24"/>
+              </w:rPr>
+            </w:pPr>
+            <w:r>
+              <w:rPr>
+                <w:rFonts w:ascii="Times New Roman" w:hAnsi="Times New Roman" w:cs="Times New Roman"/>
+                <w:szCs w:val="24"/>
+              </w:rPr>
+              <w:t xml:space="preserve">     </w:t>
+            </w:r>
+          </w:p>
+          <w:p>
+            <w:pPr>
+              <w:rPr>
+                <w:rFonts w:ascii="Times New Roman" w:hAnsi="Times New Roman" w:cs="Times New Roman"/>
+                <w:szCs w:val="24"/>
+              </w:rPr>
+            </w:pPr>
+          </w:p>
+          <w:p>
+            <w:pPr>
+              <w:rPr>
+                <w:rFonts w:ascii="Times New Roman" w:hAnsi="Times New Roman" w:cs="Times New Roman"/>
+                <w:szCs w:val="24"/>
+              </w:rPr>
+            </w:pPr>
+            <w:r>
+              <w:rPr>
+                <w:rFonts w:ascii="Times New Roman" w:hAnsi="Times New Roman" w:cs="Times New Roman"/>
+                <w:szCs w:val="24"/>
+              </w:rPr>
+              <w:t>Nesting type</w:t>
+            </w:r>
+          </w:p>
+          <w:p>
+            <w:pPr>
+              <w:rPr>
+                <w:rFonts w:ascii="Times New Roman" w:hAnsi="Times New Roman" w:cs="Times New Roman"/>
+                <w:szCs w:val="24"/>
+              </w:rPr>
+            </w:pPr>
+          </w:p>
+          <w:p>
+            <w:pPr>
+              <w:rPr>
+                <w:rFonts w:ascii="Times New Roman" w:hAnsi="Times New Roman" w:cs="Times New Roman"/>
+                <w:szCs w:val="24"/>
+              </w:rPr>
+            </w:pPr>
+          </w:p>
+          <w:p>
+            <w:pPr>
+              <w:rPr>
+                <w:rFonts w:ascii="Times New Roman" w:hAnsi="Times New Roman" w:cs="Times New Roman"/>
+                <w:szCs w:val="24"/>
+              </w:rPr>
+            </w:pPr>
+          </w:p>
+          <w:p>
+            <w:pPr>
+              <w:rPr>
+                <w:rFonts w:ascii="Times New Roman" w:hAnsi="Times New Roman" w:cs="Times New Roman"/>
+                <w:szCs w:val="24"/>
+              </w:rPr>
+            </w:pPr>
+          </w:p>
+          <w:p>
+            <w:pPr>
+              <w:rPr>
+                <w:rFonts w:ascii="Times New Roman" w:hAnsi="Times New Roman" w:cs="Times New Roman"/>
+                <w:szCs w:val="24"/>
+              </w:rPr>
+            </w:pPr>
+          </w:p>
+          <w:p>
+            <w:pPr>
+              <w:rPr>
+                <w:rFonts w:ascii="Times New Roman" w:hAnsi="Times New Roman" w:cs="Times New Roman"/>
+                <w:szCs w:val="24"/>
+              </w:rPr>
+            </w:pPr>
+          </w:p>
+          <w:p>
+            <w:pPr>
+              <w:rPr>
+                <w:rFonts w:ascii="Times New Roman" w:hAnsi="Times New Roman" w:cs="Times New Roman"/>
+                <w:szCs w:val="24"/>
+              </w:rPr>
+            </w:pPr>
+          </w:p>
+          <w:p>
+            <w:pPr>
+              <w:rPr>
+                <w:rFonts w:ascii="Times New Roman" w:hAnsi="Times New Roman" w:cs="Times New Roman"/>
+                <w:szCs w:val="24"/>
+              </w:rPr>
+            </w:pPr>
+          </w:p>
+          <w:p>
+            <w:pPr>
+              <w:rPr>
+                <w:rFonts w:ascii="Times New Roman" w:hAnsi="Times New Roman" w:cs="Times New Roman"/>
+                <w:szCs w:val="24"/>
+              </w:rPr>
+            </w:pPr>
+          </w:p>
+          <w:p>
+            <w:pPr>
+              <w:rPr>
+                <w:rFonts w:ascii="Times New Roman" w:hAnsi="Times New Roman" w:cs="Times New Roman"/>
+                <w:szCs w:val="24"/>
+              </w:rPr>
+            </w:pPr>
+          </w:p>
+          <w:p>
+            <w:pPr>
+              <w:rPr>
+                <w:rFonts w:ascii="Times New Roman" w:hAnsi="Times New Roman" w:cs="Times New Roman"/>
+                <w:szCs w:val="24"/>
+              </w:rPr>
+            </w:pPr>
+            <w:r>
+              <w:rPr>
+                <w:rFonts w:ascii="Times New Roman" w:hAnsi="Times New Roman" w:cs="Times New Roman"/>
+                <w:szCs w:val="24"/>
+              </w:rPr>
+              <w:t>Sociality</w:t>
+            </w:r>
+          </w:p>
+          <w:p>
+            <w:pPr>
+              <w:rPr>
+                <w:rFonts w:ascii="Times New Roman" w:hAnsi="Times New Roman" w:cs="Times New Roman"/>
+                <w:szCs w:val="24"/>
+              </w:rPr>
+            </w:pPr>
+          </w:p>
+          <w:p>
+            <w:pPr>
+              <w:rPr>
+                <w:rFonts w:ascii="Times New Roman" w:hAnsi="Times New Roman" w:cs="Times New Roman"/>
+                <w:szCs w:val="24"/>
+              </w:rPr>
+            </w:pPr>
+          </w:p>
+          <w:p>
+            <w:pPr>
+              <w:rPr>
+                <w:rFonts w:ascii="Times New Roman" w:hAnsi="Times New Roman" w:cs="Times New Roman"/>
+                <w:szCs w:val="24"/>
+              </w:rPr>
+            </w:pPr>
+          </w:p>
+          <w:p>
+            <w:pPr>
+              <w:rPr>
+                <w:rFonts w:ascii="Times New Roman" w:hAnsi="Times New Roman" w:cs="Times New Roman"/>
+                <w:szCs w:val="24"/>
+              </w:rPr>
+            </w:pPr>
+          </w:p>
+          <w:p>
+            <w:pPr>
+              <w:rPr>
+                <w:rFonts w:ascii="Times New Roman" w:hAnsi="Times New Roman" w:cs="Times New Roman"/>
+                <w:szCs w:val="24"/>
+              </w:rPr>
+            </w:pPr>
+            <w:r>
+              <w:rPr>
+                <w:rFonts w:ascii="Times New Roman" w:hAnsi="Times New Roman" w:cs="Times New Roman"/>
+                <w:szCs w:val="24"/>
+              </w:rPr>
+              <w:t>Origin</w:t>
+            </w:r>
+          </w:p>
+        </w:tc>
+        <w:tc>
+          <w:tcPr>
+            <w:tcW w:w="833" w:type="pct"/>
+            <w:tcBorders>
+              <w:left w:val="single" w:sz="4" w:space="0" w:color="auto"/>
+              <w:bottom w:val="single" w:sz="4" w:space="0" w:color="auto"/>
+              <w:right w:val="nil"/>
+            </w:tcBorders>
+          </w:tcPr>
+          <w:p>
+            <w:pPr>
+              <w:rPr>
+                <w:rFonts w:ascii="Times New Roman" w:hAnsi="Times New Roman" w:cs="Times New Roman"/>
+                <w:szCs w:val="24"/>
+              </w:rPr>
+            </w:pPr>
+            <w:r>
+              <w:rPr>
+                <w:rFonts w:ascii="Times New Roman" w:hAnsi="Times New Roman" w:cs="Times New Roman"/>
+                <w:szCs w:val="24"/>
+              </w:rPr>
+              <w:t>Body Length</w:t>
+            </w:r>
+          </w:p>
+          <w:p>
+            <w:pPr>
+              <w:rPr>
+                <w:rFonts w:ascii="Times New Roman" w:hAnsi="Times New Roman" w:cs="Times New Roman"/>
+                <w:color w:val="000000"/>
+                <w:szCs w:val="24"/>
+              </w:rPr>
+            </w:pPr>
+            <w:r>
+              <w:rPr>
+                <w:rFonts w:ascii="Times New Roman" w:hAnsi="Times New Roman" w:cs="Times New Roman"/>
+                <w:color w:val="000000"/>
+                <w:szCs w:val="24"/>
+              </w:rPr>
+              <w:t>Kleptoparasitic</w:t>
+            </w:r>
+          </w:p>
+          <w:p>
+            <w:pPr>
+              <w:rPr>
+                <w:rFonts w:ascii="Times New Roman" w:hAnsi="Times New Roman" w:cs="Times New Roman"/>
+                <w:color w:val="000000"/>
+                <w:szCs w:val="24"/>
+              </w:rPr>
+            </w:pPr>
+            <w:r>
+              <w:rPr>
+                <w:rFonts w:ascii="Times New Roman" w:hAnsi="Times New Roman" w:cs="Times New Roman"/>
+                <w:color w:val="000000"/>
+                <w:szCs w:val="24"/>
+              </w:rPr>
+              <w:t>Generalist</w:t>
+            </w:r>
+          </w:p>
+          <w:p>
+            <w:pPr>
+              <w:rPr>
+                <w:rFonts w:ascii="Times New Roman" w:hAnsi="Times New Roman" w:cs="Times New Roman"/>
+                <w:color w:val="000000"/>
+                <w:szCs w:val="24"/>
+              </w:rPr>
+            </w:pPr>
+            <w:r>
+              <w:rPr>
+                <w:rFonts w:ascii="Times New Roman" w:hAnsi="Times New Roman" w:cs="Times New Roman"/>
+                <w:color w:val="000000"/>
+                <w:szCs w:val="24"/>
+              </w:rPr>
+              <w:t>Specialist</w:t>
+            </w:r>
+          </w:p>
+          <w:p>
+            <w:pPr>
+              <w:rPr>
+                <w:rFonts w:ascii="Times New Roman" w:hAnsi="Times New Roman" w:cs="Times New Roman"/>
+                <w:color w:val="000000"/>
+                <w:szCs w:val="24"/>
+              </w:rPr>
+            </w:pPr>
+          </w:p>
+          <w:p>
+            <w:pPr>
+              <w:rPr>
+                <w:rFonts w:ascii="Times New Roman" w:hAnsi="Times New Roman" w:cs="Times New Roman"/>
+                <w:color w:val="000000"/>
+                <w:szCs w:val="24"/>
+              </w:rPr>
+            </w:pPr>
+            <w:r>
+              <w:rPr>
+                <w:rFonts w:ascii="Times New Roman" w:hAnsi="Times New Roman" w:cs="Times New Roman"/>
+                <w:color w:val="000000"/>
+                <w:szCs w:val="24"/>
+              </w:rPr>
+              <w:t>Soil</w:t>
+            </w:r>
+          </w:p>
+          <w:p>
+            <w:pPr>
+              <w:rPr>
+                <w:rFonts w:ascii="Times New Roman" w:hAnsi="Times New Roman" w:cs="Times New Roman"/>
+                <w:color w:val="000000"/>
+                <w:szCs w:val="24"/>
+              </w:rPr>
+            </w:pPr>
+          </w:p>
+          <w:p>
+            <w:pPr>
+              <w:rPr>
+                <w:rFonts w:ascii="Times New Roman" w:hAnsi="Times New Roman" w:cs="Times New Roman"/>
+                <w:color w:val="000000"/>
+                <w:szCs w:val="24"/>
+              </w:rPr>
+            </w:pPr>
+          </w:p>
+          <w:p>
+            <w:pPr>
+              <w:rPr>
+                <w:rFonts w:ascii="Times New Roman" w:hAnsi="Times New Roman" w:cs="Times New Roman"/>
+                <w:color w:val="000000"/>
+                <w:szCs w:val="24"/>
+              </w:rPr>
+            </w:pPr>
+            <w:r>
+              <w:rPr>
+                <w:rFonts w:ascii="Times New Roman" w:hAnsi="Times New Roman" w:cs="Times New Roman"/>
+                <w:color w:val="000000"/>
+                <w:szCs w:val="24"/>
+              </w:rPr>
+              <w:t>Cavity</w:t>
+            </w:r>
+          </w:p>
+          <w:p>
+            <w:pPr>
+              <w:rPr>
+                <w:rFonts w:ascii="Times New Roman" w:hAnsi="Times New Roman" w:cs="Times New Roman"/>
+                <w:color w:val="000000"/>
+                <w:szCs w:val="24"/>
+              </w:rPr>
+            </w:pPr>
+            <w:r>
+              <w:rPr>
+                <w:rFonts w:ascii="Times New Roman" w:hAnsi="Times New Roman" w:cs="Times New Roman"/>
+                <w:color w:val="000000"/>
+                <w:szCs w:val="24"/>
+              </w:rPr>
+              <w:t>Hive</w:t>
+            </w:r>
+          </w:p>
+          <w:p>
+            <w:pPr>
+              <w:rPr>
+                <w:rFonts w:ascii="Times New Roman" w:hAnsi="Times New Roman" w:cs="Times New Roman"/>
+                <w:color w:val="000000"/>
+                <w:szCs w:val="24"/>
+              </w:rPr>
+            </w:pPr>
+            <w:r>
+              <w:rPr>
+                <w:rFonts w:ascii="Times New Roman" w:hAnsi="Times New Roman" w:cs="Times New Roman"/>
+                <w:color w:val="000000"/>
+                <w:szCs w:val="24"/>
+              </w:rPr>
+              <w:t>Pithy Stem</w:t>
+            </w:r>
+          </w:p>
+          <w:p>
+            <w:pPr>
+              <w:rPr>
+                <w:rFonts w:ascii="Times New Roman" w:hAnsi="Times New Roman" w:cs="Times New Roman"/>
+                <w:color w:val="000000"/>
+                <w:szCs w:val="24"/>
+              </w:rPr>
+            </w:pPr>
+          </w:p>
+          <w:p>
+            <w:pPr>
+              <w:rPr>
+                <w:rFonts w:ascii="Times New Roman" w:hAnsi="Times New Roman" w:cs="Times New Roman"/>
+                <w:color w:val="000000"/>
+                <w:szCs w:val="24"/>
+              </w:rPr>
+            </w:pPr>
+          </w:p>
+          <w:p>
+            <w:pPr>
+              <w:rPr>
+                <w:rFonts w:ascii="Times New Roman" w:hAnsi="Times New Roman" w:cs="Times New Roman"/>
+                <w:color w:val="000000"/>
+                <w:szCs w:val="24"/>
+              </w:rPr>
+            </w:pPr>
+          </w:p>
+          <w:p>
+            <w:pPr>
+              <w:rPr>
+                <w:rFonts w:ascii="Times New Roman" w:hAnsi="Times New Roman" w:cs="Times New Roman"/>
+                <w:color w:val="000000"/>
+                <w:szCs w:val="24"/>
+              </w:rPr>
+            </w:pPr>
+            <w:r>
+              <w:rPr>
+                <w:rFonts w:ascii="Times New Roman" w:hAnsi="Times New Roman" w:cs="Times New Roman"/>
+                <w:color w:val="000000"/>
+                <w:szCs w:val="24"/>
+              </w:rPr>
+              <w:t>Wood</w:t>
+            </w:r>
+          </w:p>
+          <w:p>
+            <w:pPr>
+              <w:rPr>
+                <w:rFonts w:ascii="Times New Roman" w:hAnsi="Times New Roman" w:cs="Times New Roman"/>
+                <w:color w:val="000000"/>
+                <w:szCs w:val="24"/>
+              </w:rPr>
+            </w:pPr>
+          </w:p>
+          <w:p>
+            <w:pPr>
+              <w:rPr>
+                <w:rFonts w:ascii="Times New Roman" w:hAnsi="Times New Roman" w:cs="Times New Roman"/>
+                <w:color w:val="000000"/>
+                <w:szCs w:val="24"/>
+              </w:rPr>
+            </w:pPr>
+            <w:r>
+              <w:rPr>
+                <w:rFonts w:ascii="Times New Roman" w:hAnsi="Times New Roman" w:cs="Times New Roman"/>
+                <w:color w:val="000000"/>
+                <w:szCs w:val="24"/>
+              </w:rPr>
+              <w:t>Subsocial</w:t>
+            </w:r>
+          </w:p>
+          <w:p>
+            <w:pPr>
+              <w:rPr>
+                <w:rFonts w:ascii="Times New Roman" w:hAnsi="Times New Roman" w:cs="Times New Roman"/>
+                <w:color w:val="000000"/>
+                <w:szCs w:val="24"/>
+              </w:rPr>
+            </w:pPr>
+          </w:p>
+          <w:p>
+            <w:pPr>
+              <w:rPr>
+                <w:rFonts w:ascii="Times New Roman" w:hAnsi="Times New Roman" w:cs="Times New Roman"/>
+                <w:color w:val="000000"/>
+                <w:szCs w:val="24"/>
+              </w:rPr>
+            </w:pPr>
+            <w:r>
+              <w:rPr>
+                <w:rFonts w:ascii="Times New Roman" w:hAnsi="Times New Roman" w:cs="Times New Roman"/>
+                <w:color w:val="000000"/>
+                <w:szCs w:val="24"/>
+              </w:rPr>
+              <w:t>Solitary</w:t>
+            </w:r>
+          </w:p>
+          <w:p>
+            <w:pPr>
+              <w:rPr>
+                <w:rFonts w:ascii="Times New Roman" w:hAnsi="Times New Roman" w:cs="Times New Roman"/>
+                <w:color w:val="000000"/>
+                <w:szCs w:val="24"/>
+              </w:rPr>
+            </w:pPr>
+            <w:r>
+              <w:rPr>
+                <w:rFonts w:ascii="Times New Roman" w:hAnsi="Times New Roman" w:cs="Times New Roman"/>
+                <w:color w:val="000000"/>
+                <w:szCs w:val="24"/>
+              </w:rPr>
+              <w:t>Eusocial</w:t>
+            </w:r>
+          </w:p>
+          <w:p>
+            <w:pPr>
+              <w:rPr>
+                <w:rFonts w:ascii="Times New Roman" w:hAnsi="Times New Roman" w:cs="Times New Roman"/>
+                <w:color w:val="000000"/>
+                <w:szCs w:val="24"/>
+              </w:rPr>
+            </w:pPr>
+            <w:r>
+              <w:rPr>
+                <w:rFonts w:ascii="Times New Roman" w:hAnsi="Times New Roman" w:cs="Times New Roman"/>
+                <w:color w:val="000000"/>
+                <w:szCs w:val="24"/>
+              </w:rPr>
+              <w:t>Parasitic</w:t>
+            </w:r>
+          </w:p>
+          <w:p>
+            <w:pPr>
+              <w:rPr>
+                <w:rFonts w:ascii="Times New Roman" w:hAnsi="Times New Roman" w:cs="Times New Roman"/>
+                <w:color w:val="000000"/>
+                <w:szCs w:val="24"/>
+              </w:rPr>
+            </w:pPr>
+            <w:r>
+              <w:rPr>
+                <w:rFonts w:ascii="Times New Roman" w:hAnsi="Times New Roman" w:cs="Times New Roman"/>
+                <w:color w:val="000000"/>
+                <w:szCs w:val="24"/>
+              </w:rPr>
+              <w:t>Native</w:t>
+            </w:r>
+          </w:p>
+          <w:p>
+            <w:pPr>
+              <w:rPr>
+                <w:rFonts w:ascii="Times New Roman" w:hAnsi="Times New Roman" w:cs="Times New Roman"/>
+                <w:szCs w:val="24"/>
+              </w:rPr>
+            </w:pPr>
+            <w:r>
+              <w:rPr>
+                <w:rFonts w:ascii="Times New Roman" w:hAnsi="Times New Roman" w:cs="Times New Roman"/>
+                <w:color w:val="000000"/>
+                <w:szCs w:val="24"/>
+              </w:rPr>
+              <w:t>Non-native</w:t>
+            </w:r>
+          </w:p>
+        </w:tc>
+        <w:tc>
+          <w:tcPr>
+            <w:tcW w:w="834" w:type="pct"/>
+            <w:tcBorders>
+              <w:left w:val="nil"/>
+              <w:bottom w:val="single" w:sz="4" w:space="0" w:color="auto"/>
+              <w:right w:val="nil"/>
+            </w:tcBorders>
+          </w:tcPr>
+          <w:p>
+            <w:pPr>
+              <w:jc w:val="center"/>
+              <w:rPr>
+                <w:rFonts w:ascii="Times New Roman" w:hAnsi="Times New Roman" w:cs="Times New Roman"/>
+                <w:szCs w:val="24"/>
+              </w:rPr>
+            </w:pPr>
+            <w:r>
+              <w:rPr>
+                <w:rFonts w:ascii="Times New Roman" w:hAnsi="Times New Roman" w:cs="Times New Roman"/>
+                <w:szCs w:val="24"/>
+              </w:rPr>
+              <w:t>Intercept</w:t>
+            </w:r>
+          </w:p>
+          <w:p>
+            <w:pPr>
+              <w:jc w:val="center"/>
+              <w:rPr>
+                <w:rFonts w:ascii="Times New Roman" w:hAnsi="Times New Roman" w:cs="Times New Roman"/>
+                <w:szCs w:val="24"/>
+              </w:rPr>
+            </w:pPr>
+            <w:r>
+              <w:rPr>
+                <w:rFonts w:ascii="Times New Roman" w:hAnsi="Times New Roman" w:cs="Times New Roman"/>
+                <w:szCs w:val="24"/>
+              </w:rPr>
+              <w:t>Intercept</w:t>
+            </w:r>
+          </w:p>
+          <w:p>
+            <w:pPr>
+              <w:jc w:val="center"/>
+              <w:rPr>
+                <w:rFonts w:ascii="Times New Roman" w:hAnsi="Times New Roman" w:cs="Times New Roman"/>
+                <w:szCs w:val="24"/>
+              </w:rPr>
+            </w:pPr>
+            <w:r>
+              <w:rPr>
+                <w:rFonts w:ascii="Times New Roman" w:hAnsi="Times New Roman" w:cs="Times New Roman"/>
+                <w:szCs w:val="24"/>
+              </w:rPr>
+              <w:t>TRT</w:t>
+            </w:r>
+          </w:p>
+          <w:p>
+            <w:pPr>
+              <w:jc w:val="center"/>
+              <w:rPr>
+                <w:rFonts w:ascii="Times New Roman" w:hAnsi="Times New Roman" w:cs="Times New Roman"/>
+                <w:szCs w:val="24"/>
+              </w:rPr>
+            </w:pPr>
+            <w:r>
+              <w:rPr>
+                <w:rFonts w:ascii="Times New Roman" w:hAnsi="Times New Roman" w:cs="Times New Roman"/>
+                <w:szCs w:val="24"/>
+              </w:rPr>
+              <w:t>TRT</w:t>
+            </w:r>
+          </w:p>
+          <w:p>
+            <w:pPr>
+              <w:jc w:val="center"/>
+              <w:rPr>
+                <w:rFonts w:ascii="Times New Roman" w:hAnsi="Times New Roman" w:cs="Times New Roman"/>
+                <w:szCs w:val="24"/>
+              </w:rPr>
+            </w:pPr>
+            <w:r>
+              <w:rPr>
+                <w:rFonts w:ascii="Times New Roman" w:hAnsi="Times New Roman" w:cs="Times New Roman"/>
+                <w:szCs w:val="24"/>
+              </w:rPr>
+              <w:t>LPI</w:t>
+            </w:r>
+          </w:p>
+          <w:p>
+            <w:pPr>
+              <w:jc w:val="center"/>
+              <w:rPr>
+                <w:rFonts w:ascii="Times New Roman" w:hAnsi="Times New Roman" w:cs="Times New Roman"/>
+                <w:szCs w:val="24"/>
+              </w:rPr>
+            </w:pPr>
+            <w:r>
+              <w:rPr>
+                <w:rFonts w:ascii="Times New Roman" w:hAnsi="Times New Roman" w:cs="Times New Roman"/>
+                <w:szCs w:val="24"/>
+              </w:rPr>
+              <w:t>TRT</w:t>
+            </w:r>
+          </w:p>
+          <w:p>
+            <w:pPr>
+              <w:jc w:val="center"/>
+              <w:rPr>
+                <w:rFonts w:ascii="Times New Roman" w:hAnsi="Times New Roman" w:cs="Times New Roman"/>
+                <w:szCs w:val="24"/>
+                <w:lang w:val="de-DE"/>
+              </w:rPr>
+            </w:pPr>
+            <w:r>
+              <w:rPr>
+                <w:rFonts w:ascii="Times New Roman" w:hAnsi="Times New Roman" w:cs="Times New Roman"/>
+                <w:szCs w:val="24"/>
+                <w:lang w:val="de-DE"/>
+              </w:rPr>
+              <w:t>PLAND</w:t>
+            </w:r>
+          </w:p>
+          <w:p>
+            <w:pPr>
+              <w:jc w:val="center"/>
+              <w:rPr>
+                <w:rFonts w:ascii="Times New Roman" w:hAnsi="Times New Roman" w:cs="Times New Roman"/>
+                <w:szCs w:val="24"/>
+                <w:lang w:val="de-DE"/>
+              </w:rPr>
+            </w:pPr>
+            <w:r>
+              <w:rPr>
+                <w:rFonts w:ascii="Times New Roman" w:hAnsi="Times New Roman" w:cs="Times New Roman"/>
+                <w:szCs w:val="24"/>
+                <w:lang w:val="de-DE"/>
+              </w:rPr>
+              <w:t>ENN</w:t>
+            </w:r>
+          </w:p>
+          <w:p>
+            <w:pPr>
+              <w:jc w:val="center"/>
+              <w:rPr>
+                <w:rFonts w:ascii="Times New Roman" w:hAnsi="Times New Roman" w:cs="Times New Roman"/>
+                <w:color w:val="000000"/>
+                <w:szCs w:val="24"/>
+                <w:lang w:val="de-DE"/>
+              </w:rPr>
+            </w:pPr>
+            <w:r>
+              <w:rPr>
+                <w:rFonts w:ascii="Times New Roman" w:hAnsi="Times New Roman" w:cs="Times New Roman"/>
+                <w:color w:val="000000"/>
+                <w:szCs w:val="24"/>
+                <w:lang w:val="de-DE"/>
+              </w:rPr>
+              <w:t>TRT</w:t>
+            </w:r>
+          </w:p>
+          <w:p>
+            <w:pPr>
+              <w:jc w:val="center"/>
+              <w:rPr>
+                <w:rFonts w:ascii="Times New Roman" w:hAnsi="Times New Roman" w:cs="Times New Roman"/>
+                <w:color w:val="000000"/>
+                <w:szCs w:val="24"/>
+                <w:lang w:val="de-DE"/>
+              </w:rPr>
+            </w:pPr>
+            <w:r>
+              <w:rPr>
+                <w:rFonts w:ascii="Times New Roman" w:hAnsi="Times New Roman" w:cs="Times New Roman"/>
+                <w:color w:val="000000"/>
+                <w:szCs w:val="24"/>
+                <w:lang w:val="de-DE"/>
+              </w:rPr>
+              <w:t>TRT</w:t>
+            </w:r>
+          </w:p>
+          <w:p>
+            <w:pPr>
+              <w:jc w:val="center"/>
+              <w:rPr>
+                <w:rFonts w:ascii="Times New Roman" w:hAnsi="Times New Roman" w:cs="Times New Roman"/>
+                <w:color w:val="000000"/>
+                <w:szCs w:val="24"/>
+                <w:lang w:val="de-DE"/>
+              </w:rPr>
+            </w:pPr>
+            <w:r>
+              <w:rPr>
+                <w:rFonts w:ascii="Times New Roman" w:hAnsi="Times New Roman" w:cs="Times New Roman"/>
+                <w:color w:val="000000"/>
+                <w:szCs w:val="24"/>
+                <w:lang w:val="de-DE"/>
+              </w:rPr>
+              <w:t>TRT</w:t>
+            </w:r>
+          </w:p>
+          <w:p>
+            <w:pPr>
+              <w:jc w:val="center"/>
+              <w:rPr>
+                <w:rFonts w:ascii="Times New Roman" w:hAnsi="Times New Roman" w:cs="Times New Roman"/>
+                <w:color w:val="000000"/>
+                <w:szCs w:val="24"/>
+                <w:lang w:val="de-DE"/>
+              </w:rPr>
+            </w:pPr>
+            <w:r>
+              <w:rPr>
+                <w:rFonts w:ascii="Times New Roman" w:hAnsi="Times New Roman" w:cs="Times New Roman"/>
+                <w:color w:val="000000"/>
+                <w:szCs w:val="24"/>
+                <w:lang w:val="de-DE"/>
+              </w:rPr>
+              <w:t>PLAND</w:t>
+            </w:r>
+          </w:p>
+          <w:p>
+            <w:pPr>
+              <w:jc w:val="center"/>
+              <w:rPr>
+                <w:rFonts w:ascii="Times New Roman" w:hAnsi="Times New Roman" w:cs="Times New Roman"/>
+                <w:color w:val="000000"/>
+                <w:szCs w:val="24"/>
+                <w:lang w:val="de-DE"/>
+              </w:rPr>
+            </w:pPr>
+            <w:r>
+              <w:rPr>
+                <w:rFonts w:ascii="Times New Roman" w:hAnsi="Times New Roman" w:cs="Times New Roman"/>
+                <w:color w:val="000000"/>
+                <w:szCs w:val="24"/>
+                <w:lang w:val="de-DE"/>
+              </w:rPr>
+              <w:t>LPI</w:t>
+            </w:r>
+          </w:p>
+          <w:p>
+            <w:pPr>
+              <w:jc w:val="center"/>
+              <w:rPr>
+                <w:rFonts w:ascii="Times New Roman" w:hAnsi="Times New Roman" w:cs="Times New Roman"/>
+                <w:color w:val="000000"/>
+                <w:szCs w:val="24"/>
+                <w:lang w:val="de-DE"/>
+              </w:rPr>
+            </w:pPr>
+            <w:r>
+              <w:rPr>
+                <w:rFonts w:ascii="Times New Roman" w:hAnsi="Times New Roman" w:cs="Times New Roman"/>
+                <w:color w:val="000000"/>
+                <w:szCs w:val="24"/>
+                <w:lang w:val="de-DE"/>
+              </w:rPr>
+              <w:t>ENN</w:t>
+            </w:r>
+          </w:p>
+          <w:p>
+            <w:pPr>
+              <w:jc w:val="center"/>
+              <w:rPr>
+                <w:rFonts w:ascii="Times New Roman" w:hAnsi="Times New Roman" w:cs="Times New Roman"/>
+                <w:szCs w:val="24"/>
+                <w:lang w:val="de-DE"/>
+              </w:rPr>
+            </w:pPr>
+            <w:r>
+              <w:rPr>
+                <w:rFonts w:ascii="Times New Roman" w:hAnsi="Times New Roman" w:cs="Times New Roman"/>
+                <w:szCs w:val="24"/>
+                <w:lang w:val="de-DE"/>
+              </w:rPr>
+              <w:t>TRT</w:t>
+            </w:r>
+          </w:p>
+          <w:p>
+            <w:pPr>
+              <w:jc w:val="center"/>
+              <w:rPr>
+                <w:rFonts w:ascii="Times New Roman" w:hAnsi="Times New Roman" w:cs="Times New Roman"/>
+                <w:szCs w:val="24"/>
+                <w:lang w:val="de-DE"/>
+              </w:rPr>
+            </w:pPr>
+            <w:r>
+              <w:rPr>
+                <w:rFonts w:ascii="Times New Roman" w:hAnsi="Times New Roman" w:cs="Times New Roman"/>
+                <w:szCs w:val="24"/>
+                <w:lang w:val="de-DE"/>
+              </w:rPr>
+              <w:t>LPI</w:t>
+            </w:r>
+          </w:p>
+          <w:p>
+            <w:pPr>
+              <w:jc w:val="center"/>
+              <w:rPr>
+                <w:rFonts w:ascii="Times New Roman" w:hAnsi="Times New Roman" w:cs="Times New Roman"/>
+                <w:color w:val="000000"/>
+                <w:szCs w:val="24"/>
+                <w:lang w:val="de-DE"/>
+              </w:rPr>
+            </w:pPr>
+            <w:r>
+              <w:rPr>
+                <w:rFonts w:ascii="Times New Roman" w:hAnsi="Times New Roman" w:cs="Times New Roman"/>
+                <w:color w:val="000000"/>
+                <w:szCs w:val="24"/>
+                <w:lang w:val="de-DE"/>
+              </w:rPr>
+              <w:t>PLAND</w:t>
+            </w:r>
+          </w:p>
+          <w:p>
+            <w:pPr>
+              <w:jc w:val="center"/>
+              <w:rPr>
+                <w:rFonts w:ascii="Times New Roman" w:hAnsi="Times New Roman" w:cs="Times New Roman"/>
+                <w:color w:val="000000"/>
+                <w:szCs w:val="24"/>
+                <w:lang w:val="de-DE"/>
+              </w:rPr>
+            </w:pPr>
+            <w:r>
+              <w:rPr>
+                <w:rFonts w:ascii="Times New Roman" w:hAnsi="Times New Roman" w:cs="Times New Roman"/>
+                <w:color w:val="000000"/>
+                <w:szCs w:val="24"/>
+                <w:lang w:val="de-DE"/>
+              </w:rPr>
+              <w:t>ENN</w:t>
+            </w:r>
+          </w:p>
+          <w:p>
+            <w:pPr>
+              <w:jc w:val="center"/>
+              <w:rPr>
+                <w:rFonts w:ascii="Times New Roman" w:hAnsi="Times New Roman" w:cs="Times New Roman"/>
+                <w:color w:val="000000"/>
+                <w:szCs w:val="24"/>
+              </w:rPr>
+            </w:pPr>
+            <w:r>
+              <w:rPr>
+                <w:rFonts w:ascii="Times New Roman" w:hAnsi="Times New Roman" w:cs="Times New Roman"/>
+                <w:color w:val="000000"/>
+                <w:szCs w:val="24"/>
+              </w:rPr>
+              <w:t>LPI</w:t>
+            </w:r>
+          </w:p>
+          <w:p>
+            <w:pPr>
+              <w:jc w:val="center"/>
+              <w:rPr>
+                <w:rFonts w:ascii="Times New Roman" w:hAnsi="Times New Roman" w:cs="Times New Roman"/>
+                <w:color w:val="000000"/>
+                <w:szCs w:val="24"/>
+              </w:rPr>
+            </w:pPr>
+            <w:r>
+              <w:rPr>
+                <w:rFonts w:ascii="Times New Roman" w:hAnsi="Times New Roman" w:cs="Times New Roman"/>
+                <w:color w:val="000000"/>
+                <w:szCs w:val="24"/>
+              </w:rPr>
+              <w:t>Intercept</w:t>
+            </w:r>
+          </w:p>
+          <w:p>
+            <w:pPr>
+              <w:jc w:val="center"/>
+              <w:rPr>
+                <w:rFonts w:ascii="Times New Roman" w:hAnsi="Times New Roman" w:cs="Times New Roman"/>
+                <w:color w:val="000000"/>
+                <w:szCs w:val="24"/>
+              </w:rPr>
+            </w:pPr>
+            <w:r>
+              <w:rPr>
+                <w:rFonts w:ascii="Times New Roman" w:hAnsi="Times New Roman" w:cs="Times New Roman"/>
+                <w:color w:val="000000"/>
+                <w:szCs w:val="24"/>
+              </w:rPr>
+              <w:t>Intercept</w:t>
+            </w:r>
+          </w:p>
+          <w:p>
+            <w:pPr>
+              <w:jc w:val="center"/>
+              <w:rPr>
+                <w:rFonts w:ascii="Times New Roman" w:hAnsi="Times New Roman" w:cs="Times New Roman"/>
+                <w:color w:val="000000"/>
+                <w:szCs w:val="24"/>
+              </w:rPr>
+            </w:pPr>
+            <w:r>
+              <w:rPr>
+                <w:rFonts w:ascii="Times New Roman" w:hAnsi="Times New Roman" w:cs="Times New Roman"/>
+                <w:color w:val="000000"/>
+                <w:szCs w:val="24"/>
+              </w:rPr>
+              <w:t>TRT</w:t>
+            </w:r>
+          </w:p>
+          <w:p>
+            <w:pPr>
+              <w:jc w:val="center"/>
+              <w:rPr>
+                <w:rFonts w:ascii="Times New Roman" w:hAnsi="Times New Roman" w:cs="Times New Roman"/>
+                <w:color w:val="000000"/>
+                <w:szCs w:val="24"/>
+              </w:rPr>
+            </w:pPr>
+            <w:r>
+              <w:rPr>
+                <w:rFonts w:ascii="Times New Roman" w:hAnsi="Times New Roman" w:cs="Times New Roman"/>
+                <w:color w:val="000000"/>
+                <w:szCs w:val="24"/>
+              </w:rPr>
+              <w:t>TRT</w:t>
+            </w:r>
+          </w:p>
+        </w:tc>
+        <w:tc>
+          <w:tcPr>
+            <w:tcW w:w="833" w:type="pct"/>
+            <w:tcBorders>
+              <w:left w:val="nil"/>
+              <w:bottom w:val="single" w:sz="4" w:space="0" w:color="auto"/>
+              <w:right w:val="nil"/>
+            </w:tcBorders>
+          </w:tcPr>
+          <w:p>
+            <w:pPr>
+              <w:jc w:val="center"/>
+              <w:rPr>
+                <w:rFonts w:ascii="Times New Roman" w:hAnsi="Times New Roman" w:cs="Times New Roman"/>
+                <w:color w:val="000000"/>
+                <w:szCs w:val="24"/>
+              </w:rPr>
+            </w:pPr>
+            <w:r>
+              <w:rPr>
+                <w:rFonts w:ascii="Times New Roman" w:hAnsi="Times New Roman" w:cs="Times New Roman"/>
+                <w:color w:val="000000"/>
+                <w:szCs w:val="24"/>
+              </w:rPr>
+              <w:t>-</w:t>
+            </w:r>
+          </w:p>
+          <w:p>
+            <w:pPr>
+              <w:jc w:val="center"/>
+              <w:rPr>
+                <w:rFonts w:ascii="Times New Roman" w:hAnsi="Times New Roman" w:cs="Times New Roman"/>
+                <w:color w:val="000000"/>
+                <w:szCs w:val="24"/>
+              </w:rPr>
+            </w:pPr>
+            <w:r>
+              <w:rPr>
+                <w:rFonts w:ascii="Times New Roman" w:hAnsi="Times New Roman" w:cs="Times New Roman"/>
+                <w:color w:val="000000"/>
+                <w:szCs w:val="24"/>
+              </w:rPr>
+              <w:t>-</w:t>
+            </w:r>
+          </w:p>
+          <w:p>
+            <w:pPr>
+              <w:jc w:val="center"/>
+              <w:rPr>
+                <w:rFonts w:ascii="Times New Roman" w:hAnsi="Times New Roman" w:cs="Times New Roman"/>
+                <w:color w:val="000000"/>
+                <w:szCs w:val="24"/>
+              </w:rPr>
+            </w:pPr>
+            <w:r>
+              <w:rPr>
+                <w:rFonts w:ascii="Times New Roman" w:hAnsi="Times New Roman" w:cs="Times New Roman"/>
+                <w:color w:val="000000"/>
+                <w:szCs w:val="24"/>
+              </w:rPr>
+              <w:t>7.50</w:t>
+            </w:r>
+          </w:p>
+          <w:p>
+            <w:pPr>
+              <w:jc w:val="center"/>
+              <w:rPr>
+                <w:rFonts w:ascii="Times New Roman" w:hAnsi="Times New Roman" w:cs="Times New Roman"/>
+                <w:szCs w:val="24"/>
+              </w:rPr>
+            </w:pPr>
+            <w:r>
+              <w:rPr>
+                <w:rFonts w:ascii="Times New Roman" w:hAnsi="Times New Roman" w:cs="Times New Roman"/>
+                <w:szCs w:val="24"/>
+              </w:rPr>
+              <w:t>30.90</w:t>
+            </w:r>
+          </w:p>
+          <w:p>
+            <w:pPr>
+              <w:jc w:val="center"/>
+              <w:rPr>
+                <w:rFonts w:ascii="Times New Roman" w:hAnsi="Times New Roman" w:cs="Times New Roman"/>
+                <w:szCs w:val="24"/>
+              </w:rPr>
+            </w:pPr>
+            <w:r>
+              <w:rPr>
+                <w:rFonts w:ascii="Times New Roman" w:hAnsi="Times New Roman" w:cs="Times New Roman"/>
+                <w:szCs w:val="24"/>
+              </w:rPr>
+              <w:t>4.80</w:t>
+            </w:r>
+          </w:p>
+          <w:p>
+            <w:pPr>
+              <w:jc w:val="center"/>
+              <w:rPr>
+                <w:rFonts w:ascii="Times New Roman" w:hAnsi="Times New Roman" w:cs="Times New Roman"/>
+                <w:szCs w:val="24"/>
+              </w:rPr>
+            </w:pPr>
+            <w:r>
+              <w:rPr>
+                <w:rFonts w:ascii="Times New Roman" w:hAnsi="Times New Roman" w:cs="Times New Roman"/>
+                <w:szCs w:val="24"/>
+              </w:rPr>
+              <w:t>24.97</w:t>
+            </w:r>
+          </w:p>
+          <w:p>
+            <w:pPr>
+              <w:jc w:val="center"/>
+              <w:rPr>
+                <w:rFonts w:ascii="Times New Roman" w:hAnsi="Times New Roman" w:cs="Times New Roman"/>
+                <w:szCs w:val="24"/>
+              </w:rPr>
+            </w:pPr>
+            <w:r>
+              <w:rPr>
+                <w:rFonts w:ascii="Times New Roman" w:hAnsi="Times New Roman" w:cs="Times New Roman"/>
+                <w:szCs w:val="24"/>
+              </w:rPr>
+              <w:t>4.11</w:t>
+            </w:r>
+          </w:p>
+          <w:p>
+            <w:pPr>
+              <w:jc w:val="center"/>
+              <w:rPr>
+                <w:rFonts w:ascii="Times New Roman" w:hAnsi="Times New Roman" w:cs="Times New Roman"/>
+                <w:szCs w:val="24"/>
+              </w:rPr>
+            </w:pPr>
+            <w:r>
+              <w:rPr>
+                <w:rFonts w:ascii="Times New Roman" w:hAnsi="Times New Roman" w:cs="Times New Roman"/>
+                <w:szCs w:val="24"/>
+              </w:rPr>
+              <w:t>2.27</w:t>
+            </w:r>
+          </w:p>
+          <w:p>
+            <w:pPr>
+              <w:jc w:val="center"/>
+              <w:rPr>
+                <w:rFonts w:ascii="Times New Roman" w:hAnsi="Times New Roman" w:cs="Times New Roman"/>
+                <w:szCs w:val="24"/>
+              </w:rPr>
+            </w:pPr>
+            <w:r>
+              <w:rPr>
+                <w:rFonts w:ascii="Times New Roman" w:hAnsi="Times New Roman" w:cs="Times New Roman"/>
+                <w:szCs w:val="24"/>
+              </w:rPr>
+              <w:t>10.48</w:t>
+            </w:r>
+          </w:p>
+          <w:p>
+            <w:pPr>
+              <w:jc w:val="center"/>
+              <w:rPr>
+                <w:rFonts w:ascii="Times New Roman" w:hAnsi="Times New Roman" w:cs="Times New Roman"/>
+                <w:szCs w:val="24"/>
+              </w:rPr>
+            </w:pPr>
+            <w:r>
+              <w:rPr>
+                <w:rFonts w:ascii="Times New Roman" w:hAnsi="Times New Roman" w:cs="Times New Roman"/>
+                <w:szCs w:val="24"/>
+              </w:rPr>
+              <w:t>14.84</w:t>
+            </w:r>
+          </w:p>
+          <w:p>
+            <w:pPr>
+              <w:jc w:val="center"/>
+              <w:rPr>
+                <w:rFonts w:ascii="Times New Roman" w:hAnsi="Times New Roman" w:cs="Times New Roman"/>
+                <w:szCs w:val="24"/>
+              </w:rPr>
+            </w:pPr>
+            <w:r>
+              <w:rPr>
+                <w:rFonts w:ascii="Times New Roman" w:hAnsi="Times New Roman" w:cs="Times New Roman"/>
+                <w:szCs w:val="24"/>
+              </w:rPr>
+              <w:t>4.42</w:t>
+            </w:r>
+          </w:p>
+          <w:p>
+            <w:pPr>
+              <w:jc w:val="center"/>
+              <w:rPr>
+                <w:rFonts w:ascii="Times New Roman" w:hAnsi="Times New Roman" w:cs="Times New Roman"/>
+                <w:szCs w:val="24"/>
+              </w:rPr>
+            </w:pPr>
+            <w:r>
+              <w:rPr>
+                <w:rFonts w:ascii="Times New Roman" w:hAnsi="Times New Roman" w:cs="Times New Roman"/>
+                <w:szCs w:val="24"/>
+              </w:rPr>
+              <w:t>2.96</w:t>
+            </w:r>
+          </w:p>
+          <w:p>
+            <w:pPr>
+              <w:jc w:val="center"/>
+              <w:rPr>
+                <w:rFonts w:ascii="Times New Roman" w:hAnsi="Times New Roman" w:cs="Times New Roman"/>
+                <w:szCs w:val="24"/>
+              </w:rPr>
+            </w:pPr>
+            <w:r>
+              <w:rPr>
+                <w:rFonts w:ascii="Times New Roman" w:hAnsi="Times New Roman" w:cs="Times New Roman"/>
+                <w:szCs w:val="24"/>
+              </w:rPr>
+              <w:t>4.14</w:t>
+            </w:r>
+          </w:p>
+          <w:p>
+            <w:pPr>
+              <w:jc w:val="center"/>
+              <w:rPr>
+                <w:rFonts w:ascii="Times New Roman" w:hAnsi="Times New Roman" w:cs="Times New Roman"/>
+                <w:szCs w:val="24"/>
+              </w:rPr>
+            </w:pPr>
+            <w:r>
+              <w:rPr>
+                <w:rFonts w:ascii="Times New Roman" w:hAnsi="Times New Roman" w:cs="Times New Roman"/>
+                <w:szCs w:val="24"/>
+              </w:rPr>
+              <w:t>2.16</w:t>
+            </w:r>
+          </w:p>
+          <w:p>
+            <w:pPr>
+              <w:jc w:val="center"/>
+              <w:rPr>
+                <w:rFonts w:ascii="Times New Roman" w:hAnsi="Times New Roman" w:cs="Times New Roman"/>
+                <w:szCs w:val="24"/>
+              </w:rPr>
+            </w:pPr>
+            <w:r>
+              <w:rPr>
+                <w:rFonts w:ascii="Times New Roman" w:hAnsi="Times New Roman" w:cs="Times New Roman"/>
+                <w:szCs w:val="24"/>
+              </w:rPr>
+              <w:t>11.71</w:t>
+            </w:r>
+          </w:p>
+          <w:p>
+            <w:pPr>
+              <w:jc w:val="center"/>
+              <w:rPr>
+                <w:rFonts w:ascii="Times New Roman" w:hAnsi="Times New Roman" w:cs="Times New Roman"/>
+                <w:szCs w:val="24"/>
+              </w:rPr>
+            </w:pPr>
+            <w:r>
+              <w:rPr>
+                <w:rFonts w:ascii="Times New Roman" w:hAnsi="Times New Roman" w:cs="Times New Roman"/>
+                <w:szCs w:val="24"/>
+              </w:rPr>
+              <w:t>1.90</w:t>
+            </w:r>
+          </w:p>
+          <w:p>
+            <w:pPr>
+              <w:jc w:val="center"/>
+              <w:rPr>
+                <w:rFonts w:ascii="Times New Roman" w:hAnsi="Times New Roman" w:cs="Times New Roman"/>
+                <w:szCs w:val="24"/>
+              </w:rPr>
+            </w:pPr>
+            <w:r>
+              <w:rPr>
+                <w:rFonts w:ascii="Times New Roman" w:hAnsi="Times New Roman" w:cs="Times New Roman"/>
+                <w:szCs w:val="24"/>
+              </w:rPr>
+              <w:t>6.37</w:t>
+            </w:r>
+          </w:p>
+          <w:p>
+            <w:pPr>
+              <w:jc w:val="center"/>
+              <w:rPr>
+                <w:rFonts w:ascii="Times New Roman" w:hAnsi="Times New Roman" w:cs="Times New Roman"/>
+                <w:szCs w:val="24"/>
+              </w:rPr>
+            </w:pPr>
+            <w:r>
+              <w:rPr>
+                <w:rFonts w:ascii="Times New Roman" w:hAnsi="Times New Roman" w:cs="Times New Roman"/>
+                <w:szCs w:val="24"/>
+              </w:rPr>
+              <w:t>7.50</w:t>
+            </w:r>
+          </w:p>
+          <w:p>
+            <w:pPr>
+              <w:jc w:val="center"/>
+              <w:rPr>
+                <w:rFonts w:ascii="Times New Roman" w:hAnsi="Times New Roman" w:cs="Times New Roman"/>
+                <w:szCs w:val="24"/>
+              </w:rPr>
+            </w:pPr>
+            <w:r>
+              <w:rPr>
+                <w:rFonts w:ascii="Times New Roman" w:hAnsi="Times New Roman" w:cs="Times New Roman"/>
+                <w:szCs w:val="24"/>
+              </w:rPr>
+              <w:t>3.78</w:t>
+            </w:r>
+          </w:p>
+          <w:p>
+            <w:pPr>
+              <w:jc w:val="center"/>
+              <w:rPr>
+                <w:rFonts w:ascii="Times New Roman" w:hAnsi="Times New Roman" w:cs="Times New Roman"/>
+                <w:szCs w:val="24"/>
+              </w:rPr>
+            </w:pPr>
+            <w:r>
+              <w:rPr>
+                <w:rFonts w:ascii="Times New Roman" w:hAnsi="Times New Roman" w:cs="Times New Roman"/>
+                <w:szCs w:val="24"/>
+              </w:rPr>
+              <w:t>-</w:t>
+            </w:r>
+          </w:p>
+          <w:p>
+            <w:pPr>
+              <w:jc w:val="center"/>
+              <w:rPr>
+                <w:rFonts w:ascii="Times New Roman" w:hAnsi="Times New Roman" w:cs="Times New Roman"/>
+                <w:szCs w:val="24"/>
+              </w:rPr>
+            </w:pPr>
+            <w:r>
+              <w:rPr>
+                <w:rFonts w:ascii="Times New Roman" w:hAnsi="Times New Roman" w:cs="Times New Roman"/>
+                <w:szCs w:val="24"/>
+              </w:rPr>
+              <w:t>-</w:t>
+            </w:r>
+          </w:p>
+          <w:p>
+            <w:pPr>
+              <w:jc w:val="center"/>
+              <w:rPr>
+                <w:rFonts w:ascii="Times New Roman" w:hAnsi="Times New Roman" w:cs="Times New Roman"/>
+                <w:szCs w:val="24"/>
+              </w:rPr>
+            </w:pPr>
+            <w:r>
+              <w:rPr>
+                <w:rFonts w:ascii="Times New Roman" w:hAnsi="Times New Roman" w:cs="Times New Roman"/>
+                <w:szCs w:val="24"/>
+              </w:rPr>
+              <w:t>11.40</w:t>
+            </w:r>
+          </w:p>
+          <w:p>
+            <w:pPr>
+              <w:jc w:val="center"/>
+              <w:rPr>
+                <w:rFonts w:ascii="Times New Roman" w:hAnsi="Times New Roman" w:cs="Times New Roman"/>
+                <w:szCs w:val="24"/>
+              </w:rPr>
+            </w:pPr>
+            <w:r>
+              <w:rPr>
+                <w:rFonts w:ascii="Times New Roman" w:hAnsi="Times New Roman" w:cs="Times New Roman"/>
+                <w:szCs w:val="24"/>
+              </w:rPr>
+              <w:t>11.40</w:t>
+            </w:r>
+          </w:p>
+        </w:tc>
+        <w:tc>
+          <w:tcPr>
+            <w:tcW w:w="833" w:type="pct"/>
+            <w:tcBorders>
+              <w:left w:val="nil"/>
+              <w:bottom w:val="single" w:sz="4" w:space="0" w:color="auto"/>
+              <w:right w:val="nil"/>
+            </w:tcBorders>
+          </w:tcPr>
+          <w:p>
+            <w:pPr>
+              <w:jc w:val="center"/>
+              <w:rPr>
+                <w:rFonts w:ascii="Times New Roman" w:hAnsi="Times New Roman" w:cs="Times New Roman"/>
+                <w:color w:val="000000"/>
+                <w:szCs w:val="24"/>
+              </w:rPr>
+            </w:pPr>
+            <w:r>
+              <w:rPr>
+                <w:rFonts w:ascii="Times New Roman" w:hAnsi="Times New Roman" w:cs="Times New Roman"/>
+                <w:color w:val="000000"/>
+                <w:szCs w:val="24"/>
+              </w:rPr>
+              <w:t>-</w:t>
+            </w:r>
+          </w:p>
+          <w:p>
+            <w:pPr>
+              <w:jc w:val="center"/>
+              <w:rPr>
+                <w:rFonts w:ascii="Times New Roman" w:hAnsi="Times New Roman" w:cs="Times New Roman"/>
+                <w:color w:val="000000"/>
+                <w:szCs w:val="24"/>
+              </w:rPr>
+            </w:pPr>
+            <w:r>
+              <w:rPr>
+                <w:rFonts w:ascii="Times New Roman" w:hAnsi="Times New Roman" w:cs="Times New Roman"/>
+                <w:color w:val="000000"/>
+                <w:szCs w:val="24"/>
+              </w:rPr>
+              <w:t>-</w:t>
+            </w:r>
+          </w:p>
+          <w:p>
+            <w:pPr>
+              <w:jc w:val="center"/>
+              <w:rPr>
+                <w:rFonts w:ascii="Times New Roman" w:hAnsi="Times New Roman" w:cs="Times New Roman"/>
+                <w:color w:val="000000"/>
+                <w:szCs w:val="24"/>
+              </w:rPr>
+            </w:pPr>
+            <w:r>
+              <w:rPr>
+                <w:rFonts w:ascii="Times New Roman" w:hAnsi="Times New Roman" w:cs="Times New Roman"/>
+                <w:color w:val="000000"/>
+                <w:szCs w:val="24"/>
+              </w:rPr>
+              <w:t>2</w:t>
+            </w:r>
+          </w:p>
+          <w:p>
+            <w:pPr>
+              <w:jc w:val="center"/>
+              <w:rPr>
+                <w:rFonts w:ascii="Times New Roman" w:hAnsi="Times New Roman" w:cs="Times New Roman"/>
+                <w:szCs w:val="24"/>
+              </w:rPr>
+            </w:pPr>
+            <w:r>
+              <w:rPr>
+                <w:rFonts w:ascii="Times New Roman" w:hAnsi="Times New Roman" w:cs="Times New Roman"/>
+                <w:szCs w:val="24"/>
+              </w:rPr>
+              <w:t>2</w:t>
+            </w:r>
+          </w:p>
+          <w:p>
+            <w:pPr>
+              <w:jc w:val="center"/>
+              <w:rPr>
+                <w:rFonts w:ascii="Times New Roman" w:hAnsi="Times New Roman" w:cs="Times New Roman"/>
+                <w:szCs w:val="24"/>
+              </w:rPr>
+            </w:pPr>
+            <w:r>
+              <w:rPr>
+                <w:rFonts w:ascii="Times New Roman" w:hAnsi="Times New Roman" w:cs="Times New Roman"/>
+                <w:szCs w:val="24"/>
+              </w:rPr>
+              <w:t>1</w:t>
+            </w:r>
+          </w:p>
+          <w:p>
+            <w:pPr>
+              <w:jc w:val="center"/>
+              <w:rPr>
+                <w:rFonts w:ascii="Times New Roman" w:hAnsi="Times New Roman" w:cs="Times New Roman"/>
+                <w:szCs w:val="24"/>
+              </w:rPr>
+            </w:pPr>
+            <w:r>
+              <w:rPr>
+                <w:rFonts w:ascii="Times New Roman" w:hAnsi="Times New Roman" w:cs="Times New Roman"/>
+                <w:szCs w:val="24"/>
+              </w:rPr>
+              <w:t>2</w:t>
+            </w:r>
+          </w:p>
+          <w:p>
+            <w:pPr>
+              <w:jc w:val="center"/>
+              <w:rPr>
+                <w:rFonts w:ascii="Times New Roman" w:hAnsi="Times New Roman" w:cs="Times New Roman"/>
+                <w:szCs w:val="24"/>
+              </w:rPr>
+            </w:pPr>
+            <w:r>
+              <w:rPr>
+                <w:rFonts w:ascii="Times New Roman" w:hAnsi="Times New Roman" w:cs="Times New Roman"/>
+                <w:szCs w:val="24"/>
+              </w:rPr>
+              <w:t>1</w:t>
+            </w:r>
+          </w:p>
+          <w:p>
+            <w:pPr>
+              <w:jc w:val="center"/>
+              <w:rPr>
+                <w:rFonts w:ascii="Times New Roman" w:hAnsi="Times New Roman" w:cs="Times New Roman"/>
+                <w:szCs w:val="24"/>
+              </w:rPr>
+            </w:pPr>
+            <w:r>
+              <w:rPr>
+                <w:rFonts w:ascii="Times New Roman" w:hAnsi="Times New Roman" w:cs="Times New Roman"/>
+                <w:szCs w:val="24"/>
+              </w:rPr>
+              <w:t>1</w:t>
+            </w:r>
+          </w:p>
+          <w:p>
+            <w:pPr>
+              <w:jc w:val="center"/>
+              <w:rPr>
+                <w:rFonts w:ascii="Times New Roman" w:hAnsi="Times New Roman" w:cs="Times New Roman"/>
+                <w:szCs w:val="24"/>
+              </w:rPr>
+            </w:pPr>
+            <w:r>
+              <w:rPr>
+                <w:rFonts w:ascii="Times New Roman" w:hAnsi="Times New Roman" w:cs="Times New Roman"/>
+                <w:szCs w:val="24"/>
+              </w:rPr>
+              <w:t>2</w:t>
+            </w:r>
+          </w:p>
+          <w:p>
+            <w:pPr>
+              <w:jc w:val="center"/>
+              <w:rPr>
+                <w:rFonts w:ascii="Times New Roman" w:hAnsi="Times New Roman" w:cs="Times New Roman"/>
+                <w:szCs w:val="24"/>
+              </w:rPr>
+            </w:pPr>
+            <w:r>
+              <w:rPr>
+                <w:rFonts w:ascii="Times New Roman" w:hAnsi="Times New Roman" w:cs="Times New Roman"/>
+                <w:szCs w:val="24"/>
+              </w:rPr>
+              <w:t>2</w:t>
+            </w:r>
+          </w:p>
+          <w:p>
+            <w:pPr>
+              <w:jc w:val="center"/>
+              <w:rPr>
+                <w:rFonts w:ascii="Times New Roman" w:hAnsi="Times New Roman" w:cs="Times New Roman"/>
+                <w:szCs w:val="24"/>
+              </w:rPr>
+            </w:pPr>
+            <w:r>
+              <w:rPr>
+                <w:rFonts w:ascii="Times New Roman" w:hAnsi="Times New Roman" w:cs="Times New Roman"/>
+                <w:szCs w:val="24"/>
+              </w:rPr>
+              <w:t>2</w:t>
+            </w:r>
+          </w:p>
+          <w:p>
+            <w:pPr>
+              <w:jc w:val="center"/>
+              <w:rPr>
+                <w:rFonts w:ascii="Times New Roman" w:hAnsi="Times New Roman" w:cs="Times New Roman"/>
+                <w:szCs w:val="24"/>
+              </w:rPr>
+            </w:pPr>
+            <w:r>
+              <w:rPr>
+                <w:rFonts w:ascii="Times New Roman" w:hAnsi="Times New Roman" w:cs="Times New Roman"/>
+                <w:szCs w:val="24"/>
+              </w:rPr>
+              <w:t>1</w:t>
+            </w:r>
+          </w:p>
+          <w:p>
+            <w:pPr>
+              <w:jc w:val="center"/>
+              <w:rPr>
+                <w:rFonts w:ascii="Times New Roman" w:hAnsi="Times New Roman" w:cs="Times New Roman"/>
+                <w:szCs w:val="24"/>
+              </w:rPr>
+            </w:pPr>
+            <w:r>
+              <w:rPr>
+                <w:rFonts w:ascii="Times New Roman" w:hAnsi="Times New Roman" w:cs="Times New Roman"/>
+                <w:szCs w:val="24"/>
+              </w:rPr>
+              <w:t>1</w:t>
+            </w:r>
+          </w:p>
+          <w:p>
+            <w:pPr>
+              <w:jc w:val="center"/>
+              <w:rPr>
+                <w:rFonts w:ascii="Times New Roman" w:hAnsi="Times New Roman" w:cs="Times New Roman"/>
+                <w:szCs w:val="24"/>
+              </w:rPr>
+            </w:pPr>
+            <w:r>
+              <w:rPr>
+                <w:rFonts w:ascii="Times New Roman" w:hAnsi="Times New Roman" w:cs="Times New Roman"/>
+                <w:szCs w:val="24"/>
+              </w:rPr>
+              <w:t>1</w:t>
+            </w:r>
+          </w:p>
+          <w:p>
+            <w:pPr>
+              <w:jc w:val="center"/>
+              <w:rPr>
+                <w:rFonts w:ascii="Times New Roman" w:hAnsi="Times New Roman" w:cs="Times New Roman"/>
+                <w:szCs w:val="24"/>
+              </w:rPr>
+            </w:pPr>
+            <w:r>
+              <w:rPr>
+                <w:rFonts w:ascii="Times New Roman" w:hAnsi="Times New Roman" w:cs="Times New Roman"/>
+                <w:szCs w:val="24"/>
+              </w:rPr>
+              <w:t>2</w:t>
+            </w:r>
+          </w:p>
+          <w:p>
+            <w:pPr>
+              <w:jc w:val="center"/>
+              <w:rPr>
+                <w:rFonts w:ascii="Times New Roman" w:hAnsi="Times New Roman" w:cs="Times New Roman"/>
+                <w:szCs w:val="24"/>
+              </w:rPr>
+            </w:pPr>
+            <w:r>
+              <w:rPr>
+                <w:rFonts w:ascii="Times New Roman" w:hAnsi="Times New Roman" w:cs="Times New Roman"/>
+                <w:szCs w:val="24"/>
+              </w:rPr>
+              <w:t>1</w:t>
+            </w:r>
+          </w:p>
+          <w:p>
+            <w:pPr>
+              <w:jc w:val="center"/>
+              <w:rPr>
+                <w:rFonts w:ascii="Times New Roman" w:hAnsi="Times New Roman" w:cs="Times New Roman"/>
+                <w:szCs w:val="24"/>
+              </w:rPr>
+            </w:pPr>
+            <w:r>
+              <w:rPr>
+                <w:rFonts w:ascii="Times New Roman" w:hAnsi="Times New Roman" w:cs="Times New Roman"/>
+                <w:szCs w:val="24"/>
+              </w:rPr>
+              <w:t>1</w:t>
+            </w:r>
+          </w:p>
+          <w:p>
+            <w:pPr>
+              <w:jc w:val="center"/>
+              <w:rPr>
+                <w:rFonts w:ascii="Times New Roman" w:hAnsi="Times New Roman" w:cs="Times New Roman"/>
+                <w:szCs w:val="24"/>
+              </w:rPr>
+            </w:pPr>
+            <w:r>
+              <w:rPr>
+                <w:rFonts w:ascii="Times New Roman" w:hAnsi="Times New Roman" w:cs="Times New Roman"/>
+                <w:szCs w:val="24"/>
+              </w:rPr>
+              <w:t>1</w:t>
+            </w:r>
+          </w:p>
+          <w:p>
+            <w:pPr>
+              <w:jc w:val="center"/>
+              <w:rPr>
+                <w:rFonts w:ascii="Times New Roman" w:hAnsi="Times New Roman" w:cs="Times New Roman"/>
+                <w:szCs w:val="24"/>
+              </w:rPr>
+            </w:pPr>
+            <w:r>
+              <w:rPr>
+                <w:rFonts w:ascii="Times New Roman" w:hAnsi="Times New Roman" w:cs="Times New Roman"/>
+                <w:szCs w:val="24"/>
+              </w:rPr>
+              <w:t>1</w:t>
+            </w:r>
+          </w:p>
+          <w:p>
+            <w:pPr>
+              <w:jc w:val="center"/>
+              <w:rPr>
+                <w:rFonts w:ascii="Times New Roman" w:hAnsi="Times New Roman" w:cs="Times New Roman"/>
+                <w:szCs w:val="24"/>
+              </w:rPr>
+            </w:pPr>
+            <w:r>
+              <w:rPr>
+                <w:rFonts w:ascii="Times New Roman" w:hAnsi="Times New Roman" w:cs="Times New Roman"/>
+                <w:szCs w:val="24"/>
+              </w:rPr>
+              <w:t>-</w:t>
+            </w:r>
+          </w:p>
+          <w:p>
+            <w:pPr>
+              <w:jc w:val="center"/>
+              <w:rPr>
+                <w:rFonts w:ascii="Times New Roman" w:hAnsi="Times New Roman" w:cs="Times New Roman"/>
+                <w:szCs w:val="24"/>
+              </w:rPr>
+            </w:pPr>
+            <w:r>
+              <w:rPr>
+                <w:rFonts w:ascii="Times New Roman" w:hAnsi="Times New Roman" w:cs="Times New Roman"/>
+                <w:szCs w:val="24"/>
+              </w:rPr>
+              <w:t>-</w:t>
+            </w:r>
+          </w:p>
+          <w:p>
+            <w:pPr>
+              <w:jc w:val="center"/>
+              <w:rPr>
+                <w:rFonts w:ascii="Times New Roman" w:hAnsi="Times New Roman" w:cs="Times New Roman"/>
+                <w:szCs w:val="24"/>
+              </w:rPr>
+            </w:pPr>
+            <w:r>
+              <w:rPr>
+                <w:rFonts w:ascii="Times New Roman" w:hAnsi="Times New Roman" w:cs="Times New Roman"/>
+                <w:szCs w:val="24"/>
+              </w:rPr>
+              <w:t>2</w:t>
+            </w:r>
+          </w:p>
+          <w:p>
+            <w:pPr>
+              <w:jc w:val="center"/>
+              <w:rPr>
+                <w:rFonts w:ascii="Times New Roman" w:hAnsi="Times New Roman" w:cs="Times New Roman"/>
+                <w:szCs w:val="24"/>
+              </w:rPr>
+            </w:pPr>
+            <w:r>
+              <w:rPr>
+                <w:rFonts w:ascii="Times New Roman" w:hAnsi="Times New Roman" w:cs="Times New Roman"/>
+                <w:szCs w:val="24"/>
+              </w:rPr>
+              <w:t>2</w:t>
+            </w:r>
+          </w:p>
+        </w:tc>
+        <w:tc>
+          <w:tcPr>
+            <w:tcW w:w="834" w:type="pct"/>
+            <w:tcBorders>
+              <w:left w:val="nil"/>
+              <w:bottom w:val="single" w:sz="4" w:space="0" w:color="auto"/>
+              <w:right w:val="nil"/>
+            </w:tcBorders>
+          </w:tcPr>
+          <w:p>
+            <w:pPr>
+              <w:jc w:val="center"/>
+              <w:rPr>
+                <w:rFonts w:ascii="Times New Roman" w:hAnsi="Times New Roman" w:cs="Times New Roman"/>
+                <w:color w:val="000000"/>
+                <w:szCs w:val="24"/>
+              </w:rPr>
+            </w:pPr>
+            <w:r>
+              <w:rPr>
+                <w:rFonts w:ascii="Times New Roman" w:hAnsi="Times New Roman" w:cs="Times New Roman"/>
+                <w:color w:val="000000"/>
+                <w:szCs w:val="24"/>
+              </w:rPr>
+              <w:t>-</w:t>
+            </w:r>
+          </w:p>
+          <w:p>
+            <w:pPr>
+              <w:jc w:val="center"/>
+              <w:rPr>
+                <w:rFonts w:ascii="Times New Roman" w:hAnsi="Times New Roman" w:cs="Times New Roman"/>
+                <w:color w:val="000000"/>
+                <w:szCs w:val="24"/>
+              </w:rPr>
+            </w:pPr>
+            <w:r>
+              <w:rPr>
+                <w:rFonts w:ascii="Times New Roman" w:hAnsi="Times New Roman" w:cs="Times New Roman"/>
+                <w:color w:val="000000"/>
+                <w:szCs w:val="24"/>
+              </w:rPr>
+              <w:t>-</w:t>
+            </w:r>
+          </w:p>
+          <w:p>
+            <w:pPr>
+              <w:jc w:val="center"/>
+              <w:rPr>
+                <w:rFonts w:ascii="Times New Roman" w:hAnsi="Times New Roman" w:cs="Times New Roman"/>
+                <w:b/>
+                <w:bCs/>
+                <w:color w:val="000000"/>
+                <w:szCs w:val="24"/>
+              </w:rPr>
+            </w:pPr>
+            <w:r>
+              <w:rPr>
+                <w:rFonts w:ascii="Times New Roman" w:hAnsi="Times New Roman" w:cs="Times New Roman"/>
+                <w:b/>
+                <w:bCs/>
+                <w:color w:val="000000"/>
+                <w:szCs w:val="24"/>
+              </w:rPr>
+              <w:t>0.024</w:t>
+            </w:r>
+          </w:p>
+          <w:p>
+            <w:pPr>
+              <w:jc w:val="center"/>
+              <w:rPr>
+                <w:rFonts w:ascii="Times New Roman" w:hAnsi="Times New Roman" w:cs="Times New Roman"/>
+                <w:b/>
+                <w:bCs/>
+                <w:color w:val="000000"/>
+                <w:szCs w:val="24"/>
+              </w:rPr>
+            </w:pPr>
+            <w:r>
+              <w:rPr>
+                <w:rFonts w:ascii="Times New Roman" w:hAnsi="Times New Roman" w:cs="Times New Roman"/>
+                <w:b/>
+                <w:bCs/>
+                <w:color w:val="000000"/>
+                <w:szCs w:val="24"/>
+              </w:rPr>
+              <w:t>&lt; 0.001</w:t>
+            </w:r>
+          </w:p>
+          <w:p>
+            <w:pPr>
+              <w:jc w:val="center"/>
+              <w:rPr>
+                <w:rFonts w:ascii="Times New Roman" w:hAnsi="Times New Roman" w:cs="Times New Roman"/>
+                <w:b/>
+                <w:bCs/>
+                <w:color w:val="000000"/>
+                <w:szCs w:val="24"/>
+              </w:rPr>
+            </w:pPr>
+            <w:r>
+              <w:rPr>
+                <w:rFonts w:ascii="Times New Roman" w:hAnsi="Times New Roman" w:cs="Times New Roman"/>
+                <w:b/>
+                <w:bCs/>
+                <w:color w:val="000000"/>
+                <w:szCs w:val="24"/>
+              </w:rPr>
+              <w:t>0.028</w:t>
+            </w:r>
+          </w:p>
+          <w:p>
+            <w:pPr>
+              <w:jc w:val="center"/>
+              <w:rPr>
+                <w:rFonts w:ascii="Times New Roman" w:hAnsi="Times New Roman" w:cs="Times New Roman"/>
+                <w:b/>
+                <w:bCs/>
+                <w:color w:val="000000"/>
+                <w:szCs w:val="24"/>
+              </w:rPr>
+            </w:pPr>
+            <w:r>
+              <w:rPr>
+                <w:rFonts w:ascii="Times New Roman" w:hAnsi="Times New Roman" w:cs="Times New Roman"/>
+                <w:b/>
+                <w:bCs/>
+                <w:color w:val="000000"/>
+                <w:szCs w:val="24"/>
+              </w:rPr>
+              <w:t>&lt;0.001</w:t>
+            </w:r>
+          </w:p>
+          <w:p>
+            <w:pPr>
+              <w:jc w:val="center"/>
+              <w:rPr>
+                <w:rFonts w:ascii="Times New Roman" w:hAnsi="Times New Roman" w:cs="Times New Roman"/>
+                <w:b/>
+                <w:bCs/>
+                <w:szCs w:val="24"/>
+              </w:rPr>
+            </w:pPr>
+            <w:r>
+              <w:rPr>
+                <w:rFonts w:ascii="Times New Roman" w:hAnsi="Times New Roman" w:cs="Times New Roman"/>
+                <w:b/>
+                <w:bCs/>
+                <w:szCs w:val="24"/>
+              </w:rPr>
+              <w:t>0.042</w:t>
+            </w:r>
+          </w:p>
+          <w:p>
+            <w:pPr>
+              <w:jc w:val="center"/>
+              <w:rPr>
+                <w:rFonts w:ascii="Times New Roman" w:hAnsi="Times New Roman" w:cs="Times New Roman"/>
+                <w:szCs w:val="24"/>
+              </w:rPr>
+            </w:pPr>
+            <w:r>
+              <w:rPr>
+                <w:rFonts w:ascii="Times New Roman" w:hAnsi="Times New Roman" w:cs="Times New Roman"/>
+                <w:szCs w:val="24"/>
+              </w:rPr>
+              <w:t>0.131</w:t>
+            </w:r>
+          </w:p>
+          <w:p>
+            <w:pPr>
+              <w:jc w:val="center"/>
+              <w:rPr>
+                <w:rFonts w:ascii="Times New Roman" w:hAnsi="Times New Roman" w:cs="Times New Roman"/>
+                <w:b/>
+                <w:bCs/>
+                <w:szCs w:val="24"/>
+              </w:rPr>
+            </w:pPr>
+            <w:r>
+              <w:rPr>
+                <w:rFonts w:ascii="Times New Roman" w:hAnsi="Times New Roman" w:cs="Times New Roman"/>
+                <w:b/>
+                <w:bCs/>
+                <w:szCs w:val="24"/>
+              </w:rPr>
+              <w:t>0.005</w:t>
+            </w:r>
+          </w:p>
+          <w:p>
+            <w:pPr>
+              <w:jc w:val="center"/>
+              <w:rPr>
+                <w:rFonts w:ascii="Times New Roman" w:hAnsi="Times New Roman" w:cs="Times New Roman"/>
+                <w:b/>
+                <w:bCs/>
+                <w:szCs w:val="24"/>
+              </w:rPr>
+            </w:pPr>
+            <w:r>
+              <w:rPr>
+                <w:rFonts w:ascii="Times New Roman" w:hAnsi="Times New Roman" w:cs="Times New Roman"/>
+                <w:b/>
+                <w:bCs/>
+                <w:szCs w:val="24"/>
+              </w:rPr>
+              <w:t>0.001</w:t>
+            </w:r>
+          </w:p>
+          <w:p>
+            <w:pPr>
+              <w:jc w:val="center"/>
+              <w:rPr>
+                <w:rFonts w:ascii="Times New Roman" w:hAnsi="Times New Roman" w:cs="Times New Roman"/>
+                <w:szCs w:val="24"/>
+              </w:rPr>
+            </w:pPr>
+            <w:r>
+              <w:rPr>
+                <w:rFonts w:ascii="Times New Roman" w:hAnsi="Times New Roman" w:cs="Times New Roman"/>
+                <w:szCs w:val="24"/>
+              </w:rPr>
+              <w:t>0.110</w:t>
+            </w:r>
+          </w:p>
+          <w:p>
+            <w:pPr>
+              <w:jc w:val="center"/>
+              <w:rPr>
+                <w:rFonts w:ascii="Times New Roman" w:hAnsi="Times New Roman" w:cs="Times New Roman"/>
+                <w:szCs w:val="24"/>
+              </w:rPr>
+            </w:pPr>
+            <w:r>
+              <w:rPr>
+                <w:rFonts w:ascii="Times New Roman" w:hAnsi="Times New Roman" w:cs="Times New Roman"/>
+                <w:szCs w:val="24"/>
+              </w:rPr>
+              <w:t>0.085</w:t>
+            </w:r>
+          </w:p>
+          <w:p>
+            <w:pPr>
+              <w:jc w:val="center"/>
+              <w:rPr>
+                <w:rFonts w:ascii="Times New Roman" w:hAnsi="Times New Roman" w:cs="Times New Roman"/>
+                <w:b/>
+                <w:bCs/>
+                <w:szCs w:val="24"/>
+              </w:rPr>
+            </w:pPr>
+            <w:r>
+              <w:rPr>
+                <w:rFonts w:ascii="Times New Roman" w:hAnsi="Times New Roman" w:cs="Times New Roman"/>
+                <w:b/>
+                <w:bCs/>
+                <w:szCs w:val="24"/>
+              </w:rPr>
+              <w:t>0.042</w:t>
+            </w:r>
+          </w:p>
+          <w:p>
+            <w:pPr>
+              <w:jc w:val="center"/>
+              <w:rPr>
+                <w:rFonts w:ascii="Times New Roman" w:hAnsi="Times New Roman" w:cs="Times New Roman"/>
+                <w:szCs w:val="24"/>
+              </w:rPr>
+            </w:pPr>
+            <w:r>
+              <w:rPr>
+                <w:rFonts w:ascii="Times New Roman" w:hAnsi="Times New Roman" w:cs="Times New Roman"/>
+                <w:szCs w:val="24"/>
+              </w:rPr>
+              <w:t>0.141</w:t>
+            </w:r>
+          </w:p>
+          <w:p>
+            <w:pPr>
+              <w:jc w:val="center"/>
+              <w:rPr>
+                <w:rFonts w:ascii="Times New Roman" w:hAnsi="Times New Roman" w:cs="Times New Roman"/>
+                <w:b/>
+                <w:bCs/>
+                <w:color w:val="000000"/>
+                <w:szCs w:val="24"/>
+              </w:rPr>
+            </w:pPr>
+            <w:r>
+              <w:rPr>
+                <w:rFonts w:ascii="Times New Roman" w:hAnsi="Times New Roman" w:cs="Times New Roman"/>
+                <w:b/>
+                <w:bCs/>
+                <w:color w:val="000000"/>
+                <w:szCs w:val="24"/>
+              </w:rPr>
+              <w:t>0.003</w:t>
+            </w:r>
+          </w:p>
+          <w:p>
+            <w:pPr>
+              <w:jc w:val="center"/>
+              <w:rPr>
+                <w:rFonts w:ascii="Times New Roman" w:hAnsi="Times New Roman" w:cs="Times New Roman"/>
+                <w:szCs w:val="24"/>
+              </w:rPr>
+            </w:pPr>
+            <w:r>
+              <w:rPr>
+                <w:rFonts w:ascii="Times New Roman" w:hAnsi="Times New Roman" w:cs="Times New Roman"/>
+                <w:szCs w:val="24"/>
+              </w:rPr>
+              <w:t>0.167</w:t>
+            </w:r>
+          </w:p>
+          <w:p>
+            <w:pPr>
+              <w:jc w:val="center"/>
+              <w:rPr>
+                <w:rFonts w:ascii="Times New Roman" w:hAnsi="Times New Roman" w:cs="Times New Roman"/>
+                <w:b/>
+                <w:bCs/>
+                <w:szCs w:val="24"/>
+              </w:rPr>
+            </w:pPr>
+            <w:r>
+              <w:rPr>
+                <w:rFonts w:ascii="Times New Roman" w:hAnsi="Times New Roman" w:cs="Times New Roman"/>
+                <w:b/>
+                <w:bCs/>
+                <w:szCs w:val="24"/>
+              </w:rPr>
+              <w:t>0.012</w:t>
+            </w:r>
+          </w:p>
+          <w:p>
+            <w:pPr>
+              <w:jc w:val="center"/>
+              <w:rPr>
+                <w:rFonts w:ascii="Times New Roman" w:hAnsi="Times New Roman" w:cs="Times New Roman"/>
+                <w:b/>
+                <w:bCs/>
+                <w:szCs w:val="24"/>
+              </w:rPr>
+            </w:pPr>
+            <w:r>
+              <w:rPr>
+                <w:rFonts w:ascii="Times New Roman" w:hAnsi="Times New Roman" w:cs="Times New Roman"/>
+                <w:b/>
+                <w:bCs/>
+                <w:szCs w:val="24"/>
+              </w:rPr>
+              <w:t>0.006</w:t>
+            </w:r>
+          </w:p>
+          <w:p>
+            <w:pPr>
+              <w:jc w:val="center"/>
+              <w:rPr>
+                <w:rFonts w:ascii="Times New Roman" w:hAnsi="Times New Roman" w:cs="Times New Roman"/>
+                <w:szCs w:val="24"/>
+              </w:rPr>
+            </w:pPr>
+            <w:r>
+              <w:rPr>
+                <w:rFonts w:ascii="Times New Roman" w:hAnsi="Times New Roman" w:cs="Times New Roman"/>
+                <w:szCs w:val="24"/>
+              </w:rPr>
+              <w:t>0.052</w:t>
+            </w:r>
+          </w:p>
+          <w:p>
+            <w:pPr>
+              <w:jc w:val="center"/>
+              <w:rPr>
+                <w:rFonts w:ascii="Times New Roman" w:hAnsi="Times New Roman" w:cs="Times New Roman"/>
+                <w:szCs w:val="24"/>
+              </w:rPr>
+            </w:pPr>
+            <w:r>
+              <w:rPr>
+                <w:rFonts w:ascii="Times New Roman" w:hAnsi="Times New Roman" w:cs="Times New Roman"/>
+                <w:szCs w:val="24"/>
+              </w:rPr>
+              <w:t>-</w:t>
+            </w:r>
+          </w:p>
+          <w:p>
+            <w:pPr>
+              <w:jc w:val="center"/>
+              <w:rPr>
+                <w:rFonts w:ascii="Times New Roman" w:hAnsi="Times New Roman" w:cs="Times New Roman"/>
+                <w:b/>
+                <w:bCs/>
+                <w:szCs w:val="24"/>
+              </w:rPr>
+            </w:pPr>
+            <w:r>
+              <w:rPr>
+                <w:rFonts w:ascii="Times New Roman" w:hAnsi="Times New Roman" w:cs="Times New Roman"/>
+                <w:b/>
+                <w:bCs/>
+                <w:szCs w:val="24"/>
+              </w:rPr>
+              <w:t>-</w:t>
+            </w:r>
+          </w:p>
+          <w:p>
+            <w:pPr>
+              <w:jc w:val="center"/>
+              <w:rPr>
+                <w:rFonts w:ascii="Times New Roman" w:hAnsi="Times New Roman" w:cs="Times New Roman"/>
+                <w:b/>
+                <w:bCs/>
+                <w:szCs w:val="24"/>
+              </w:rPr>
+            </w:pPr>
+            <w:r>
+              <w:rPr>
+                <w:rFonts w:ascii="Times New Roman" w:hAnsi="Times New Roman" w:cs="Times New Roman"/>
+                <w:b/>
+                <w:bCs/>
+                <w:szCs w:val="24"/>
+              </w:rPr>
+              <w:t>0.003</w:t>
+            </w:r>
+          </w:p>
+          <w:p>
+            <w:pPr>
+              <w:jc w:val="center"/>
+              <w:rPr>
+                <w:rFonts w:ascii="Times New Roman" w:hAnsi="Times New Roman" w:cs="Times New Roman"/>
+                <w:b/>
+                <w:bCs/>
+                <w:szCs w:val="24"/>
+              </w:rPr>
+            </w:pPr>
+            <w:r>
+              <w:rPr>
+                <w:rFonts w:ascii="Times New Roman" w:hAnsi="Times New Roman" w:cs="Times New Roman"/>
+                <w:b/>
+                <w:bCs/>
+                <w:szCs w:val="24"/>
+              </w:rPr>
+              <w:t>0.003</w:t>
+            </w:r>
+          </w:p>
+        </w:tc>
+      </w:tr>
+      <w:tr>
+        <w:trPr>
+          <w:trHeight w:val="165"/>
+        </w:trPr>
+        <w:tc>
+          <w:tcPr>
+            <w:tcW w:w="5000" w:type="pct"/>
+            <w:gridSpan w:val="6"/>
+            <w:tcBorders>
+              <w:left w:val="nil"/>
+              <w:bottom w:val="nil"/>
+              <w:right w:val="nil"/>
+            </w:tcBorders>
+          </w:tcPr>
+          <w:p>
+            <w:pPr>
+              <w:rPr>
+                <w:rFonts w:ascii="Times New Roman" w:hAnsi="Times New Roman" w:cs="Times New Roman"/>
+                <w:szCs w:val="24"/>
+              </w:rPr>
+            </w:pPr>
+            <w:r>
+              <w:rPr>
+                <w:rFonts w:ascii="Times New Roman" w:hAnsi="Times New Roman" w:cs="Times New Roman"/>
+                <w:szCs w:val="24"/>
+              </w:rPr>
+              <w:t xml:space="preserve">Note. Alpha level for significant </w:t>
+            </w:r>
+            <w:r>
+              <w:rPr>
+                <w:rFonts w:ascii="Times New Roman" w:hAnsi="Times New Roman" w:cs="Times New Roman"/>
+                <w:i/>
+                <w:iCs/>
+                <w:szCs w:val="24"/>
+              </w:rPr>
+              <w:t xml:space="preserve">p </w:t>
+            </w:r>
+            <w:r>
+              <w:rPr>
+                <w:rFonts w:ascii="Times New Roman" w:hAnsi="Times New Roman" w:cs="Times New Roman"/>
+                <w:szCs w:val="24"/>
+              </w:rPr>
+              <w:t xml:space="preserve">value set at 0.05 </w:t>
+            </w:r>
+            <w:r>
+              <w:rPr>
+                <w:rFonts w:ascii="Times New Roman" w:hAnsi="Times New Roman" w:cs="Times New Roman"/>
+                <w:i/>
+                <w:iCs/>
+                <w:szCs w:val="24"/>
+              </w:rPr>
+              <w:t xml:space="preserve">a priori. </w:t>
+            </w:r>
+            <w:r>
+              <w:rPr>
+                <w:rFonts w:ascii="Times New Roman" w:hAnsi="Times New Roman" w:cs="Times New Roman"/>
+                <w:szCs w:val="24"/>
+              </w:rPr>
+              <w:t xml:space="preserve">Significant </w:t>
+            </w:r>
+            <w:r>
+              <w:rPr>
+                <w:rFonts w:ascii="Times New Roman" w:hAnsi="Times New Roman" w:cs="Times New Roman"/>
+                <w:i/>
+                <w:iCs/>
+                <w:szCs w:val="24"/>
+              </w:rPr>
+              <w:t>p-</w:t>
+            </w:r>
+            <w:r>
+              <w:rPr>
+                <w:rFonts w:ascii="Times New Roman" w:hAnsi="Times New Roman" w:cs="Times New Roman"/>
+                <w:szCs w:val="24"/>
+              </w:rPr>
+              <w:t xml:space="preserve">values have been bolded. </w:t>
+            </w:r>
+          </w:p>
+        </w:tc>
+      </w:tr>
+    </w:tbl>
+    <w:p>
+      <w:pPr>
+        <w:spacing w:line="480" w:lineRule="auto"/>
+        <w:rPr>
+          <w:rFonts w:ascii="Times New Roman" w:hAnsi="Times New Roman" w:cs="Times New Roman"/>
           <w:szCs w:val="24"/>
         </w:rPr>
       </w:pPr>
@@ -12474,7 +14959,2534 @@
           <w:szCs w:val="24"/>
         </w:rPr>
       </w:pPr>
+      <w:r>
+        <w:rPr>
+          <w:rFonts w:ascii="Times New Roman" w:hAnsi="Times New Roman" w:cs="Times New Roman"/>
+          <w:szCs w:val="24"/>
+        </w:rPr>
+        <w:t>Vacant lot glm</w:t>
+      </w:r>
     </w:p>
+    <w:tbl>
+      <w:tblPr>
+        <w:tblW w:w="5578" w:type="pct"/>
+        <w:tblInd w:w="-360" w:type="dxa"/>
+        <w:tblBorders>
+          <w:top w:val="single" w:sz="4" w:space="0" w:color="auto"/>
+          <w:left w:val="single" w:sz="4" w:space="0" w:color="auto"/>
+          <w:bottom w:val="single" w:sz="4" w:space="0" w:color="auto"/>
+          <w:right w:val="single" w:sz="4" w:space="0" w:color="auto"/>
+          <w:insideH w:val="single" w:sz="4" w:space="0" w:color="auto"/>
+          <w:insideV w:val="single" w:sz="4" w:space="0" w:color="auto"/>
+        </w:tblBorders>
+        <w:tblLayout w:type="fixed"/>
+        <w:tblLook w:val="0000" w:firstRow="0" w:lastRow="0" w:firstColumn="0" w:lastColumn="0" w:noHBand="0" w:noVBand="0"/>
+      </w:tblPr>
+      <w:tblGrid>
+        <w:gridCol w:w="1739"/>
+        <w:gridCol w:w="1739"/>
+        <w:gridCol w:w="1742"/>
+        <w:gridCol w:w="1740"/>
+        <w:gridCol w:w="1740"/>
+        <w:gridCol w:w="1742"/>
+      </w:tblGrid>
+      <w:tr>
+        <w:trPr>
+          <w:trHeight w:val="366"/>
+        </w:trPr>
+        <w:tc>
+          <w:tcPr>
+            <w:tcW w:w="833" w:type="pct"/>
+            <w:tcBorders>
+              <w:left w:val="nil"/>
+              <w:bottom w:val="single" w:sz="4" w:space="0" w:color="auto"/>
+              <w:right w:val="single" w:sz="4" w:space="0" w:color="auto"/>
+            </w:tcBorders>
+          </w:tcPr>
+          <w:p>
+            <w:pPr>
+              <w:jc w:val="center"/>
+              <w:rPr>
+                <w:rFonts w:ascii="Times New Roman" w:hAnsi="Times New Roman" w:cs="Times New Roman"/>
+                <w:i/>
+                <w:iCs/>
+                <w:szCs w:val="24"/>
+              </w:rPr>
+            </w:pPr>
+            <w:r>
+              <w:rPr>
+                <w:rFonts w:ascii="Times New Roman" w:hAnsi="Times New Roman" w:cs="Times New Roman"/>
+                <w:i/>
+                <w:iCs/>
+                <w:szCs w:val="24"/>
+              </w:rPr>
+              <w:t>Trait</w:t>
+            </w:r>
+          </w:p>
+        </w:tc>
+        <w:tc>
+          <w:tcPr>
+            <w:tcW w:w="833" w:type="pct"/>
+            <w:tcBorders>
+              <w:left w:val="single" w:sz="4" w:space="0" w:color="auto"/>
+              <w:bottom w:val="single" w:sz="4" w:space="0" w:color="auto"/>
+              <w:right w:val="nil"/>
+            </w:tcBorders>
+          </w:tcPr>
+          <w:p>
+            <w:pPr>
+              <w:jc w:val="center"/>
+              <w:rPr>
+                <w:rFonts w:ascii="Times New Roman" w:hAnsi="Times New Roman" w:cs="Times New Roman"/>
+                <w:i/>
+                <w:iCs/>
+                <w:szCs w:val="24"/>
+              </w:rPr>
+            </w:pPr>
+            <w:r>
+              <w:rPr>
+                <w:rFonts w:ascii="Times New Roman" w:hAnsi="Times New Roman" w:cs="Times New Roman"/>
+                <w:i/>
+                <w:iCs/>
+                <w:szCs w:val="24"/>
+              </w:rPr>
+              <w:t>Category</w:t>
+            </w:r>
+          </w:p>
+        </w:tc>
+        <w:tc>
+          <w:tcPr>
+            <w:tcW w:w="834" w:type="pct"/>
+            <w:tcBorders>
+              <w:left w:val="nil"/>
+              <w:bottom w:val="single" w:sz="4" w:space="0" w:color="auto"/>
+              <w:right w:val="nil"/>
+            </w:tcBorders>
+          </w:tcPr>
+          <w:p>
+            <w:pPr>
+              <w:jc w:val="center"/>
+              <w:rPr>
+                <w:rFonts w:ascii="Times New Roman" w:hAnsi="Times New Roman" w:cs="Times New Roman"/>
+                <w:i/>
+                <w:iCs/>
+                <w:szCs w:val="24"/>
+              </w:rPr>
+            </w:pPr>
+            <w:r>
+              <w:rPr>
+                <w:rFonts w:ascii="Times New Roman" w:hAnsi="Times New Roman" w:cs="Times New Roman"/>
+                <w:i/>
+                <w:iCs/>
+                <w:szCs w:val="24"/>
+              </w:rPr>
+              <w:t>Predictors</w:t>
+            </w:r>
+          </w:p>
+        </w:tc>
+        <w:tc>
+          <w:tcPr>
+            <w:tcW w:w="833" w:type="pct"/>
+            <w:tcBorders>
+              <w:left w:val="nil"/>
+              <w:bottom w:val="single" w:sz="4" w:space="0" w:color="auto"/>
+              <w:right w:val="nil"/>
+            </w:tcBorders>
+            <w:vAlign w:val="bottom"/>
+          </w:tcPr>
+          <w:p>
+            <w:pPr>
+              <w:jc w:val="center"/>
+              <w:rPr>
+                <w:rFonts w:ascii="Times New Roman" w:hAnsi="Times New Roman" w:cs="Times New Roman"/>
+                <w:i/>
+                <w:iCs/>
+                <w:szCs w:val="24"/>
+              </w:rPr>
+            </w:pPr>
+            <w:commentRangeStart w:id="7"/>
+            <w:r>
+              <w:rPr>
+                <w:rFonts w:ascii="Times New Roman" w:hAnsi="Times New Roman" w:cs="Times New Roman"/>
+                <w:i/>
+                <w:iCs/>
+                <w:szCs w:val="24"/>
+              </w:rPr>
+              <w:t>LR Chisq</w:t>
+            </w:r>
+            <w:commentRangeEnd w:id="7"/>
+            <w:r>
+              <w:rPr>
+                <w:rStyle w:val="CommentReference"/>
+                <w:rFonts w:ascii="Times New Roman" w:hAnsi="Times New Roman" w:cs="Times New Roman"/>
+                <w:sz w:val="24"/>
+                <w:szCs w:val="24"/>
+              </w:rPr>
+              <w:commentReference w:id="7"/>
+            </w:r>
+          </w:p>
+        </w:tc>
+        <w:tc>
+          <w:tcPr>
+            <w:tcW w:w="833" w:type="pct"/>
+            <w:tcBorders>
+              <w:left w:val="nil"/>
+              <w:bottom w:val="single" w:sz="4" w:space="0" w:color="auto"/>
+              <w:right w:val="nil"/>
+            </w:tcBorders>
+            <w:vAlign w:val="bottom"/>
+          </w:tcPr>
+          <w:p>
+            <w:pPr>
+              <w:jc w:val="center"/>
+              <w:rPr>
+                <w:rFonts w:ascii="Times New Roman" w:hAnsi="Times New Roman" w:cs="Times New Roman"/>
+                <w:i/>
+                <w:iCs/>
+                <w:szCs w:val="24"/>
+              </w:rPr>
+            </w:pPr>
+            <w:r>
+              <w:rPr>
+                <w:rFonts w:ascii="Times New Roman" w:hAnsi="Times New Roman" w:cs="Times New Roman"/>
+                <w:i/>
+                <w:iCs/>
+                <w:szCs w:val="24"/>
+              </w:rPr>
+              <w:t>Df</w:t>
+            </w:r>
+          </w:p>
+        </w:tc>
+        <w:tc>
+          <w:tcPr>
+            <w:tcW w:w="834" w:type="pct"/>
+            <w:tcBorders>
+              <w:left w:val="nil"/>
+              <w:bottom w:val="single" w:sz="4" w:space="0" w:color="auto"/>
+              <w:right w:val="nil"/>
+            </w:tcBorders>
+            <w:vAlign w:val="bottom"/>
+          </w:tcPr>
+          <w:p>
+            <w:pPr>
+              <w:jc w:val="center"/>
+              <w:rPr>
+                <w:rFonts w:ascii="Times New Roman" w:hAnsi="Times New Roman" w:cs="Times New Roman"/>
+                <w:i/>
+                <w:iCs/>
+                <w:szCs w:val="24"/>
+              </w:rPr>
+            </w:pPr>
+            <w:r>
+              <w:rPr>
+                <w:rFonts w:ascii="Times New Roman" w:hAnsi="Times New Roman" w:cs="Times New Roman"/>
+                <w:i/>
+                <w:iCs/>
+                <w:szCs w:val="24"/>
+              </w:rPr>
+              <w:t>p-value</w:t>
+            </w:r>
+          </w:p>
+        </w:tc>
+      </w:tr>
+      <w:tr>
+        <w:trPr>
+          <w:trHeight w:val="96"/>
+        </w:trPr>
+        <w:tc>
+          <w:tcPr>
+            <w:tcW w:w="833" w:type="pct"/>
+            <w:tcBorders>
+              <w:left w:val="nil"/>
+              <w:bottom w:val="single" w:sz="4" w:space="0" w:color="auto"/>
+              <w:right w:val="single" w:sz="4" w:space="0" w:color="auto"/>
+            </w:tcBorders>
+          </w:tcPr>
+          <w:p>
+            <w:pPr>
+              <w:rPr>
+                <w:rFonts w:ascii="Times New Roman" w:hAnsi="Times New Roman" w:cs="Times New Roman"/>
+                <w:szCs w:val="24"/>
+              </w:rPr>
+            </w:pPr>
+            <w:r>
+              <w:rPr>
+                <w:rFonts w:ascii="Times New Roman" w:hAnsi="Times New Roman" w:cs="Times New Roman"/>
+                <w:szCs w:val="24"/>
+              </w:rPr>
+              <w:t>Body Length</w:t>
+            </w:r>
+          </w:p>
+          <w:p>
+            <w:pPr>
+              <w:rPr>
+                <w:rFonts w:ascii="Times New Roman" w:hAnsi="Times New Roman" w:cs="Times New Roman"/>
+                <w:szCs w:val="24"/>
+              </w:rPr>
+            </w:pPr>
+            <w:r>
+              <w:rPr>
+                <w:rFonts w:ascii="Times New Roman" w:hAnsi="Times New Roman" w:cs="Times New Roman"/>
+                <w:szCs w:val="24"/>
+              </w:rPr>
+              <w:t>Lecty</w:t>
+            </w:r>
+          </w:p>
+          <w:p>
+            <w:pPr>
+              <w:rPr>
+                <w:rFonts w:ascii="Times New Roman" w:hAnsi="Times New Roman" w:cs="Times New Roman"/>
+                <w:szCs w:val="24"/>
+              </w:rPr>
+            </w:pPr>
+            <w:r>
+              <w:rPr>
+                <w:rFonts w:ascii="Times New Roman" w:hAnsi="Times New Roman" w:cs="Times New Roman"/>
+                <w:szCs w:val="24"/>
+              </w:rPr>
+              <w:t xml:space="preserve">     </w:t>
+            </w:r>
+          </w:p>
+          <w:p>
+            <w:pPr>
+              <w:rPr>
+                <w:rFonts w:ascii="Times New Roman" w:hAnsi="Times New Roman" w:cs="Times New Roman"/>
+                <w:szCs w:val="24"/>
+              </w:rPr>
+            </w:pPr>
+            <w:r>
+              <w:rPr>
+                <w:rFonts w:ascii="Times New Roman" w:hAnsi="Times New Roman" w:cs="Times New Roman"/>
+                <w:szCs w:val="24"/>
+              </w:rPr>
+              <w:t xml:space="preserve">     </w:t>
+            </w:r>
+          </w:p>
+          <w:p>
+            <w:pPr>
+              <w:rPr>
+                <w:rFonts w:ascii="Times New Roman" w:hAnsi="Times New Roman" w:cs="Times New Roman"/>
+                <w:szCs w:val="24"/>
+              </w:rPr>
+            </w:pPr>
+          </w:p>
+          <w:p>
+            <w:pPr>
+              <w:rPr>
+                <w:rFonts w:ascii="Times New Roman" w:hAnsi="Times New Roman" w:cs="Times New Roman"/>
+                <w:szCs w:val="24"/>
+              </w:rPr>
+            </w:pPr>
+            <w:r>
+              <w:rPr>
+                <w:rFonts w:ascii="Times New Roman" w:hAnsi="Times New Roman" w:cs="Times New Roman"/>
+                <w:szCs w:val="24"/>
+              </w:rPr>
+              <w:t>Nesting type</w:t>
+            </w:r>
+          </w:p>
+          <w:p>
+            <w:pPr>
+              <w:rPr>
+                <w:rFonts w:ascii="Times New Roman" w:hAnsi="Times New Roman" w:cs="Times New Roman"/>
+                <w:szCs w:val="24"/>
+              </w:rPr>
+            </w:pPr>
+          </w:p>
+          <w:p>
+            <w:pPr>
+              <w:rPr>
+                <w:rFonts w:ascii="Times New Roman" w:hAnsi="Times New Roman" w:cs="Times New Roman"/>
+                <w:szCs w:val="24"/>
+              </w:rPr>
+            </w:pPr>
+          </w:p>
+          <w:p>
+            <w:pPr>
+              <w:rPr>
+                <w:rFonts w:ascii="Times New Roman" w:hAnsi="Times New Roman" w:cs="Times New Roman"/>
+                <w:szCs w:val="24"/>
+              </w:rPr>
+            </w:pPr>
+          </w:p>
+          <w:p>
+            <w:pPr>
+              <w:rPr>
+                <w:rFonts w:ascii="Times New Roman" w:hAnsi="Times New Roman" w:cs="Times New Roman"/>
+                <w:szCs w:val="24"/>
+              </w:rPr>
+            </w:pPr>
+          </w:p>
+          <w:p>
+            <w:pPr>
+              <w:rPr>
+                <w:rFonts w:ascii="Times New Roman" w:hAnsi="Times New Roman" w:cs="Times New Roman"/>
+                <w:szCs w:val="24"/>
+              </w:rPr>
+            </w:pPr>
+          </w:p>
+          <w:p>
+            <w:pPr>
+              <w:rPr>
+                <w:rFonts w:ascii="Times New Roman" w:hAnsi="Times New Roman" w:cs="Times New Roman"/>
+                <w:szCs w:val="24"/>
+              </w:rPr>
+            </w:pPr>
+          </w:p>
+          <w:p>
+            <w:pPr>
+              <w:rPr>
+                <w:rFonts w:ascii="Times New Roman" w:hAnsi="Times New Roman" w:cs="Times New Roman"/>
+                <w:szCs w:val="24"/>
+              </w:rPr>
+            </w:pPr>
+          </w:p>
+          <w:p>
+            <w:pPr>
+              <w:rPr>
+                <w:rFonts w:ascii="Times New Roman" w:hAnsi="Times New Roman" w:cs="Times New Roman"/>
+                <w:szCs w:val="24"/>
+              </w:rPr>
+            </w:pPr>
+          </w:p>
+          <w:p>
+            <w:pPr>
+              <w:rPr>
+                <w:rFonts w:ascii="Times New Roman" w:hAnsi="Times New Roman" w:cs="Times New Roman"/>
+                <w:szCs w:val="24"/>
+              </w:rPr>
+            </w:pPr>
+          </w:p>
+          <w:p>
+            <w:pPr>
+              <w:rPr>
+                <w:rFonts w:ascii="Times New Roman" w:hAnsi="Times New Roman" w:cs="Times New Roman"/>
+                <w:szCs w:val="24"/>
+              </w:rPr>
+            </w:pPr>
+          </w:p>
+          <w:p>
+            <w:pPr>
+              <w:rPr>
+                <w:rFonts w:ascii="Times New Roman" w:hAnsi="Times New Roman" w:cs="Times New Roman"/>
+                <w:szCs w:val="24"/>
+              </w:rPr>
+            </w:pPr>
+            <w:r>
+              <w:rPr>
+                <w:rFonts w:ascii="Times New Roman" w:hAnsi="Times New Roman" w:cs="Times New Roman"/>
+                <w:szCs w:val="24"/>
+              </w:rPr>
+              <w:t>Sociality</w:t>
+            </w:r>
+          </w:p>
+          <w:p>
+            <w:pPr>
+              <w:rPr>
+                <w:rFonts w:ascii="Times New Roman" w:hAnsi="Times New Roman" w:cs="Times New Roman"/>
+                <w:szCs w:val="24"/>
+              </w:rPr>
+            </w:pPr>
+          </w:p>
+          <w:p>
+            <w:pPr>
+              <w:rPr>
+                <w:rFonts w:ascii="Times New Roman" w:hAnsi="Times New Roman" w:cs="Times New Roman"/>
+                <w:szCs w:val="24"/>
+              </w:rPr>
+            </w:pPr>
+          </w:p>
+          <w:p>
+            <w:pPr>
+              <w:rPr>
+                <w:rFonts w:ascii="Times New Roman" w:hAnsi="Times New Roman" w:cs="Times New Roman"/>
+                <w:szCs w:val="24"/>
+              </w:rPr>
+            </w:pPr>
+          </w:p>
+          <w:p>
+            <w:pPr>
+              <w:rPr>
+                <w:rFonts w:ascii="Times New Roman" w:hAnsi="Times New Roman" w:cs="Times New Roman"/>
+                <w:szCs w:val="24"/>
+              </w:rPr>
+            </w:pPr>
+          </w:p>
+          <w:p>
+            <w:pPr>
+              <w:rPr>
+                <w:rFonts w:ascii="Times New Roman" w:hAnsi="Times New Roman" w:cs="Times New Roman"/>
+                <w:szCs w:val="24"/>
+              </w:rPr>
+            </w:pPr>
+            <w:r>
+              <w:rPr>
+                <w:rFonts w:ascii="Times New Roman" w:hAnsi="Times New Roman" w:cs="Times New Roman"/>
+                <w:szCs w:val="24"/>
+              </w:rPr>
+              <w:t>Origin</w:t>
+            </w:r>
+          </w:p>
+        </w:tc>
+        <w:tc>
+          <w:tcPr>
+            <w:tcW w:w="833" w:type="pct"/>
+            <w:tcBorders>
+              <w:left w:val="single" w:sz="4" w:space="0" w:color="auto"/>
+              <w:bottom w:val="single" w:sz="4" w:space="0" w:color="auto"/>
+              <w:right w:val="nil"/>
+            </w:tcBorders>
+          </w:tcPr>
+          <w:p>
+            <w:pPr>
+              <w:rPr>
+                <w:rFonts w:ascii="Times New Roman" w:hAnsi="Times New Roman" w:cs="Times New Roman"/>
+                <w:szCs w:val="24"/>
+              </w:rPr>
+            </w:pPr>
+            <w:r>
+              <w:rPr>
+                <w:rFonts w:ascii="Times New Roman" w:hAnsi="Times New Roman" w:cs="Times New Roman"/>
+                <w:szCs w:val="24"/>
+              </w:rPr>
+              <w:t>Body Length</w:t>
+            </w:r>
+          </w:p>
+          <w:p>
+            <w:pPr>
+              <w:rPr>
+                <w:rFonts w:ascii="Times New Roman" w:hAnsi="Times New Roman" w:cs="Times New Roman"/>
+                <w:color w:val="000000"/>
+                <w:szCs w:val="24"/>
+              </w:rPr>
+            </w:pPr>
+            <w:r>
+              <w:rPr>
+                <w:rFonts w:ascii="Times New Roman" w:hAnsi="Times New Roman" w:cs="Times New Roman"/>
+                <w:color w:val="000000"/>
+                <w:szCs w:val="24"/>
+              </w:rPr>
+              <w:t>Kleptoparasitic</w:t>
+            </w:r>
+          </w:p>
+          <w:p>
+            <w:pPr>
+              <w:rPr>
+                <w:rFonts w:ascii="Times New Roman" w:hAnsi="Times New Roman" w:cs="Times New Roman"/>
+                <w:color w:val="000000"/>
+                <w:szCs w:val="24"/>
+              </w:rPr>
+            </w:pPr>
+            <w:r>
+              <w:rPr>
+                <w:rFonts w:ascii="Times New Roman" w:hAnsi="Times New Roman" w:cs="Times New Roman"/>
+                <w:color w:val="000000"/>
+                <w:szCs w:val="24"/>
+              </w:rPr>
+              <w:t>Generalist</w:t>
+            </w:r>
+          </w:p>
+          <w:p>
+            <w:pPr>
+              <w:rPr>
+                <w:rFonts w:ascii="Times New Roman" w:hAnsi="Times New Roman" w:cs="Times New Roman"/>
+                <w:color w:val="000000"/>
+                <w:szCs w:val="24"/>
+              </w:rPr>
+            </w:pPr>
+            <w:r>
+              <w:rPr>
+                <w:rFonts w:ascii="Times New Roman" w:hAnsi="Times New Roman" w:cs="Times New Roman"/>
+                <w:color w:val="000000"/>
+                <w:szCs w:val="24"/>
+              </w:rPr>
+              <w:t>Specialist</w:t>
+            </w:r>
+          </w:p>
+          <w:p>
+            <w:pPr>
+              <w:rPr>
+                <w:rFonts w:ascii="Times New Roman" w:hAnsi="Times New Roman" w:cs="Times New Roman"/>
+                <w:color w:val="000000"/>
+                <w:szCs w:val="24"/>
+              </w:rPr>
+            </w:pPr>
+          </w:p>
+          <w:p>
+            <w:pPr>
+              <w:rPr>
+                <w:rFonts w:ascii="Times New Roman" w:hAnsi="Times New Roman" w:cs="Times New Roman"/>
+                <w:color w:val="000000"/>
+                <w:szCs w:val="24"/>
+              </w:rPr>
+            </w:pPr>
+            <w:r>
+              <w:rPr>
+                <w:rFonts w:ascii="Times New Roman" w:hAnsi="Times New Roman" w:cs="Times New Roman"/>
+                <w:color w:val="000000"/>
+                <w:szCs w:val="24"/>
+              </w:rPr>
+              <w:t>Soil</w:t>
+            </w:r>
+          </w:p>
+          <w:p>
+            <w:pPr>
+              <w:rPr>
+                <w:rFonts w:ascii="Times New Roman" w:hAnsi="Times New Roman" w:cs="Times New Roman"/>
+                <w:color w:val="000000"/>
+                <w:szCs w:val="24"/>
+              </w:rPr>
+            </w:pPr>
+          </w:p>
+          <w:p>
+            <w:pPr>
+              <w:rPr>
+                <w:rFonts w:ascii="Times New Roman" w:hAnsi="Times New Roman" w:cs="Times New Roman"/>
+                <w:color w:val="000000"/>
+                <w:szCs w:val="24"/>
+              </w:rPr>
+            </w:pPr>
+          </w:p>
+          <w:p>
+            <w:pPr>
+              <w:rPr>
+                <w:rFonts w:ascii="Times New Roman" w:hAnsi="Times New Roman" w:cs="Times New Roman"/>
+                <w:color w:val="000000"/>
+                <w:szCs w:val="24"/>
+              </w:rPr>
+            </w:pPr>
+            <w:r>
+              <w:rPr>
+                <w:rFonts w:ascii="Times New Roman" w:hAnsi="Times New Roman" w:cs="Times New Roman"/>
+                <w:color w:val="000000"/>
+                <w:szCs w:val="24"/>
+              </w:rPr>
+              <w:t>Cavity</w:t>
+            </w:r>
+          </w:p>
+          <w:p>
+            <w:pPr>
+              <w:rPr>
+                <w:rFonts w:ascii="Times New Roman" w:hAnsi="Times New Roman" w:cs="Times New Roman"/>
+                <w:color w:val="000000"/>
+                <w:szCs w:val="24"/>
+              </w:rPr>
+            </w:pPr>
+            <w:r>
+              <w:rPr>
+                <w:rFonts w:ascii="Times New Roman" w:hAnsi="Times New Roman" w:cs="Times New Roman"/>
+                <w:color w:val="000000"/>
+                <w:szCs w:val="24"/>
+              </w:rPr>
+              <w:t>Hive</w:t>
+            </w:r>
+          </w:p>
+          <w:p>
+            <w:pPr>
+              <w:rPr>
+                <w:rFonts w:ascii="Times New Roman" w:hAnsi="Times New Roman" w:cs="Times New Roman"/>
+                <w:color w:val="000000"/>
+                <w:szCs w:val="24"/>
+              </w:rPr>
+            </w:pPr>
+            <w:r>
+              <w:rPr>
+                <w:rFonts w:ascii="Times New Roman" w:hAnsi="Times New Roman" w:cs="Times New Roman"/>
+                <w:color w:val="000000"/>
+                <w:szCs w:val="24"/>
+              </w:rPr>
+              <w:t>Pithy Stem</w:t>
+            </w:r>
+          </w:p>
+          <w:p>
+            <w:pPr>
+              <w:rPr>
+                <w:rFonts w:ascii="Times New Roman" w:hAnsi="Times New Roman" w:cs="Times New Roman"/>
+                <w:color w:val="000000"/>
+                <w:szCs w:val="24"/>
+              </w:rPr>
+            </w:pPr>
+          </w:p>
+          <w:p>
+            <w:pPr>
+              <w:rPr>
+                <w:rFonts w:ascii="Times New Roman" w:hAnsi="Times New Roman" w:cs="Times New Roman"/>
+                <w:color w:val="000000"/>
+                <w:szCs w:val="24"/>
+              </w:rPr>
+            </w:pPr>
+          </w:p>
+          <w:p>
+            <w:pPr>
+              <w:rPr>
+                <w:rFonts w:ascii="Times New Roman" w:hAnsi="Times New Roman" w:cs="Times New Roman"/>
+                <w:color w:val="000000"/>
+                <w:szCs w:val="24"/>
+              </w:rPr>
+            </w:pPr>
+          </w:p>
+          <w:p>
+            <w:pPr>
+              <w:rPr>
+                <w:rFonts w:ascii="Times New Roman" w:hAnsi="Times New Roman" w:cs="Times New Roman"/>
+                <w:color w:val="000000"/>
+                <w:szCs w:val="24"/>
+              </w:rPr>
+            </w:pPr>
+            <w:r>
+              <w:rPr>
+                <w:rFonts w:ascii="Times New Roman" w:hAnsi="Times New Roman" w:cs="Times New Roman"/>
+                <w:color w:val="000000"/>
+                <w:szCs w:val="24"/>
+              </w:rPr>
+              <w:t>Wood</w:t>
+            </w:r>
+          </w:p>
+          <w:p>
+            <w:pPr>
+              <w:rPr>
+                <w:rFonts w:ascii="Times New Roman" w:hAnsi="Times New Roman" w:cs="Times New Roman"/>
+                <w:color w:val="000000"/>
+                <w:szCs w:val="24"/>
+              </w:rPr>
+            </w:pPr>
+          </w:p>
+          <w:p>
+            <w:pPr>
+              <w:rPr>
+                <w:rFonts w:ascii="Times New Roman" w:hAnsi="Times New Roman" w:cs="Times New Roman"/>
+                <w:color w:val="000000"/>
+                <w:szCs w:val="24"/>
+              </w:rPr>
+            </w:pPr>
+            <w:r>
+              <w:rPr>
+                <w:rFonts w:ascii="Times New Roman" w:hAnsi="Times New Roman" w:cs="Times New Roman"/>
+                <w:color w:val="000000"/>
+                <w:szCs w:val="24"/>
+              </w:rPr>
+              <w:t>Subsocial</w:t>
+            </w:r>
+          </w:p>
+          <w:p>
+            <w:pPr>
+              <w:rPr>
+                <w:rFonts w:ascii="Times New Roman" w:hAnsi="Times New Roman" w:cs="Times New Roman"/>
+                <w:color w:val="000000"/>
+                <w:szCs w:val="24"/>
+              </w:rPr>
+            </w:pPr>
+          </w:p>
+          <w:p>
+            <w:pPr>
+              <w:rPr>
+                <w:rFonts w:ascii="Times New Roman" w:hAnsi="Times New Roman" w:cs="Times New Roman"/>
+                <w:color w:val="000000"/>
+                <w:szCs w:val="24"/>
+              </w:rPr>
+            </w:pPr>
+            <w:r>
+              <w:rPr>
+                <w:rFonts w:ascii="Times New Roman" w:hAnsi="Times New Roman" w:cs="Times New Roman"/>
+                <w:color w:val="000000"/>
+                <w:szCs w:val="24"/>
+              </w:rPr>
+              <w:t>Solitary</w:t>
+            </w:r>
+          </w:p>
+          <w:p>
+            <w:pPr>
+              <w:rPr>
+                <w:rFonts w:ascii="Times New Roman" w:hAnsi="Times New Roman" w:cs="Times New Roman"/>
+                <w:color w:val="000000"/>
+                <w:szCs w:val="24"/>
+              </w:rPr>
+            </w:pPr>
+            <w:r>
+              <w:rPr>
+                <w:rFonts w:ascii="Times New Roman" w:hAnsi="Times New Roman" w:cs="Times New Roman"/>
+                <w:color w:val="000000"/>
+                <w:szCs w:val="24"/>
+              </w:rPr>
+              <w:t>Eusocial</w:t>
+            </w:r>
+          </w:p>
+          <w:p>
+            <w:pPr>
+              <w:rPr>
+                <w:rFonts w:ascii="Times New Roman" w:hAnsi="Times New Roman" w:cs="Times New Roman"/>
+                <w:color w:val="000000"/>
+                <w:szCs w:val="24"/>
+              </w:rPr>
+            </w:pPr>
+            <w:r>
+              <w:rPr>
+                <w:rFonts w:ascii="Times New Roman" w:hAnsi="Times New Roman" w:cs="Times New Roman"/>
+                <w:color w:val="000000"/>
+                <w:szCs w:val="24"/>
+              </w:rPr>
+              <w:t>Parasitic</w:t>
+            </w:r>
+          </w:p>
+          <w:p>
+            <w:pPr>
+              <w:rPr>
+                <w:rFonts w:ascii="Times New Roman" w:hAnsi="Times New Roman" w:cs="Times New Roman"/>
+                <w:color w:val="000000"/>
+                <w:szCs w:val="24"/>
+              </w:rPr>
+            </w:pPr>
+            <w:r>
+              <w:rPr>
+                <w:rFonts w:ascii="Times New Roman" w:hAnsi="Times New Roman" w:cs="Times New Roman"/>
+                <w:color w:val="000000"/>
+                <w:szCs w:val="24"/>
+              </w:rPr>
+              <w:t>Native</w:t>
+            </w:r>
+          </w:p>
+          <w:p>
+            <w:pPr>
+              <w:rPr>
+                <w:rFonts w:ascii="Times New Roman" w:hAnsi="Times New Roman" w:cs="Times New Roman"/>
+                <w:szCs w:val="24"/>
+              </w:rPr>
+            </w:pPr>
+            <w:r>
+              <w:rPr>
+                <w:rFonts w:ascii="Times New Roman" w:hAnsi="Times New Roman" w:cs="Times New Roman"/>
+                <w:color w:val="000000"/>
+                <w:szCs w:val="24"/>
+              </w:rPr>
+              <w:t>Non-native</w:t>
+            </w:r>
+          </w:p>
+        </w:tc>
+        <w:tc>
+          <w:tcPr>
+            <w:tcW w:w="834" w:type="pct"/>
+            <w:tcBorders>
+              <w:left w:val="nil"/>
+              <w:bottom w:val="single" w:sz="4" w:space="0" w:color="auto"/>
+              <w:right w:val="nil"/>
+            </w:tcBorders>
+          </w:tcPr>
+          <w:p>
+            <w:pPr>
+              <w:jc w:val="center"/>
+              <w:rPr>
+                <w:rFonts w:ascii="Times New Roman" w:hAnsi="Times New Roman" w:cs="Times New Roman"/>
+                <w:szCs w:val="24"/>
+              </w:rPr>
+            </w:pPr>
+            <w:r>
+              <w:rPr>
+                <w:rFonts w:ascii="Times New Roman" w:hAnsi="Times New Roman" w:cs="Times New Roman"/>
+                <w:szCs w:val="24"/>
+              </w:rPr>
+              <w:t>Intercept</w:t>
+            </w:r>
+          </w:p>
+          <w:p>
+            <w:pPr>
+              <w:jc w:val="center"/>
+              <w:rPr>
+                <w:rFonts w:ascii="Times New Roman" w:hAnsi="Times New Roman" w:cs="Times New Roman"/>
+                <w:szCs w:val="24"/>
+              </w:rPr>
+            </w:pPr>
+            <w:r>
+              <w:rPr>
+                <w:rFonts w:ascii="Times New Roman" w:hAnsi="Times New Roman" w:cs="Times New Roman"/>
+                <w:szCs w:val="24"/>
+              </w:rPr>
+              <w:t>Intercept</w:t>
+            </w:r>
+          </w:p>
+          <w:p>
+            <w:pPr>
+              <w:jc w:val="center"/>
+              <w:rPr>
+                <w:rFonts w:ascii="Times New Roman" w:hAnsi="Times New Roman" w:cs="Times New Roman"/>
+                <w:szCs w:val="24"/>
+              </w:rPr>
+            </w:pPr>
+            <w:r>
+              <w:rPr>
+                <w:rFonts w:ascii="Times New Roman" w:hAnsi="Times New Roman" w:cs="Times New Roman"/>
+                <w:szCs w:val="24"/>
+              </w:rPr>
+              <w:t>TRT</w:t>
+            </w:r>
+          </w:p>
+          <w:p>
+            <w:pPr>
+              <w:jc w:val="center"/>
+              <w:rPr>
+                <w:rFonts w:ascii="Times New Roman" w:hAnsi="Times New Roman" w:cs="Times New Roman"/>
+                <w:szCs w:val="24"/>
+              </w:rPr>
+            </w:pPr>
+            <w:r>
+              <w:rPr>
+                <w:rFonts w:ascii="Times New Roman" w:hAnsi="Times New Roman" w:cs="Times New Roman"/>
+                <w:szCs w:val="24"/>
+              </w:rPr>
+              <w:t>TRT</w:t>
+            </w:r>
+          </w:p>
+          <w:p>
+            <w:pPr>
+              <w:jc w:val="center"/>
+              <w:rPr>
+                <w:rFonts w:ascii="Times New Roman" w:hAnsi="Times New Roman" w:cs="Times New Roman"/>
+                <w:szCs w:val="24"/>
+              </w:rPr>
+            </w:pPr>
+            <w:r>
+              <w:rPr>
+                <w:rFonts w:ascii="Times New Roman" w:hAnsi="Times New Roman" w:cs="Times New Roman"/>
+                <w:szCs w:val="24"/>
+              </w:rPr>
+              <w:t>LPI</w:t>
+            </w:r>
+          </w:p>
+          <w:p>
+            <w:pPr>
+              <w:jc w:val="center"/>
+              <w:rPr>
+                <w:rFonts w:ascii="Times New Roman" w:hAnsi="Times New Roman" w:cs="Times New Roman"/>
+                <w:szCs w:val="24"/>
+              </w:rPr>
+            </w:pPr>
+            <w:r>
+              <w:rPr>
+                <w:rFonts w:ascii="Times New Roman" w:hAnsi="Times New Roman" w:cs="Times New Roman"/>
+                <w:szCs w:val="24"/>
+              </w:rPr>
+              <w:t>TRT</w:t>
+            </w:r>
+          </w:p>
+          <w:p>
+            <w:pPr>
+              <w:jc w:val="center"/>
+              <w:rPr>
+                <w:rFonts w:ascii="Times New Roman" w:hAnsi="Times New Roman" w:cs="Times New Roman"/>
+                <w:szCs w:val="24"/>
+                <w:lang w:val="de-DE"/>
+              </w:rPr>
+            </w:pPr>
+            <w:r>
+              <w:rPr>
+                <w:rFonts w:ascii="Times New Roman" w:hAnsi="Times New Roman" w:cs="Times New Roman"/>
+                <w:szCs w:val="24"/>
+                <w:lang w:val="de-DE"/>
+              </w:rPr>
+              <w:t>PLAND</w:t>
+            </w:r>
+          </w:p>
+          <w:p>
+            <w:pPr>
+              <w:jc w:val="center"/>
+              <w:rPr>
+                <w:rFonts w:ascii="Times New Roman" w:hAnsi="Times New Roman" w:cs="Times New Roman"/>
+                <w:szCs w:val="24"/>
+                <w:lang w:val="de-DE"/>
+              </w:rPr>
+            </w:pPr>
+            <w:r>
+              <w:rPr>
+                <w:rFonts w:ascii="Times New Roman" w:hAnsi="Times New Roman" w:cs="Times New Roman"/>
+                <w:szCs w:val="24"/>
+                <w:lang w:val="de-DE"/>
+              </w:rPr>
+              <w:t>ENN</w:t>
+            </w:r>
+          </w:p>
+          <w:p>
+            <w:pPr>
+              <w:jc w:val="center"/>
+              <w:rPr>
+                <w:rFonts w:ascii="Times New Roman" w:hAnsi="Times New Roman" w:cs="Times New Roman"/>
+                <w:color w:val="000000"/>
+                <w:szCs w:val="24"/>
+                <w:lang w:val="de-DE"/>
+              </w:rPr>
+            </w:pPr>
+            <w:r>
+              <w:rPr>
+                <w:rFonts w:ascii="Times New Roman" w:hAnsi="Times New Roman" w:cs="Times New Roman"/>
+                <w:color w:val="000000"/>
+                <w:szCs w:val="24"/>
+                <w:lang w:val="de-DE"/>
+              </w:rPr>
+              <w:t>TRT</w:t>
+            </w:r>
+          </w:p>
+          <w:p>
+            <w:pPr>
+              <w:jc w:val="center"/>
+              <w:rPr>
+                <w:rFonts w:ascii="Times New Roman" w:hAnsi="Times New Roman" w:cs="Times New Roman"/>
+                <w:color w:val="000000"/>
+                <w:szCs w:val="24"/>
+                <w:lang w:val="de-DE"/>
+              </w:rPr>
+            </w:pPr>
+            <w:r>
+              <w:rPr>
+                <w:rFonts w:ascii="Times New Roman" w:hAnsi="Times New Roman" w:cs="Times New Roman"/>
+                <w:color w:val="000000"/>
+                <w:szCs w:val="24"/>
+                <w:lang w:val="de-DE"/>
+              </w:rPr>
+              <w:t>TRT</w:t>
+            </w:r>
+          </w:p>
+          <w:p>
+            <w:pPr>
+              <w:jc w:val="center"/>
+              <w:rPr>
+                <w:rFonts w:ascii="Times New Roman" w:hAnsi="Times New Roman" w:cs="Times New Roman"/>
+                <w:color w:val="000000"/>
+                <w:szCs w:val="24"/>
+                <w:lang w:val="de-DE"/>
+              </w:rPr>
+            </w:pPr>
+            <w:r>
+              <w:rPr>
+                <w:rFonts w:ascii="Times New Roman" w:hAnsi="Times New Roman" w:cs="Times New Roman"/>
+                <w:color w:val="000000"/>
+                <w:szCs w:val="24"/>
+                <w:lang w:val="de-DE"/>
+              </w:rPr>
+              <w:t>TRT</w:t>
+            </w:r>
+          </w:p>
+          <w:p>
+            <w:pPr>
+              <w:jc w:val="center"/>
+              <w:rPr>
+                <w:rFonts w:ascii="Times New Roman" w:hAnsi="Times New Roman" w:cs="Times New Roman"/>
+                <w:color w:val="000000"/>
+                <w:szCs w:val="24"/>
+                <w:lang w:val="de-DE"/>
+              </w:rPr>
+            </w:pPr>
+            <w:r>
+              <w:rPr>
+                <w:rFonts w:ascii="Times New Roman" w:hAnsi="Times New Roman" w:cs="Times New Roman"/>
+                <w:color w:val="000000"/>
+                <w:szCs w:val="24"/>
+                <w:lang w:val="de-DE"/>
+              </w:rPr>
+              <w:t>PLAND</w:t>
+            </w:r>
+          </w:p>
+          <w:p>
+            <w:pPr>
+              <w:jc w:val="center"/>
+              <w:rPr>
+                <w:rFonts w:ascii="Times New Roman" w:hAnsi="Times New Roman" w:cs="Times New Roman"/>
+                <w:color w:val="000000"/>
+                <w:szCs w:val="24"/>
+                <w:lang w:val="de-DE"/>
+              </w:rPr>
+            </w:pPr>
+            <w:r>
+              <w:rPr>
+                <w:rFonts w:ascii="Times New Roman" w:hAnsi="Times New Roman" w:cs="Times New Roman"/>
+                <w:color w:val="000000"/>
+                <w:szCs w:val="24"/>
+                <w:lang w:val="de-DE"/>
+              </w:rPr>
+              <w:t>LPI</w:t>
+            </w:r>
+          </w:p>
+          <w:p>
+            <w:pPr>
+              <w:jc w:val="center"/>
+              <w:rPr>
+                <w:rFonts w:ascii="Times New Roman" w:hAnsi="Times New Roman" w:cs="Times New Roman"/>
+                <w:color w:val="000000"/>
+                <w:szCs w:val="24"/>
+                <w:lang w:val="de-DE"/>
+              </w:rPr>
+            </w:pPr>
+            <w:r>
+              <w:rPr>
+                <w:rFonts w:ascii="Times New Roman" w:hAnsi="Times New Roman" w:cs="Times New Roman"/>
+                <w:color w:val="000000"/>
+                <w:szCs w:val="24"/>
+                <w:lang w:val="de-DE"/>
+              </w:rPr>
+              <w:t>ENN</w:t>
+            </w:r>
+          </w:p>
+          <w:p>
+            <w:pPr>
+              <w:jc w:val="center"/>
+              <w:rPr>
+                <w:rFonts w:ascii="Times New Roman" w:hAnsi="Times New Roman" w:cs="Times New Roman"/>
+                <w:szCs w:val="24"/>
+                <w:lang w:val="de-DE"/>
+              </w:rPr>
+            </w:pPr>
+            <w:r>
+              <w:rPr>
+                <w:rFonts w:ascii="Times New Roman" w:hAnsi="Times New Roman" w:cs="Times New Roman"/>
+                <w:szCs w:val="24"/>
+                <w:lang w:val="de-DE"/>
+              </w:rPr>
+              <w:t>TRT</w:t>
+            </w:r>
+          </w:p>
+          <w:p>
+            <w:pPr>
+              <w:jc w:val="center"/>
+              <w:rPr>
+                <w:rFonts w:ascii="Times New Roman" w:hAnsi="Times New Roman" w:cs="Times New Roman"/>
+                <w:szCs w:val="24"/>
+                <w:lang w:val="de-DE"/>
+              </w:rPr>
+            </w:pPr>
+            <w:r>
+              <w:rPr>
+                <w:rFonts w:ascii="Times New Roman" w:hAnsi="Times New Roman" w:cs="Times New Roman"/>
+                <w:szCs w:val="24"/>
+                <w:lang w:val="de-DE"/>
+              </w:rPr>
+              <w:t>LPI</w:t>
+            </w:r>
+          </w:p>
+          <w:p>
+            <w:pPr>
+              <w:jc w:val="center"/>
+              <w:rPr>
+                <w:rFonts w:ascii="Times New Roman" w:hAnsi="Times New Roman" w:cs="Times New Roman"/>
+                <w:color w:val="000000"/>
+                <w:szCs w:val="24"/>
+                <w:lang w:val="de-DE"/>
+              </w:rPr>
+            </w:pPr>
+            <w:r>
+              <w:rPr>
+                <w:rFonts w:ascii="Times New Roman" w:hAnsi="Times New Roman" w:cs="Times New Roman"/>
+                <w:color w:val="000000"/>
+                <w:szCs w:val="24"/>
+                <w:lang w:val="de-DE"/>
+              </w:rPr>
+              <w:t>PLAND</w:t>
+            </w:r>
+          </w:p>
+          <w:p>
+            <w:pPr>
+              <w:jc w:val="center"/>
+              <w:rPr>
+                <w:rFonts w:ascii="Times New Roman" w:hAnsi="Times New Roman" w:cs="Times New Roman"/>
+                <w:color w:val="000000"/>
+                <w:szCs w:val="24"/>
+                <w:lang w:val="de-DE"/>
+              </w:rPr>
+            </w:pPr>
+            <w:r>
+              <w:rPr>
+                <w:rFonts w:ascii="Times New Roman" w:hAnsi="Times New Roman" w:cs="Times New Roman"/>
+                <w:color w:val="000000"/>
+                <w:szCs w:val="24"/>
+                <w:lang w:val="de-DE"/>
+              </w:rPr>
+              <w:t>ENN</w:t>
+            </w:r>
+          </w:p>
+          <w:p>
+            <w:pPr>
+              <w:jc w:val="center"/>
+              <w:rPr>
+                <w:rFonts w:ascii="Times New Roman" w:hAnsi="Times New Roman" w:cs="Times New Roman"/>
+                <w:color w:val="000000"/>
+                <w:szCs w:val="24"/>
+              </w:rPr>
+            </w:pPr>
+            <w:r>
+              <w:rPr>
+                <w:rFonts w:ascii="Times New Roman" w:hAnsi="Times New Roman" w:cs="Times New Roman"/>
+                <w:color w:val="000000"/>
+                <w:szCs w:val="24"/>
+              </w:rPr>
+              <w:t>LPI</w:t>
+            </w:r>
+          </w:p>
+          <w:p>
+            <w:pPr>
+              <w:jc w:val="center"/>
+              <w:rPr>
+                <w:rFonts w:ascii="Times New Roman" w:hAnsi="Times New Roman" w:cs="Times New Roman"/>
+                <w:color w:val="000000"/>
+                <w:szCs w:val="24"/>
+              </w:rPr>
+            </w:pPr>
+            <w:r>
+              <w:rPr>
+                <w:rFonts w:ascii="Times New Roman" w:hAnsi="Times New Roman" w:cs="Times New Roman"/>
+                <w:color w:val="000000"/>
+                <w:szCs w:val="24"/>
+              </w:rPr>
+              <w:t>Intercept</w:t>
+            </w:r>
+          </w:p>
+          <w:p>
+            <w:pPr>
+              <w:jc w:val="center"/>
+              <w:rPr>
+                <w:rFonts w:ascii="Times New Roman" w:hAnsi="Times New Roman" w:cs="Times New Roman"/>
+                <w:color w:val="000000"/>
+                <w:szCs w:val="24"/>
+              </w:rPr>
+            </w:pPr>
+            <w:r>
+              <w:rPr>
+                <w:rFonts w:ascii="Times New Roman" w:hAnsi="Times New Roman" w:cs="Times New Roman"/>
+                <w:color w:val="000000"/>
+                <w:szCs w:val="24"/>
+              </w:rPr>
+              <w:t>Intercept</w:t>
+            </w:r>
+          </w:p>
+          <w:p>
+            <w:pPr>
+              <w:jc w:val="center"/>
+              <w:rPr>
+                <w:rFonts w:ascii="Times New Roman" w:hAnsi="Times New Roman" w:cs="Times New Roman"/>
+                <w:color w:val="000000"/>
+                <w:szCs w:val="24"/>
+              </w:rPr>
+            </w:pPr>
+            <w:r>
+              <w:rPr>
+                <w:rFonts w:ascii="Times New Roman" w:hAnsi="Times New Roman" w:cs="Times New Roman"/>
+                <w:color w:val="000000"/>
+                <w:szCs w:val="24"/>
+              </w:rPr>
+              <w:t>TRT</w:t>
+            </w:r>
+          </w:p>
+          <w:p>
+            <w:pPr>
+              <w:jc w:val="center"/>
+              <w:rPr>
+                <w:rFonts w:ascii="Times New Roman" w:hAnsi="Times New Roman" w:cs="Times New Roman"/>
+                <w:color w:val="000000"/>
+                <w:szCs w:val="24"/>
+              </w:rPr>
+            </w:pPr>
+            <w:r>
+              <w:rPr>
+                <w:rFonts w:ascii="Times New Roman" w:hAnsi="Times New Roman" w:cs="Times New Roman"/>
+                <w:color w:val="000000"/>
+                <w:szCs w:val="24"/>
+              </w:rPr>
+              <w:t>TRT</w:t>
+            </w:r>
+          </w:p>
+        </w:tc>
+        <w:tc>
+          <w:tcPr>
+            <w:tcW w:w="833" w:type="pct"/>
+            <w:tcBorders>
+              <w:left w:val="nil"/>
+              <w:bottom w:val="single" w:sz="4" w:space="0" w:color="auto"/>
+              <w:right w:val="nil"/>
+            </w:tcBorders>
+          </w:tcPr>
+          <w:p>
+            <w:pPr>
+              <w:jc w:val="center"/>
+              <w:rPr>
+                <w:rFonts w:ascii="Times New Roman" w:hAnsi="Times New Roman" w:cs="Times New Roman"/>
+                <w:color w:val="000000"/>
+                <w:szCs w:val="24"/>
+              </w:rPr>
+            </w:pPr>
+            <w:r>
+              <w:rPr>
+                <w:rFonts w:ascii="Times New Roman" w:hAnsi="Times New Roman" w:cs="Times New Roman"/>
+                <w:color w:val="000000"/>
+                <w:szCs w:val="24"/>
+              </w:rPr>
+              <w:t>-</w:t>
+            </w:r>
+          </w:p>
+          <w:p>
+            <w:pPr>
+              <w:jc w:val="center"/>
+              <w:rPr>
+                <w:rFonts w:ascii="Times New Roman" w:hAnsi="Times New Roman" w:cs="Times New Roman"/>
+                <w:color w:val="000000"/>
+                <w:szCs w:val="24"/>
+              </w:rPr>
+            </w:pPr>
+            <w:r>
+              <w:rPr>
+                <w:rFonts w:ascii="Times New Roman" w:hAnsi="Times New Roman" w:cs="Times New Roman"/>
+                <w:color w:val="000000"/>
+                <w:szCs w:val="24"/>
+              </w:rPr>
+              <w:t>-</w:t>
+            </w:r>
+          </w:p>
+          <w:p>
+            <w:pPr>
+              <w:jc w:val="center"/>
+              <w:rPr>
+                <w:rFonts w:ascii="Times New Roman" w:hAnsi="Times New Roman" w:cs="Times New Roman"/>
+                <w:color w:val="000000"/>
+                <w:szCs w:val="24"/>
+              </w:rPr>
+            </w:pPr>
+            <w:r>
+              <w:rPr>
+                <w:rFonts w:ascii="Times New Roman" w:hAnsi="Times New Roman" w:cs="Times New Roman"/>
+                <w:color w:val="000000"/>
+                <w:szCs w:val="24"/>
+              </w:rPr>
+              <w:t>7.50</w:t>
+            </w:r>
+          </w:p>
+          <w:p>
+            <w:pPr>
+              <w:jc w:val="center"/>
+              <w:rPr>
+                <w:rFonts w:ascii="Times New Roman" w:hAnsi="Times New Roman" w:cs="Times New Roman"/>
+                <w:szCs w:val="24"/>
+              </w:rPr>
+            </w:pPr>
+            <w:r>
+              <w:rPr>
+                <w:rFonts w:ascii="Times New Roman" w:hAnsi="Times New Roman" w:cs="Times New Roman"/>
+                <w:szCs w:val="24"/>
+              </w:rPr>
+              <w:t>30.90</w:t>
+            </w:r>
+          </w:p>
+          <w:p>
+            <w:pPr>
+              <w:jc w:val="center"/>
+              <w:rPr>
+                <w:rFonts w:ascii="Times New Roman" w:hAnsi="Times New Roman" w:cs="Times New Roman"/>
+                <w:szCs w:val="24"/>
+              </w:rPr>
+            </w:pPr>
+            <w:r>
+              <w:rPr>
+                <w:rFonts w:ascii="Times New Roman" w:hAnsi="Times New Roman" w:cs="Times New Roman"/>
+                <w:szCs w:val="24"/>
+              </w:rPr>
+              <w:t>4.80</w:t>
+            </w:r>
+          </w:p>
+          <w:p>
+            <w:pPr>
+              <w:jc w:val="center"/>
+              <w:rPr>
+                <w:rFonts w:ascii="Times New Roman" w:hAnsi="Times New Roman" w:cs="Times New Roman"/>
+                <w:szCs w:val="24"/>
+              </w:rPr>
+            </w:pPr>
+            <w:r>
+              <w:rPr>
+                <w:rFonts w:ascii="Times New Roman" w:hAnsi="Times New Roman" w:cs="Times New Roman"/>
+                <w:szCs w:val="24"/>
+              </w:rPr>
+              <w:t>24.97</w:t>
+            </w:r>
+          </w:p>
+          <w:p>
+            <w:pPr>
+              <w:jc w:val="center"/>
+              <w:rPr>
+                <w:rFonts w:ascii="Times New Roman" w:hAnsi="Times New Roman" w:cs="Times New Roman"/>
+                <w:szCs w:val="24"/>
+              </w:rPr>
+            </w:pPr>
+            <w:r>
+              <w:rPr>
+                <w:rFonts w:ascii="Times New Roman" w:hAnsi="Times New Roman" w:cs="Times New Roman"/>
+                <w:szCs w:val="24"/>
+              </w:rPr>
+              <w:t>4.11</w:t>
+            </w:r>
+          </w:p>
+          <w:p>
+            <w:pPr>
+              <w:jc w:val="center"/>
+              <w:rPr>
+                <w:rFonts w:ascii="Times New Roman" w:hAnsi="Times New Roman" w:cs="Times New Roman"/>
+                <w:szCs w:val="24"/>
+              </w:rPr>
+            </w:pPr>
+            <w:r>
+              <w:rPr>
+                <w:rFonts w:ascii="Times New Roman" w:hAnsi="Times New Roman" w:cs="Times New Roman"/>
+                <w:szCs w:val="24"/>
+              </w:rPr>
+              <w:t>2.27</w:t>
+            </w:r>
+          </w:p>
+          <w:p>
+            <w:pPr>
+              <w:jc w:val="center"/>
+              <w:rPr>
+                <w:rFonts w:ascii="Times New Roman" w:hAnsi="Times New Roman" w:cs="Times New Roman"/>
+                <w:szCs w:val="24"/>
+              </w:rPr>
+            </w:pPr>
+            <w:r>
+              <w:rPr>
+                <w:rFonts w:ascii="Times New Roman" w:hAnsi="Times New Roman" w:cs="Times New Roman"/>
+                <w:szCs w:val="24"/>
+              </w:rPr>
+              <w:t>10.48</w:t>
+            </w:r>
+          </w:p>
+          <w:p>
+            <w:pPr>
+              <w:jc w:val="center"/>
+              <w:rPr>
+                <w:rFonts w:ascii="Times New Roman" w:hAnsi="Times New Roman" w:cs="Times New Roman"/>
+                <w:szCs w:val="24"/>
+              </w:rPr>
+            </w:pPr>
+            <w:r>
+              <w:rPr>
+                <w:rFonts w:ascii="Times New Roman" w:hAnsi="Times New Roman" w:cs="Times New Roman"/>
+                <w:szCs w:val="24"/>
+              </w:rPr>
+              <w:t>14.84</w:t>
+            </w:r>
+          </w:p>
+          <w:p>
+            <w:pPr>
+              <w:jc w:val="center"/>
+              <w:rPr>
+                <w:rFonts w:ascii="Times New Roman" w:hAnsi="Times New Roman" w:cs="Times New Roman"/>
+                <w:szCs w:val="24"/>
+              </w:rPr>
+            </w:pPr>
+            <w:r>
+              <w:rPr>
+                <w:rFonts w:ascii="Times New Roman" w:hAnsi="Times New Roman" w:cs="Times New Roman"/>
+                <w:szCs w:val="24"/>
+              </w:rPr>
+              <w:t>4.42</w:t>
+            </w:r>
+          </w:p>
+          <w:p>
+            <w:pPr>
+              <w:jc w:val="center"/>
+              <w:rPr>
+                <w:rFonts w:ascii="Times New Roman" w:hAnsi="Times New Roman" w:cs="Times New Roman"/>
+                <w:szCs w:val="24"/>
+              </w:rPr>
+            </w:pPr>
+            <w:r>
+              <w:rPr>
+                <w:rFonts w:ascii="Times New Roman" w:hAnsi="Times New Roman" w:cs="Times New Roman"/>
+                <w:szCs w:val="24"/>
+              </w:rPr>
+              <w:t>2.96</w:t>
+            </w:r>
+          </w:p>
+          <w:p>
+            <w:pPr>
+              <w:jc w:val="center"/>
+              <w:rPr>
+                <w:rFonts w:ascii="Times New Roman" w:hAnsi="Times New Roman" w:cs="Times New Roman"/>
+                <w:szCs w:val="24"/>
+              </w:rPr>
+            </w:pPr>
+            <w:r>
+              <w:rPr>
+                <w:rFonts w:ascii="Times New Roman" w:hAnsi="Times New Roman" w:cs="Times New Roman"/>
+                <w:szCs w:val="24"/>
+              </w:rPr>
+              <w:t>4.14</w:t>
+            </w:r>
+          </w:p>
+          <w:p>
+            <w:pPr>
+              <w:jc w:val="center"/>
+              <w:rPr>
+                <w:rFonts w:ascii="Times New Roman" w:hAnsi="Times New Roman" w:cs="Times New Roman"/>
+                <w:szCs w:val="24"/>
+              </w:rPr>
+            </w:pPr>
+            <w:r>
+              <w:rPr>
+                <w:rFonts w:ascii="Times New Roman" w:hAnsi="Times New Roman" w:cs="Times New Roman"/>
+                <w:szCs w:val="24"/>
+              </w:rPr>
+              <w:t>2.16</w:t>
+            </w:r>
+          </w:p>
+          <w:p>
+            <w:pPr>
+              <w:jc w:val="center"/>
+              <w:rPr>
+                <w:rFonts w:ascii="Times New Roman" w:hAnsi="Times New Roman" w:cs="Times New Roman"/>
+                <w:szCs w:val="24"/>
+              </w:rPr>
+            </w:pPr>
+            <w:r>
+              <w:rPr>
+                <w:rFonts w:ascii="Times New Roman" w:hAnsi="Times New Roman" w:cs="Times New Roman"/>
+                <w:szCs w:val="24"/>
+              </w:rPr>
+              <w:t>11.71</w:t>
+            </w:r>
+          </w:p>
+          <w:p>
+            <w:pPr>
+              <w:jc w:val="center"/>
+              <w:rPr>
+                <w:rFonts w:ascii="Times New Roman" w:hAnsi="Times New Roman" w:cs="Times New Roman"/>
+                <w:szCs w:val="24"/>
+              </w:rPr>
+            </w:pPr>
+            <w:r>
+              <w:rPr>
+                <w:rFonts w:ascii="Times New Roman" w:hAnsi="Times New Roman" w:cs="Times New Roman"/>
+                <w:szCs w:val="24"/>
+              </w:rPr>
+              <w:t>1.90</w:t>
+            </w:r>
+          </w:p>
+          <w:p>
+            <w:pPr>
+              <w:jc w:val="center"/>
+              <w:rPr>
+                <w:rFonts w:ascii="Times New Roman" w:hAnsi="Times New Roman" w:cs="Times New Roman"/>
+                <w:szCs w:val="24"/>
+              </w:rPr>
+            </w:pPr>
+            <w:r>
+              <w:rPr>
+                <w:rFonts w:ascii="Times New Roman" w:hAnsi="Times New Roman" w:cs="Times New Roman"/>
+                <w:szCs w:val="24"/>
+              </w:rPr>
+              <w:t>6.37</w:t>
+            </w:r>
+          </w:p>
+          <w:p>
+            <w:pPr>
+              <w:jc w:val="center"/>
+              <w:rPr>
+                <w:rFonts w:ascii="Times New Roman" w:hAnsi="Times New Roman" w:cs="Times New Roman"/>
+                <w:szCs w:val="24"/>
+              </w:rPr>
+            </w:pPr>
+            <w:r>
+              <w:rPr>
+                <w:rFonts w:ascii="Times New Roman" w:hAnsi="Times New Roman" w:cs="Times New Roman"/>
+                <w:szCs w:val="24"/>
+              </w:rPr>
+              <w:t>7.50</w:t>
+            </w:r>
+          </w:p>
+          <w:p>
+            <w:pPr>
+              <w:jc w:val="center"/>
+              <w:rPr>
+                <w:rFonts w:ascii="Times New Roman" w:hAnsi="Times New Roman" w:cs="Times New Roman"/>
+                <w:szCs w:val="24"/>
+              </w:rPr>
+            </w:pPr>
+            <w:r>
+              <w:rPr>
+                <w:rFonts w:ascii="Times New Roman" w:hAnsi="Times New Roman" w:cs="Times New Roman"/>
+                <w:szCs w:val="24"/>
+              </w:rPr>
+              <w:t>3.78</w:t>
+            </w:r>
+          </w:p>
+          <w:p>
+            <w:pPr>
+              <w:jc w:val="center"/>
+              <w:rPr>
+                <w:rFonts w:ascii="Times New Roman" w:hAnsi="Times New Roman" w:cs="Times New Roman"/>
+                <w:szCs w:val="24"/>
+              </w:rPr>
+            </w:pPr>
+            <w:r>
+              <w:rPr>
+                <w:rFonts w:ascii="Times New Roman" w:hAnsi="Times New Roman" w:cs="Times New Roman"/>
+                <w:szCs w:val="24"/>
+              </w:rPr>
+              <w:t>-</w:t>
+            </w:r>
+          </w:p>
+          <w:p>
+            <w:pPr>
+              <w:jc w:val="center"/>
+              <w:rPr>
+                <w:rFonts w:ascii="Times New Roman" w:hAnsi="Times New Roman" w:cs="Times New Roman"/>
+                <w:szCs w:val="24"/>
+              </w:rPr>
+            </w:pPr>
+            <w:r>
+              <w:rPr>
+                <w:rFonts w:ascii="Times New Roman" w:hAnsi="Times New Roman" w:cs="Times New Roman"/>
+                <w:szCs w:val="24"/>
+              </w:rPr>
+              <w:t>-</w:t>
+            </w:r>
+          </w:p>
+          <w:p>
+            <w:pPr>
+              <w:jc w:val="center"/>
+              <w:rPr>
+                <w:rFonts w:ascii="Times New Roman" w:hAnsi="Times New Roman" w:cs="Times New Roman"/>
+                <w:szCs w:val="24"/>
+              </w:rPr>
+            </w:pPr>
+            <w:r>
+              <w:rPr>
+                <w:rFonts w:ascii="Times New Roman" w:hAnsi="Times New Roman" w:cs="Times New Roman"/>
+                <w:szCs w:val="24"/>
+              </w:rPr>
+              <w:t>11.40</w:t>
+            </w:r>
+          </w:p>
+          <w:p>
+            <w:pPr>
+              <w:jc w:val="center"/>
+              <w:rPr>
+                <w:rFonts w:ascii="Times New Roman" w:hAnsi="Times New Roman" w:cs="Times New Roman"/>
+                <w:szCs w:val="24"/>
+              </w:rPr>
+            </w:pPr>
+            <w:r>
+              <w:rPr>
+                <w:rFonts w:ascii="Times New Roman" w:hAnsi="Times New Roman" w:cs="Times New Roman"/>
+                <w:szCs w:val="24"/>
+              </w:rPr>
+              <w:t>11.40</w:t>
+            </w:r>
+          </w:p>
+        </w:tc>
+        <w:tc>
+          <w:tcPr>
+            <w:tcW w:w="833" w:type="pct"/>
+            <w:tcBorders>
+              <w:left w:val="nil"/>
+              <w:bottom w:val="single" w:sz="4" w:space="0" w:color="auto"/>
+              <w:right w:val="nil"/>
+            </w:tcBorders>
+          </w:tcPr>
+          <w:p>
+            <w:pPr>
+              <w:jc w:val="center"/>
+              <w:rPr>
+                <w:rFonts w:ascii="Times New Roman" w:hAnsi="Times New Roman" w:cs="Times New Roman"/>
+                <w:color w:val="000000"/>
+                <w:szCs w:val="24"/>
+              </w:rPr>
+            </w:pPr>
+            <w:r>
+              <w:rPr>
+                <w:rFonts w:ascii="Times New Roman" w:hAnsi="Times New Roman" w:cs="Times New Roman"/>
+                <w:color w:val="000000"/>
+                <w:szCs w:val="24"/>
+              </w:rPr>
+              <w:t>-</w:t>
+            </w:r>
+          </w:p>
+          <w:p>
+            <w:pPr>
+              <w:jc w:val="center"/>
+              <w:rPr>
+                <w:rFonts w:ascii="Times New Roman" w:hAnsi="Times New Roman" w:cs="Times New Roman"/>
+                <w:color w:val="000000"/>
+                <w:szCs w:val="24"/>
+              </w:rPr>
+            </w:pPr>
+            <w:r>
+              <w:rPr>
+                <w:rFonts w:ascii="Times New Roman" w:hAnsi="Times New Roman" w:cs="Times New Roman"/>
+                <w:color w:val="000000"/>
+                <w:szCs w:val="24"/>
+              </w:rPr>
+              <w:t>-</w:t>
+            </w:r>
+          </w:p>
+          <w:p>
+            <w:pPr>
+              <w:jc w:val="center"/>
+              <w:rPr>
+                <w:rFonts w:ascii="Times New Roman" w:hAnsi="Times New Roman" w:cs="Times New Roman"/>
+                <w:color w:val="000000"/>
+                <w:szCs w:val="24"/>
+              </w:rPr>
+            </w:pPr>
+            <w:r>
+              <w:rPr>
+                <w:rFonts w:ascii="Times New Roman" w:hAnsi="Times New Roman" w:cs="Times New Roman"/>
+                <w:color w:val="000000"/>
+                <w:szCs w:val="24"/>
+              </w:rPr>
+              <w:t>2</w:t>
+            </w:r>
+          </w:p>
+          <w:p>
+            <w:pPr>
+              <w:jc w:val="center"/>
+              <w:rPr>
+                <w:rFonts w:ascii="Times New Roman" w:hAnsi="Times New Roman" w:cs="Times New Roman"/>
+                <w:szCs w:val="24"/>
+              </w:rPr>
+            </w:pPr>
+            <w:r>
+              <w:rPr>
+                <w:rFonts w:ascii="Times New Roman" w:hAnsi="Times New Roman" w:cs="Times New Roman"/>
+                <w:szCs w:val="24"/>
+              </w:rPr>
+              <w:t>2</w:t>
+            </w:r>
+          </w:p>
+          <w:p>
+            <w:pPr>
+              <w:jc w:val="center"/>
+              <w:rPr>
+                <w:rFonts w:ascii="Times New Roman" w:hAnsi="Times New Roman" w:cs="Times New Roman"/>
+                <w:szCs w:val="24"/>
+              </w:rPr>
+            </w:pPr>
+            <w:r>
+              <w:rPr>
+                <w:rFonts w:ascii="Times New Roman" w:hAnsi="Times New Roman" w:cs="Times New Roman"/>
+                <w:szCs w:val="24"/>
+              </w:rPr>
+              <w:t>1</w:t>
+            </w:r>
+          </w:p>
+          <w:p>
+            <w:pPr>
+              <w:jc w:val="center"/>
+              <w:rPr>
+                <w:rFonts w:ascii="Times New Roman" w:hAnsi="Times New Roman" w:cs="Times New Roman"/>
+                <w:szCs w:val="24"/>
+              </w:rPr>
+            </w:pPr>
+            <w:r>
+              <w:rPr>
+                <w:rFonts w:ascii="Times New Roman" w:hAnsi="Times New Roman" w:cs="Times New Roman"/>
+                <w:szCs w:val="24"/>
+              </w:rPr>
+              <w:t>2</w:t>
+            </w:r>
+          </w:p>
+          <w:p>
+            <w:pPr>
+              <w:jc w:val="center"/>
+              <w:rPr>
+                <w:rFonts w:ascii="Times New Roman" w:hAnsi="Times New Roman" w:cs="Times New Roman"/>
+                <w:szCs w:val="24"/>
+              </w:rPr>
+            </w:pPr>
+            <w:r>
+              <w:rPr>
+                <w:rFonts w:ascii="Times New Roman" w:hAnsi="Times New Roman" w:cs="Times New Roman"/>
+                <w:szCs w:val="24"/>
+              </w:rPr>
+              <w:t>1</w:t>
+            </w:r>
+          </w:p>
+          <w:p>
+            <w:pPr>
+              <w:jc w:val="center"/>
+              <w:rPr>
+                <w:rFonts w:ascii="Times New Roman" w:hAnsi="Times New Roman" w:cs="Times New Roman"/>
+                <w:szCs w:val="24"/>
+              </w:rPr>
+            </w:pPr>
+            <w:r>
+              <w:rPr>
+                <w:rFonts w:ascii="Times New Roman" w:hAnsi="Times New Roman" w:cs="Times New Roman"/>
+                <w:szCs w:val="24"/>
+              </w:rPr>
+              <w:t>1</w:t>
+            </w:r>
+          </w:p>
+          <w:p>
+            <w:pPr>
+              <w:jc w:val="center"/>
+              <w:rPr>
+                <w:rFonts w:ascii="Times New Roman" w:hAnsi="Times New Roman" w:cs="Times New Roman"/>
+                <w:szCs w:val="24"/>
+              </w:rPr>
+            </w:pPr>
+            <w:r>
+              <w:rPr>
+                <w:rFonts w:ascii="Times New Roman" w:hAnsi="Times New Roman" w:cs="Times New Roman"/>
+                <w:szCs w:val="24"/>
+              </w:rPr>
+              <w:t>2</w:t>
+            </w:r>
+          </w:p>
+          <w:p>
+            <w:pPr>
+              <w:jc w:val="center"/>
+              <w:rPr>
+                <w:rFonts w:ascii="Times New Roman" w:hAnsi="Times New Roman" w:cs="Times New Roman"/>
+                <w:szCs w:val="24"/>
+              </w:rPr>
+            </w:pPr>
+            <w:r>
+              <w:rPr>
+                <w:rFonts w:ascii="Times New Roman" w:hAnsi="Times New Roman" w:cs="Times New Roman"/>
+                <w:szCs w:val="24"/>
+              </w:rPr>
+              <w:t>2</w:t>
+            </w:r>
+          </w:p>
+          <w:p>
+            <w:pPr>
+              <w:jc w:val="center"/>
+              <w:rPr>
+                <w:rFonts w:ascii="Times New Roman" w:hAnsi="Times New Roman" w:cs="Times New Roman"/>
+                <w:szCs w:val="24"/>
+              </w:rPr>
+            </w:pPr>
+            <w:r>
+              <w:rPr>
+                <w:rFonts w:ascii="Times New Roman" w:hAnsi="Times New Roman" w:cs="Times New Roman"/>
+                <w:szCs w:val="24"/>
+              </w:rPr>
+              <w:t>2</w:t>
+            </w:r>
+          </w:p>
+          <w:p>
+            <w:pPr>
+              <w:jc w:val="center"/>
+              <w:rPr>
+                <w:rFonts w:ascii="Times New Roman" w:hAnsi="Times New Roman" w:cs="Times New Roman"/>
+                <w:szCs w:val="24"/>
+              </w:rPr>
+            </w:pPr>
+            <w:r>
+              <w:rPr>
+                <w:rFonts w:ascii="Times New Roman" w:hAnsi="Times New Roman" w:cs="Times New Roman"/>
+                <w:szCs w:val="24"/>
+              </w:rPr>
+              <w:t>1</w:t>
+            </w:r>
+          </w:p>
+          <w:p>
+            <w:pPr>
+              <w:jc w:val="center"/>
+              <w:rPr>
+                <w:rFonts w:ascii="Times New Roman" w:hAnsi="Times New Roman" w:cs="Times New Roman"/>
+                <w:szCs w:val="24"/>
+              </w:rPr>
+            </w:pPr>
+            <w:r>
+              <w:rPr>
+                <w:rFonts w:ascii="Times New Roman" w:hAnsi="Times New Roman" w:cs="Times New Roman"/>
+                <w:szCs w:val="24"/>
+              </w:rPr>
+              <w:t>1</w:t>
+            </w:r>
+          </w:p>
+          <w:p>
+            <w:pPr>
+              <w:jc w:val="center"/>
+              <w:rPr>
+                <w:rFonts w:ascii="Times New Roman" w:hAnsi="Times New Roman" w:cs="Times New Roman"/>
+                <w:szCs w:val="24"/>
+              </w:rPr>
+            </w:pPr>
+            <w:r>
+              <w:rPr>
+                <w:rFonts w:ascii="Times New Roman" w:hAnsi="Times New Roman" w:cs="Times New Roman"/>
+                <w:szCs w:val="24"/>
+              </w:rPr>
+              <w:t>1</w:t>
+            </w:r>
+          </w:p>
+          <w:p>
+            <w:pPr>
+              <w:jc w:val="center"/>
+              <w:rPr>
+                <w:rFonts w:ascii="Times New Roman" w:hAnsi="Times New Roman" w:cs="Times New Roman"/>
+                <w:szCs w:val="24"/>
+              </w:rPr>
+            </w:pPr>
+            <w:r>
+              <w:rPr>
+                <w:rFonts w:ascii="Times New Roman" w:hAnsi="Times New Roman" w:cs="Times New Roman"/>
+                <w:szCs w:val="24"/>
+              </w:rPr>
+              <w:t>2</w:t>
+            </w:r>
+          </w:p>
+          <w:p>
+            <w:pPr>
+              <w:jc w:val="center"/>
+              <w:rPr>
+                <w:rFonts w:ascii="Times New Roman" w:hAnsi="Times New Roman" w:cs="Times New Roman"/>
+                <w:szCs w:val="24"/>
+              </w:rPr>
+            </w:pPr>
+            <w:r>
+              <w:rPr>
+                <w:rFonts w:ascii="Times New Roman" w:hAnsi="Times New Roman" w:cs="Times New Roman"/>
+                <w:szCs w:val="24"/>
+              </w:rPr>
+              <w:t>1</w:t>
+            </w:r>
+          </w:p>
+          <w:p>
+            <w:pPr>
+              <w:jc w:val="center"/>
+              <w:rPr>
+                <w:rFonts w:ascii="Times New Roman" w:hAnsi="Times New Roman" w:cs="Times New Roman"/>
+                <w:szCs w:val="24"/>
+              </w:rPr>
+            </w:pPr>
+            <w:r>
+              <w:rPr>
+                <w:rFonts w:ascii="Times New Roman" w:hAnsi="Times New Roman" w:cs="Times New Roman"/>
+                <w:szCs w:val="24"/>
+              </w:rPr>
+              <w:t>1</w:t>
+            </w:r>
+          </w:p>
+          <w:p>
+            <w:pPr>
+              <w:jc w:val="center"/>
+              <w:rPr>
+                <w:rFonts w:ascii="Times New Roman" w:hAnsi="Times New Roman" w:cs="Times New Roman"/>
+                <w:szCs w:val="24"/>
+              </w:rPr>
+            </w:pPr>
+            <w:r>
+              <w:rPr>
+                <w:rFonts w:ascii="Times New Roman" w:hAnsi="Times New Roman" w:cs="Times New Roman"/>
+                <w:szCs w:val="24"/>
+              </w:rPr>
+              <w:t>1</w:t>
+            </w:r>
+          </w:p>
+          <w:p>
+            <w:pPr>
+              <w:jc w:val="center"/>
+              <w:rPr>
+                <w:rFonts w:ascii="Times New Roman" w:hAnsi="Times New Roman" w:cs="Times New Roman"/>
+                <w:szCs w:val="24"/>
+              </w:rPr>
+            </w:pPr>
+            <w:r>
+              <w:rPr>
+                <w:rFonts w:ascii="Times New Roman" w:hAnsi="Times New Roman" w:cs="Times New Roman"/>
+                <w:szCs w:val="24"/>
+              </w:rPr>
+              <w:t>1</w:t>
+            </w:r>
+          </w:p>
+          <w:p>
+            <w:pPr>
+              <w:jc w:val="center"/>
+              <w:rPr>
+                <w:rFonts w:ascii="Times New Roman" w:hAnsi="Times New Roman" w:cs="Times New Roman"/>
+                <w:szCs w:val="24"/>
+              </w:rPr>
+            </w:pPr>
+            <w:r>
+              <w:rPr>
+                <w:rFonts w:ascii="Times New Roman" w:hAnsi="Times New Roman" w:cs="Times New Roman"/>
+                <w:szCs w:val="24"/>
+              </w:rPr>
+              <w:t>-</w:t>
+            </w:r>
+          </w:p>
+          <w:p>
+            <w:pPr>
+              <w:jc w:val="center"/>
+              <w:rPr>
+                <w:rFonts w:ascii="Times New Roman" w:hAnsi="Times New Roman" w:cs="Times New Roman"/>
+                <w:szCs w:val="24"/>
+              </w:rPr>
+            </w:pPr>
+            <w:r>
+              <w:rPr>
+                <w:rFonts w:ascii="Times New Roman" w:hAnsi="Times New Roman" w:cs="Times New Roman"/>
+                <w:szCs w:val="24"/>
+              </w:rPr>
+              <w:t>-</w:t>
+            </w:r>
+          </w:p>
+          <w:p>
+            <w:pPr>
+              <w:jc w:val="center"/>
+              <w:rPr>
+                <w:rFonts w:ascii="Times New Roman" w:hAnsi="Times New Roman" w:cs="Times New Roman"/>
+                <w:szCs w:val="24"/>
+              </w:rPr>
+            </w:pPr>
+            <w:r>
+              <w:rPr>
+                <w:rFonts w:ascii="Times New Roman" w:hAnsi="Times New Roman" w:cs="Times New Roman"/>
+                <w:szCs w:val="24"/>
+              </w:rPr>
+              <w:t>2</w:t>
+            </w:r>
+          </w:p>
+          <w:p>
+            <w:pPr>
+              <w:jc w:val="center"/>
+              <w:rPr>
+                <w:rFonts w:ascii="Times New Roman" w:hAnsi="Times New Roman" w:cs="Times New Roman"/>
+                <w:szCs w:val="24"/>
+              </w:rPr>
+            </w:pPr>
+            <w:r>
+              <w:rPr>
+                <w:rFonts w:ascii="Times New Roman" w:hAnsi="Times New Roman" w:cs="Times New Roman"/>
+                <w:szCs w:val="24"/>
+              </w:rPr>
+              <w:t>2</w:t>
+            </w:r>
+          </w:p>
+        </w:tc>
+        <w:tc>
+          <w:tcPr>
+            <w:tcW w:w="834" w:type="pct"/>
+            <w:tcBorders>
+              <w:left w:val="nil"/>
+              <w:bottom w:val="single" w:sz="4" w:space="0" w:color="auto"/>
+              <w:right w:val="nil"/>
+            </w:tcBorders>
+          </w:tcPr>
+          <w:p>
+            <w:pPr>
+              <w:jc w:val="center"/>
+              <w:rPr>
+                <w:rFonts w:ascii="Times New Roman" w:hAnsi="Times New Roman" w:cs="Times New Roman"/>
+                <w:color w:val="000000"/>
+                <w:szCs w:val="24"/>
+              </w:rPr>
+            </w:pPr>
+            <w:r>
+              <w:rPr>
+                <w:rFonts w:ascii="Times New Roman" w:hAnsi="Times New Roman" w:cs="Times New Roman"/>
+                <w:color w:val="000000"/>
+                <w:szCs w:val="24"/>
+              </w:rPr>
+              <w:t>-</w:t>
+            </w:r>
+          </w:p>
+          <w:p>
+            <w:pPr>
+              <w:jc w:val="center"/>
+              <w:rPr>
+                <w:rFonts w:ascii="Times New Roman" w:hAnsi="Times New Roman" w:cs="Times New Roman"/>
+                <w:color w:val="000000"/>
+                <w:szCs w:val="24"/>
+              </w:rPr>
+            </w:pPr>
+            <w:r>
+              <w:rPr>
+                <w:rFonts w:ascii="Times New Roman" w:hAnsi="Times New Roman" w:cs="Times New Roman"/>
+                <w:color w:val="000000"/>
+                <w:szCs w:val="24"/>
+              </w:rPr>
+              <w:t>-</w:t>
+            </w:r>
+          </w:p>
+          <w:p>
+            <w:pPr>
+              <w:jc w:val="center"/>
+              <w:rPr>
+                <w:rFonts w:ascii="Times New Roman" w:hAnsi="Times New Roman" w:cs="Times New Roman"/>
+                <w:b/>
+                <w:bCs/>
+                <w:color w:val="000000"/>
+                <w:szCs w:val="24"/>
+              </w:rPr>
+            </w:pPr>
+            <w:r>
+              <w:rPr>
+                <w:rFonts w:ascii="Times New Roman" w:hAnsi="Times New Roman" w:cs="Times New Roman"/>
+                <w:b/>
+                <w:bCs/>
+                <w:color w:val="000000"/>
+                <w:szCs w:val="24"/>
+              </w:rPr>
+              <w:t>0.024</w:t>
+            </w:r>
+          </w:p>
+          <w:p>
+            <w:pPr>
+              <w:jc w:val="center"/>
+              <w:rPr>
+                <w:rFonts w:ascii="Times New Roman" w:hAnsi="Times New Roman" w:cs="Times New Roman"/>
+                <w:b/>
+                <w:bCs/>
+                <w:color w:val="000000"/>
+                <w:szCs w:val="24"/>
+              </w:rPr>
+            </w:pPr>
+            <w:r>
+              <w:rPr>
+                <w:rFonts w:ascii="Times New Roman" w:hAnsi="Times New Roman" w:cs="Times New Roman"/>
+                <w:b/>
+                <w:bCs/>
+                <w:color w:val="000000"/>
+                <w:szCs w:val="24"/>
+              </w:rPr>
+              <w:t>&lt; 0.001</w:t>
+            </w:r>
+          </w:p>
+          <w:p>
+            <w:pPr>
+              <w:jc w:val="center"/>
+              <w:rPr>
+                <w:rFonts w:ascii="Times New Roman" w:hAnsi="Times New Roman" w:cs="Times New Roman"/>
+                <w:b/>
+                <w:bCs/>
+                <w:color w:val="000000"/>
+                <w:szCs w:val="24"/>
+              </w:rPr>
+            </w:pPr>
+            <w:r>
+              <w:rPr>
+                <w:rFonts w:ascii="Times New Roman" w:hAnsi="Times New Roman" w:cs="Times New Roman"/>
+                <w:b/>
+                <w:bCs/>
+                <w:color w:val="000000"/>
+                <w:szCs w:val="24"/>
+              </w:rPr>
+              <w:t>0.028</w:t>
+            </w:r>
+          </w:p>
+          <w:p>
+            <w:pPr>
+              <w:jc w:val="center"/>
+              <w:rPr>
+                <w:rFonts w:ascii="Times New Roman" w:hAnsi="Times New Roman" w:cs="Times New Roman"/>
+                <w:b/>
+                <w:bCs/>
+                <w:color w:val="000000"/>
+                <w:szCs w:val="24"/>
+              </w:rPr>
+            </w:pPr>
+            <w:r>
+              <w:rPr>
+                <w:rFonts w:ascii="Times New Roman" w:hAnsi="Times New Roman" w:cs="Times New Roman"/>
+                <w:b/>
+                <w:bCs/>
+                <w:color w:val="000000"/>
+                <w:szCs w:val="24"/>
+              </w:rPr>
+              <w:t>&lt;0.001</w:t>
+            </w:r>
+          </w:p>
+          <w:p>
+            <w:pPr>
+              <w:jc w:val="center"/>
+              <w:rPr>
+                <w:rFonts w:ascii="Times New Roman" w:hAnsi="Times New Roman" w:cs="Times New Roman"/>
+                <w:b/>
+                <w:bCs/>
+                <w:szCs w:val="24"/>
+              </w:rPr>
+            </w:pPr>
+            <w:r>
+              <w:rPr>
+                <w:rFonts w:ascii="Times New Roman" w:hAnsi="Times New Roman" w:cs="Times New Roman"/>
+                <w:b/>
+                <w:bCs/>
+                <w:szCs w:val="24"/>
+              </w:rPr>
+              <w:t>0.042</w:t>
+            </w:r>
+          </w:p>
+          <w:p>
+            <w:pPr>
+              <w:jc w:val="center"/>
+              <w:rPr>
+                <w:rFonts w:ascii="Times New Roman" w:hAnsi="Times New Roman" w:cs="Times New Roman"/>
+                <w:szCs w:val="24"/>
+              </w:rPr>
+            </w:pPr>
+            <w:r>
+              <w:rPr>
+                <w:rFonts w:ascii="Times New Roman" w:hAnsi="Times New Roman" w:cs="Times New Roman"/>
+                <w:szCs w:val="24"/>
+              </w:rPr>
+              <w:t>0.131</w:t>
+            </w:r>
+          </w:p>
+          <w:p>
+            <w:pPr>
+              <w:jc w:val="center"/>
+              <w:rPr>
+                <w:rFonts w:ascii="Times New Roman" w:hAnsi="Times New Roman" w:cs="Times New Roman"/>
+                <w:b/>
+                <w:bCs/>
+                <w:szCs w:val="24"/>
+              </w:rPr>
+            </w:pPr>
+            <w:r>
+              <w:rPr>
+                <w:rFonts w:ascii="Times New Roman" w:hAnsi="Times New Roman" w:cs="Times New Roman"/>
+                <w:b/>
+                <w:bCs/>
+                <w:szCs w:val="24"/>
+              </w:rPr>
+              <w:t>0.005</w:t>
+            </w:r>
+          </w:p>
+          <w:p>
+            <w:pPr>
+              <w:jc w:val="center"/>
+              <w:rPr>
+                <w:rFonts w:ascii="Times New Roman" w:hAnsi="Times New Roman" w:cs="Times New Roman"/>
+                <w:b/>
+                <w:bCs/>
+                <w:szCs w:val="24"/>
+              </w:rPr>
+            </w:pPr>
+            <w:r>
+              <w:rPr>
+                <w:rFonts w:ascii="Times New Roman" w:hAnsi="Times New Roman" w:cs="Times New Roman"/>
+                <w:b/>
+                <w:bCs/>
+                <w:szCs w:val="24"/>
+              </w:rPr>
+              <w:t>0.001</w:t>
+            </w:r>
+          </w:p>
+          <w:p>
+            <w:pPr>
+              <w:jc w:val="center"/>
+              <w:rPr>
+                <w:rFonts w:ascii="Times New Roman" w:hAnsi="Times New Roman" w:cs="Times New Roman"/>
+                <w:szCs w:val="24"/>
+              </w:rPr>
+            </w:pPr>
+            <w:r>
+              <w:rPr>
+                <w:rFonts w:ascii="Times New Roman" w:hAnsi="Times New Roman" w:cs="Times New Roman"/>
+                <w:szCs w:val="24"/>
+              </w:rPr>
+              <w:t>0.110</w:t>
+            </w:r>
+          </w:p>
+          <w:p>
+            <w:pPr>
+              <w:jc w:val="center"/>
+              <w:rPr>
+                <w:rFonts w:ascii="Times New Roman" w:hAnsi="Times New Roman" w:cs="Times New Roman"/>
+                <w:szCs w:val="24"/>
+              </w:rPr>
+            </w:pPr>
+            <w:r>
+              <w:rPr>
+                <w:rFonts w:ascii="Times New Roman" w:hAnsi="Times New Roman" w:cs="Times New Roman"/>
+                <w:szCs w:val="24"/>
+              </w:rPr>
+              <w:t>0.085</w:t>
+            </w:r>
+          </w:p>
+          <w:p>
+            <w:pPr>
+              <w:jc w:val="center"/>
+              <w:rPr>
+                <w:rFonts w:ascii="Times New Roman" w:hAnsi="Times New Roman" w:cs="Times New Roman"/>
+                <w:b/>
+                <w:bCs/>
+                <w:szCs w:val="24"/>
+              </w:rPr>
+            </w:pPr>
+            <w:r>
+              <w:rPr>
+                <w:rFonts w:ascii="Times New Roman" w:hAnsi="Times New Roman" w:cs="Times New Roman"/>
+                <w:b/>
+                <w:bCs/>
+                <w:szCs w:val="24"/>
+              </w:rPr>
+              <w:t>0.042</w:t>
+            </w:r>
+          </w:p>
+          <w:p>
+            <w:pPr>
+              <w:jc w:val="center"/>
+              <w:rPr>
+                <w:rFonts w:ascii="Times New Roman" w:hAnsi="Times New Roman" w:cs="Times New Roman"/>
+                <w:szCs w:val="24"/>
+              </w:rPr>
+            </w:pPr>
+            <w:r>
+              <w:rPr>
+                <w:rFonts w:ascii="Times New Roman" w:hAnsi="Times New Roman" w:cs="Times New Roman"/>
+                <w:szCs w:val="24"/>
+              </w:rPr>
+              <w:t>0.141</w:t>
+            </w:r>
+          </w:p>
+          <w:p>
+            <w:pPr>
+              <w:jc w:val="center"/>
+              <w:rPr>
+                <w:rFonts w:ascii="Times New Roman" w:hAnsi="Times New Roman" w:cs="Times New Roman"/>
+                <w:b/>
+                <w:bCs/>
+                <w:color w:val="000000"/>
+                <w:szCs w:val="24"/>
+              </w:rPr>
+            </w:pPr>
+            <w:r>
+              <w:rPr>
+                <w:rFonts w:ascii="Times New Roman" w:hAnsi="Times New Roman" w:cs="Times New Roman"/>
+                <w:b/>
+                <w:bCs/>
+                <w:color w:val="000000"/>
+                <w:szCs w:val="24"/>
+              </w:rPr>
+              <w:t>0.003</w:t>
+            </w:r>
+          </w:p>
+          <w:p>
+            <w:pPr>
+              <w:jc w:val="center"/>
+              <w:rPr>
+                <w:rFonts w:ascii="Times New Roman" w:hAnsi="Times New Roman" w:cs="Times New Roman"/>
+                <w:szCs w:val="24"/>
+              </w:rPr>
+            </w:pPr>
+            <w:r>
+              <w:rPr>
+                <w:rFonts w:ascii="Times New Roman" w:hAnsi="Times New Roman" w:cs="Times New Roman"/>
+                <w:szCs w:val="24"/>
+              </w:rPr>
+              <w:t>0.167</w:t>
+            </w:r>
+          </w:p>
+          <w:p>
+            <w:pPr>
+              <w:jc w:val="center"/>
+              <w:rPr>
+                <w:rFonts w:ascii="Times New Roman" w:hAnsi="Times New Roman" w:cs="Times New Roman"/>
+                <w:b/>
+                <w:bCs/>
+                <w:szCs w:val="24"/>
+              </w:rPr>
+            </w:pPr>
+            <w:r>
+              <w:rPr>
+                <w:rFonts w:ascii="Times New Roman" w:hAnsi="Times New Roman" w:cs="Times New Roman"/>
+                <w:b/>
+                <w:bCs/>
+                <w:szCs w:val="24"/>
+              </w:rPr>
+              <w:t>0.012</w:t>
+            </w:r>
+          </w:p>
+          <w:p>
+            <w:pPr>
+              <w:jc w:val="center"/>
+              <w:rPr>
+                <w:rFonts w:ascii="Times New Roman" w:hAnsi="Times New Roman" w:cs="Times New Roman"/>
+                <w:b/>
+                <w:bCs/>
+                <w:szCs w:val="24"/>
+              </w:rPr>
+            </w:pPr>
+            <w:r>
+              <w:rPr>
+                <w:rFonts w:ascii="Times New Roman" w:hAnsi="Times New Roman" w:cs="Times New Roman"/>
+                <w:b/>
+                <w:bCs/>
+                <w:szCs w:val="24"/>
+              </w:rPr>
+              <w:t>0.006</w:t>
+            </w:r>
+          </w:p>
+          <w:p>
+            <w:pPr>
+              <w:jc w:val="center"/>
+              <w:rPr>
+                <w:rFonts w:ascii="Times New Roman" w:hAnsi="Times New Roman" w:cs="Times New Roman"/>
+                <w:szCs w:val="24"/>
+              </w:rPr>
+            </w:pPr>
+            <w:r>
+              <w:rPr>
+                <w:rFonts w:ascii="Times New Roman" w:hAnsi="Times New Roman" w:cs="Times New Roman"/>
+                <w:szCs w:val="24"/>
+              </w:rPr>
+              <w:t>0.052</w:t>
+            </w:r>
+          </w:p>
+          <w:p>
+            <w:pPr>
+              <w:jc w:val="center"/>
+              <w:rPr>
+                <w:rFonts w:ascii="Times New Roman" w:hAnsi="Times New Roman" w:cs="Times New Roman"/>
+                <w:szCs w:val="24"/>
+              </w:rPr>
+            </w:pPr>
+            <w:r>
+              <w:rPr>
+                <w:rFonts w:ascii="Times New Roman" w:hAnsi="Times New Roman" w:cs="Times New Roman"/>
+                <w:szCs w:val="24"/>
+              </w:rPr>
+              <w:t>-</w:t>
+            </w:r>
+          </w:p>
+          <w:p>
+            <w:pPr>
+              <w:jc w:val="center"/>
+              <w:rPr>
+                <w:rFonts w:ascii="Times New Roman" w:hAnsi="Times New Roman" w:cs="Times New Roman"/>
+                <w:b/>
+                <w:bCs/>
+                <w:szCs w:val="24"/>
+              </w:rPr>
+            </w:pPr>
+            <w:r>
+              <w:rPr>
+                <w:rFonts w:ascii="Times New Roman" w:hAnsi="Times New Roman" w:cs="Times New Roman"/>
+                <w:b/>
+                <w:bCs/>
+                <w:szCs w:val="24"/>
+              </w:rPr>
+              <w:t>-</w:t>
+            </w:r>
+          </w:p>
+          <w:p>
+            <w:pPr>
+              <w:jc w:val="center"/>
+              <w:rPr>
+                <w:rFonts w:ascii="Times New Roman" w:hAnsi="Times New Roman" w:cs="Times New Roman"/>
+                <w:b/>
+                <w:bCs/>
+                <w:szCs w:val="24"/>
+              </w:rPr>
+            </w:pPr>
+            <w:r>
+              <w:rPr>
+                <w:rFonts w:ascii="Times New Roman" w:hAnsi="Times New Roman" w:cs="Times New Roman"/>
+                <w:b/>
+                <w:bCs/>
+                <w:szCs w:val="24"/>
+              </w:rPr>
+              <w:t>0.003</w:t>
+            </w:r>
+          </w:p>
+          <w:p>
+            <w:pPr>
+              <w:jc w:val="center"/>
+              <w:rPr>
+                <w:rFonts w:ascii="Times New Roman" w:hAnsi="Times New Roman" w:cs="Times New Roman"/>
+                <w:b/>
+                <w:bCs/>
+                <w:szCs w:val="24"/>
+              </w:rPr>
+            </w:pPr>
+            <w:r>
+              <w:rPr>
+                <w:rFonts w:ascii="Times New Roman" w:hAnsi="Times New Roman" w:cs="Times New Roman"/>
+                <w:b/>
+                <w:bCs/>
+                <w:szCs w:val="24"/>
+              </w:rPr>
+              <w:t>0.003</w:t>
+            </w:r>
+          </w:p>
+        </w:tc>
+      </w:tr>
+      <w:tr>
+        <w:trPr>
+          <w:trHeight w:val="165"/>
+        </w:trPr>
+        <w:tc>
+          <w:tcPr>
+            <w:tcW w:w="5000" w:type="pct"/>
+            <w:gridSpan w:val="6"/>
+            <w:tcBorders>
+              <w:left w:val="nil"/>
+              <w:bottom w:val="nil"/>
+              <w:right w:val="nil"/>
+            </w:tcBorders>
+          </w:tcPr>
+          <w:p>
+            <w:pPr>
+              <w:rPr>
+                <w:rFonts w:ascii="Times New Roman" w:hAnsi="Times New Roman" w:cs="Times New Roman"/>
+                <w:szCs w:val="24"/>
+              </w:rPr>
+            </w:pPr>
+            <w:r>
+              <w:rPr>
+                <w:rFonts w:ascii="Times New Roman" w:hAnsi="Times New Roman" w:cs="Times New Roman"/>
+                <w:szCs w:val="24"/>
+              </w:rPr>
+              <w:t xml:space="preserve">Note. Alpha level for significant </w:t>
+            </w:r>
+            <w:r>
+              <w:rPr>
+                <w:rFonts w:ascii="Times New Roman" w:hAnsi="Times New Roman" w:cs="Times New Roman"/>
+                <w:i/>
+                <w:iCs/>
+                <w:szCs w:val="24"/>
+              </w:rPr>
+              <w:t xml:space="preserve">p </w:t>
+            </w:r>
+            <w:r>
+              <w:rPr>
+                <w:rFonts w:ascii="Times New Roman" w:hAnsi="Times New Roman" w:cs="Times New Roman"/>
+                <w:szCs w:val="24"/>
+              </w:rPr>
+              <w:t xml:space="preserve">value set at 0.05 </w:t>
+            </w:r>
+            <w:r>
+              <w:rPr>
+                <w:rFonts w:ascii="Times New Roman" w:hAnsi="Times New Roman" w:cs="Times New Roman"/>
+                <w:i/>
+                <w:iCs/>
+                <w:szCs w:val="24"/>
+              </w:rPr>
+              <w:t xml:space="preserve">a priori. </w:t>
+            </w:r>
+            <w:r>
+              <w:rPr>
+                <w:rFonts w:ascii="Times New Roman" w:hAnsi="Times New Roman" w:cs="Times New Roman"/>
+                <w:szCs w:val="24"/>
+              </w:rPr>
+              <w:t xml:space="preserve">Significant </w:t>
+            </w:r>
+            <w:r>
+              <w:rPr>
+                <w:rFonts w:ascii="Times New Roman" w:hAnsi="Times New Roman" w:cs="Times New Roman"/>
+                <w:i/>
+                <w:iCs/>
+                <w:szCs w:val="24"/>
+              </w:rPr>
+              <w:t>p-</w:t>
+            </w:r>
+            <w:r>
+              <w:rPr>
+                <w:rFonts w:ascii="Times New Roman" w:hAnsi="Times New Roman" w:cs="Times New Roman"/>
+                <w:szCs w:val="24"/>
+              </w:rPr>
+              <w:t xml:space="preserve">values have been bolded. </w:t>
+            </w:r>
+          </w:p>
+        </w:tc>
+      </w:tr>
+    </w:tbl>
     <w:p>
       <w:pPr>
         <w:spacing w:line="480" w:lineRule="auto"/>
@@ -12592,7 +17604,7 @@
           <w:szCs w:val="24"/>
         </w:rPr>
       </w:pPr>
-      <w:commentRangeStart w:id="6"/>
+      <w:commentRangeStart w:id="8"/>
       <w:r>
         <w:rPr>
           <w:rFonts w:ascii="Times New Roman" w:hAnsi="Times New Roman" w:cs="Times New Roman"/>
@@ -12601,7 +17613,7 @@
         </w:rPr>
         <w:t xml:space="preserve">Figure </w:t>
       </w:r>
-      <w:commentRangeEnd w:id="6"/>
+      <w:commentRangeEnd w:id="8"/>
       <w:r>
         <w:rPr>
           <w:rStyle w:val="CommentReference"/>
@@ -12609,7 +17621,7 @@
           <w:sz w:val="24"/>
           <w:szCs w:val="24"/>
         </w:rPr>
-        <w:commentReference w:id="6"/>
+        <w:commentReference w:id="8"/>
       </w:r>
       <w:r>
         <w:rPr>
@@ -12617,25 +17629,7 @@
           <w:sz w:val="24"/>
           <w:szCs w:val="24"/>
         </w:rPr>
-        <w:t xml:space="preserve">1- Significant treatment effects across species functional groups – a panel of the groups where </w:t>
-      </w:r>
-      <w:proofErr w:type="spellStart"/>
-      <w:r>
-        <w:rPr>
-          <w:rFonts w:ascii="Times New Roman" w:hAnsi="Times New Roman" w:cs="Times New Roman"/>
-          <w:sz w:val="24"/>
-          <w:szCs w:val="24"/>
-        </w:rPr>
-        <w:t>trt</w:t>
-      </w:r>
-      <w:proofErr w:type="spellEnd"/>
-      <w:r>
-        <w:rPr>
-          <w:rFonts w:ascii="Times New Roman" w:hAnsi="Times New Roman" w:cs="Times New Roman"/>
-          <w:sz w:val="24"/>
-          <w:szCs w:val="24"/>
-        </w:rPr>
-        <w:t xml:space="preserve"> was a significant predictor and the functional group was significantly different from the null model of the city. </w:t>
+        <w:t xml:space="preserve">1- Significant treatment effects across species functional groups – a panel of the groups where trt was a significant predictor and the functional group was significantly different from the null model of the city. </w:t>
       </w:r>
     </w:p>
     <w:p>
@@ -12922,7 +17916,7 @@
           <w:szCs w:val="24"/>
         </w:rPr>
       </w:pPr>
-      <w:commentRangeStart w:id="7"/>
+      <w:commentRangeStart w:id="9"/>
       <w:r>
         <w:rPr>
           <w:rFonts w:ascii="Times New Roman" w:hAnsi="Times New Roman" w:cs="Times New Roman"/>
@@ -12931,7 +17925,7 @@
         </w:rPr>
         <w:t xml:space="preserve">Figure 3- graph of </w:t>
       </w:r>
-      <w:commentRangeEnd w:id="7"/>
+      <w:commentRangeEnd w:id="9"/>
       <w:r>
         <w:rPr>
           <w:rStyle w:val="CommentReference"/>
@@ -12939,7 +17933,7 @@
           <w:sz w:val="24"/>
           <w:szCs w:val="24"/>
         </w:rPr>
-        <w:commentReference w:id="7"/>
+        <w:commentReference w:id="9"/>
       </w:r>
       <w:r>
         <w:rPr>
@@ -12947,25 +17941,7 @@
           <w:sz w:val="24"/>
           <w:szCs w:val="24"/>
         </w:rPr>
-        <w:t xml:space="preserve">significant predictors of </w:t>
-      </w:r>
-      <w:proofErr w:type="spellStart"/>
-      <w:r>
-        <w:rPr>
-          <w:rFonts w:ascii="Times New Roman" w:hAnsi="Times New Roman" w:cs="Times New Roman"/>
-          <w:sz w:val="24"/>
-          <w:szCs w:val="24"/>
-        </w:rPr>
-        <w:t>subsocial</w:t>
-      </w:r>
-      <w:proofErr w:type="spellEnd"/>
-      <w:r>
-        <w:rPr>
-          <w:rFonts w:ascii="Times New Roman" w:hAnsi="Times New Roman" w:cs="Times New Roman"/>
-          <w:sz w:val="24"/>
-          <w:szCs w:val="24"/>
-        </w:rPr>
-        <w:t xml:space="preserve"> species- percentage greenspace (PLAND) and ENN as predictors of SES in comparisons between the functional group found in vacant lot to the null models based on Cleveland’s species pool. </w:t>
+        <w:t xml:space="preserve">significant predictors of subsocial species- percentage greenspace (PLAND) and ENN as predictors of SES in comparisons between the functional group found in vacant lot to the null models based on Cleveland’s species pool. </w:t>
       </w:r>
     </w:p>
     <w:p>
@@ -13136,7 +18112,39 @@
       </w:r>
     </w:p>
   </w:comment>
-  <w:comment w:id="6" w:author="Shepard, Caralee A." w:date="2022-09-30T11:19:00Z" w:initials="SCA">
+  <w:comment w:id="6" w:author="Perry, Kayla" w:date="2022-07-12T12:50:00Z" w:initials="PK">
+    <w:p>
+      <w:pPr>
+        <w:pStyle w:val="CommentText"/>
+      </w:pPr>
+      <w:r>
+        <w:rPr>
+          <w:rStyle w:val="CommentReference"/>
+        </w:rPr>
+        <w:annotationRef/>
+      </w:r>
+      <w:r>
+        <w:t>I would stick to two places right of the decimal for your sig figs here. Same for above</w:t>
+      </w:r>
+    </w:p>
+  </w:comment>
+  <w:comment w:id="7" w:author="Perry, Kayla" w:date="2022-07-12T12:50:00Z" w:initials="PK">
+    <w:p>
+      <w:pPr>
+        <w:pStyle w:val="CommentText"/>
+      </w:pPr>
+      <w:r>
+        <w:rPr>
+          <w:rStyle w:val="CommentReference"/>
+        </w:rPr>
+        <w:annotationRef/>
+      </w:r>
+      <w:r>
+        <w:t>I would stick to two places right of the decimal for your sig figs here. Same for above</w:t>
+      </w:r>
+    </w:p>
+  </w:comment>
+  <w:comment w:id="8" w:author="Shepard, Caralee A." w:date="2022-09-30T11:19:00Z" w:initials="SCA">
     <w:p>
       <w:pPr>
         <w:pStyle w:val="CommentText"/>
@@ -13152,7 +18160,7 @@
       </w:r>
     </w:p>
   </w:comment>
-  <w:comment w:id="7" w:author="Perry, Kayla" w:date="2022-07-12T13:08:00Z" w:initials="PK">
+  <w:comment w:id="9" w:author="Perry, Kayla" w:date="2022-07-12T13:08:00Z" w:initials="PK">
     <w:p>
       <w:pPr>
         <w:pStyle w:val="CommentText"/>
@@ -13178,6 +18186,8 @@
   <w15:commentEx w15:paraId="765AA411" w15:done="0"/>
   <w15:commentEx w15:paraId="7AC3ED97" w15:done="1"/>
   <w15:commentEx w15:paraId="497EA4DA" w15:done="1"/>
+  <w15:commentEx w15:paraId="7180839C" w15:done="1"/>
+  <w15:commentEx w15:paraId="22F629AA" w15:done="1"/>
   <w15:commentEx w15:paraId="1AA79BD5" w15:done="0"/>
   <w15:commentEx w15:paraId="793533B5" w15:done="0"/>
 </w15:commentsEx>
@@ -13190,6 +18200,8 @@
   <w16cex:commentExtensible w16cex:durableId="26E14EB8" w16cex:dateUtc="2022-09-30T15:17:00Z"/>
   <w16cex:commentExtensible w16cex:durableId="2677DED0" w16cex:dateUtc="2022-07-12T15:51:00Z"/>
   <w16cex:commentExtensible w16cex:durableId="2677ECAA" w16cex:dateUtc="2022-07-12T16:50:00Z"/>
+  <w16cex:commentExtensible w16cex:durableId="26E5273A" w16cex:dateUtc="2022-07-12T16:50:00Z"/>
+  <w16cex:commentExtensible w16cex:durableId="26E5274A" w16cex:dateUtc="2022-07-12T16:50:00Z"/>
   <w16cex:commentExtensible w16cex:durableId="26E14F5E" w16cex:dateUtc="2022-09-30T15:19:00Z"/>
   <w16cex:commentExtensible w16cex:durableId="2677F0C4" w16cex:dateUtc="2022-07-12T17:08:00Z"/>
 </w16cex:commentsExtensible>
@@ -13202,6 +18214,8 @@
   <w16cid:commentId w16cid:paraId="765AA411" w16cid:durableId="26E14EB8"/>
   <w16cid:commentId w16cid:paraId="7AC3ED97" w16cid:durableId="2677DED0"/>
   <w16cid:commentId w16cid:paraId="497EA4DA" w16cid:durableId="2677ECAA"/>
+  <w16cid:commentId w16cid:paraId="7180839C" w16cid:durableId="26E5273A"/>
+  <w16cid:commentId w16cid:paraId="22F629AA" w16cid:durableId="26E5274A"/>
   <w16cid:commentId w16cid:paraId="1AA79BD5" w16cid:durableId="26E14F5E"/>
   <w16cid:commentId w16cid:paraId="793533B5" w16cid:durableId="2677F0C4"/>
 </w16cid:commentsIds>
